--- a/07-驱动电路/03-功率器件栅极驱动/IGBT栅极驱动电路/IGBT栅极驱动电路.docx
+++ b/07-驱动电路/03-功率器件栅极驱动/IGBT栅极驱动电路/IGBT栅极驱动电路.docx
@@ -2903,6 +2903,20 @@
     </w:p>
     <w:bookmarkEnd w:id="26"/>
     <w:bookmarkEnd w:id="27"/>
+    <w:p>
+      <w:pPr>
+        <w:spacing w:before="360"/>
+        <w:jc w:val="center"/>
+      </w:pPr>
+      <w:r>
+        <w:rPr>
+          <w:rFonts w:ascii="Times New Roman" w:hAnsi="Times New Roman"/>
+          <w:color w:val="555555"/>
+          <w:sz w:val="21"/>
+        </w:rPr>
+        <w:t>材料收集者：杜文杰</w:t>
+      </w:r>
+    </w:p>
     <w:sectPr>
       <w:headerReference r:id="rId9" w:type="default"/>
       <w:footerReference r:id="rId10" w:type="default"/>

--- a/07-驱动电路/03-功率器件栅极驱动/IGBT栅极驱动电路/IGBT栅极驱动电路.docx
+++ b/07-驱动电路/03-功率器件栅极驱动/IGBT栅极驱动电路/IGBT栅极驱动电路.docx
@@ -1,6 +1,6 @@
 
 <file path=word/document.xml><?xml version="1.0" encoding="utf-8"?>
-<w:document xmlns:w="http://schemas.openxmlformats.org/wordprocessingml/2006/main" xmlns:m="http://schemas.openxmlformats.org/officeDocument/2006/math" xmlns:r="http://schemas.openxmlformats.org/officeDocument/2006/relationships" xmlns:o="urn:schemas-microsoft-com:office:office" xmlns:v="urn:schemas-microsoft-com:vml" xmlns:w10="urn:schemas-microsoft-com:office:word" xmlns:a="http://schemas.openxmlformats.org/drawingml/2006/main" xmlns:pic="http://schemas.openxmlformats.org/drawingml/2006/picture" xmlns:wp="http://schemas.openxmlformats.org/drawingml/2006/wordprocessingDrawing">
+<w:document xmlns:m="http://schemas.openxmlformats.org/officeDocument/2006/math" xmlns:r="http://schemas.openxmlformats.org/officeDocument/2006/relationships" xmlns:w="http://schemas.openxmlformats.org/wordprocessingml/2006/main" xmlns:o="urn:schemas-microsoft-com:office:office" xmlns:v="urn:schemas-microsoft-com:vml" xmlns:w10="urn:schemas-microsoft-com:office:word" xmlns:a="http://schemas.openxmlformats.org/drawingml/2006/main" xmlns:pic="http://schemas.openxmlformats.org/drawingml/2006/picture" xmlns:wp="http://schemas.openxmlformats.org/drawingml/2006/wordprocessingDrawing">
   <w:body>
     <w:bookmarkStart w:id="27" w:name="igbt-栅极驱动电路"/>
     <w:p>
@@ -8,11 +8,14 @@
         <w:pStyle w:val="Heading1"/>
       </w:pPr>
       <w:r>
+        <w:rPr>
+          <w:rFonts w:eastAsia="黑体"/>
+        </w:rPr>
         <w:t xml:space="preserve">IGBT </w:t>
       </w:r>
       <w:r>
         <w:rPr>
-          <w:rFonts w:hint="eastAsia"/>
+          <w:rFonts w:hint="eastAsia" w:eastAsia="黑体"/>
         </w:rPr>
         <w:t xml:space="preserve">栅极驱动电路</w:t>
       </w:r>
@@ -24,7 +27,7 @@
       </w:pPr>
       <w:r>
         <w:rPr>
-          <w:rFonts w:hint="eastAsia"/>
+          <w:rFonts w:hint="eastAsia" w:eastAsia="黑体"/>
         </w:rPr>
         <w:t xml:space="preserve">拓扑描述</w:t>
       </w:r>
@@ -35,16 +38,19 @@
       </w:pPr>
       <w:r>
         <w:rPr>
-          <w:rFonts w:hint="eastAsia"/>
+          <w:rFonts w:hint="eastAsia" w:eastAsia="黑体"/>
         </w:rPr>
         <w:t xml:space="preserve">由</w:t>
       </w:r>
       <w:r>
+        <w:rPr>
+          <w:rFonts w:eastAsia="黑体"/>
+        </w:rPr>
         <w:t xml:space="preserve"> </w:t>
       </w:r>
       <w:r>
         <w:rPr>
-          <w:rFonts w:hint="eastAsia"/>
+          <w:rFonts w:hint="eastAsia" w:eastAsia="黑体"/>
           <w:b/>
           <w:bCs/>
         </w:rPr>
@@ -52,6 +58,7 @@
       </w:r>
       <w:r>
         <w:rPr>
+          <w:rFonts w:eastAsia="黑体"/>
           <w:b/>
           <w:bCs/>
         </w:rPr>
@@ -73,7 +80,7 @@
       </m:oMath>
       <w:r>
         <w:rPr>
-          <w:rFonts w:hint="eastAsia"/>
+          <w:rFonts w:hint="eastAsia" w:eastAsia="黑体"/>
           <w:b/>
           <w:bCs/>
         </w:rPr>
@@ -81,6 +88,7 @@
       </w:r>
       <w:r>
         <w:rPr>
+          <w:rFonts w:eastAsia="黑体"/>
           <w:b/>
           <w:bCs/>
         </w:rPr>
@@ -88,18 +96,21 @@
       </w:r>
       <w:r>
         <w:rPr>
-          <w:rFonts w:hint="eastAsia"/>
+          <w:rFonts w:hint="eastAsia" w:eastAsia="黑体"/>
           <w:b/>
           <w:bCs/>
         </w:rPr>
         <w:t xml:space="preserve">Driver）</w:t>
       </w:r>
       <w:r>
+        <w:rPr>
+          <w:rFonts w:eastAsia="黑体"/>
+        </w:rPr>
         <w:t xml:space="preserve">、</w:t>
       </w:r>
       <w:r>
         <w:rPr>
-          <w:rFonts w:hint="eastAsia"/>
+          <w:rFonts w:hint="eastAsia" w:eastAsia="黑体"/>
           <w:b/>
           <w:bCs/>
         </w:rPr>
@@ -107,6 +118,7 @@
       </w:r>
       <w:r>
         <w:rPr>
+          <w:rFonts w:eastAsia="黑体"/>
           <w:b/>
           <w:bCs/>
         </w:rPr>
@@ -127,11 +139,14 @@
         </m:sSub>
       </m:oMath>
       <w:r>
+        <w:rPr>
+          <w:rFonts w:eastAsia="黑体"/>
+        </w:rPr>
         <w:t xml:space="preserve">、</w:t>
       </w:r>
       <w:r>
         <w:rPr>
-          <w:rFonts w:hint="eastAsia"/>
+          <w:rFonts w:hint="eastAsia" w:eastAsia="黑体"/>
           <w:b/>
           <w:bCs/>
         </w:rPr>
@@ -139,6 +154,7 @@
       </w:r>
       <w:r>
         <w:rPr>
+          <w:rFonts w:eastAsia="黑体"/>
           <w:b/>
           <w:bCs/>
         </w:rPr>
@@ -162,11 +178,14 @@
         </m:sSub>
       </m:oMath>
       <w:r>
+        <w:rPr>
+          <w:rFonts w:eastAsia="黑体"/>
+        </w:rPr>
         <w:t xml:space="preserve">、</w:t>
       </w:r>
       <w:r>
         <w:rPr>
-          <w:rFonts w:hint="eastAsia"/>
+          <w:rFonts w:hint="eastAsia" w:eastAsia="黑体"/>
           <w:b/>
           <w:bCs/>
         </w:rPr>
@@ -197,6 +216,7 @@
       </m:oMath>
       <w:r>
         <w:rPr>
+          <w:rFonts w:eastAsia="黑体"/>
           <w:b/>
           <w:bCs/>
         </w:rPr>
@@ -227,26 +247,33 @@
       </m:oMath>
       <w:r>
         <w:rPr>
-          <w:rFonts w:hint="eastAsia"/>
+          <w:rFonts w:hint="eastAsia" w:eastAsia="黑体"/>
           <w:b/>
           <w:bCs/>
         </w:rPr>
         <w:t xml:space="preserve">）</w:t>
       </w:r>
       <w:r>
+        <w:rPr>
+          <w:rFonts w:eastAsia="黑体"/>
+        </w:rPr>
         <w:t xml:space="preserve"> </w:t>
       </w:r>
       <w:r>
         <w:rPr>
-          <w:rFonts w:hint="eastAsia"/>
+          <w:rFonts w:hint="eastAsia" w:eastAsia="黑体"/>
         </w:rPr>
         <w:t xml:space="preserve">与</w:t>
       </w:r>
       <w:r>
+        <w:rPr>
+          <w:rFonts w:eastAsia="黑体"/>
+        </w:rPr>
         <w:t xml:space="preserve"> </w:t>
       </w:r>
       <w:r>
         <w:rPr>
+          <w:rFonts w:eastAsia="黑体"/>
           <w:b/>
           <w:bCs/>
         </w:rPr>
@@ -254,6 +281,7 @@
       </w:r>
       <w:r>
         <w:rPr>
+          <w:rFonts w:eastAsia="黑体"/>
           <w:b/>
           <w:bCs/>
         </w:rPr>
@@ -274,26 +302,32 @@
         </m:sSub>
       </m:oMath>
       <w:r>
+        <w:rPr>
+          <w:rFonts w:eastAsia="黑体"/>
+        </w:rPr>
         <w:t xml:space="preserve"> </w:t>
       </w:r>
       <w:r>
         <w:rPr>
-          <w:rFonts w:hint="eastAsia"/>
+          <w:rFonts w:hint="eastAsia" w:eastAsia="黑体"/>
         </w:rPr>
         <w:t xml:space="preserve">组成。电路共有</w:t>
       </w:r>
       <w:r>
+        <w:rPr>
+          <w:rFonts w:eastAsia="黑体"/>
+        </w:rPr>
         <w:t xml:space="preserve"> 5 </w:t>
       </w:r>
       <w:r>
         <w:rPr>
-          <w:rFonts w:hint="eastAsia"/>
+          <w:rFonts w:hint="eastAsia" w:eastAsia="黑体"/>
         </w:rPr>
         <w:t xml:space="preserve">个关键节点：</w:t>
       </w:r>
       <w:r>
         <w:rPr>
-          <w:rFonts w:hint="eastAsia"/>
+          <w:rFonts w:hint="eastAsia" w:eastAsia="黑体"/>
           <w:b/>
           <w:bCs/>
         </w:rPr>
@@ -301,6 +335,7 @@
       </w:r>
       <w:r>
         <w:rPr>
+          <w:rFonts w:eastAsia="黑体"/>
           <w:b/>
           <w:bCs/>
         </w:rPr>
@@ -308,7 +343,7 @@
       </w:r>
       <w:r>
         <w:rPr>
-          <w:rFonts w:hint="eastAsia"/>
+          <w:rFonts w:hint="eastAsia" w:eastAsia="黑体"/>
           <w:b/>
           <w:bCs/>
         </w:rPr>
@@ -316,7 +351,7 @@
       </w:r>
       <w:r>
         <w:rPr>
-          <w:rFonts w:hint="eastAsia"/>
+          <w:rFonts w:hint="eastAsia" w:eastAsia="黑体"/>
         </w:rPr>
         <w:t xml:space="preserve">（</w:t>
       </w:r>
@@ -335,15 +370,21 @@
         </m:sSub>
       </m:oMath>
       <w:r>
+        <w:rPr>
+          <w:rFonts w:eastAsia="黑体"/>
+        </w:rPr>
         <w:t xml:space="preserve"> </w:t>
       </w:r>
       <w:r>
         <w:rPr>
-          <w:rFonts w:hint="eastAsia"/>
+          <w:rFonts w:hint="eastAsia" w:eastAsia="黑体"/>
         </w:rPr>
         <w:t xml:space="preserve">输出端与</w:t>
       </w:r>
       <w:r>
+        <w:rPr>
+          <w:rFonts w:eastAsia="黑体"/>
+        </w:rPr>
         <w:t xml:space="preserve"> </w:t>
       </w:r>
       <m:oMath>
@@ -361,17 +402,20 @@
         </m:sSub>
       </m:oMath>
       <w:r>
+        <w:rPr>
+          <w:rFonts w:eastAsia="黑体"/>
+        </w:rPr>
         <w:t xml:space="preserve"> </w:t>
       </w:r>
       <w:r>
         <w:rPr>
-          <w:rFonts w:hint="eastAsia"/>
+          <w:rFonts w:hint="eastAsia" w:eastAsia="黑体"/>
         </w:rPr>
         <w:t xml:space="preserve">一端相连）；</w:t>
       </w:r>
       <w:r>
         <w:rPr>
-          <w:rFonts w:hint="eastAsia"/>
+          <w:rFonts w:hint="eastAsia" w:eastAsia="黑体"/>
           <w:b/>
           <w:bCs/>
         </w:rPr>
@@ -379,6 +423,7 @@
       </w:r>
       <w:r>
         <w:rPr>
+          <w:rFonts w:eastAsia="黑体"/>
           <w:b/>
           <w:bCs/>
         </w:rPr>
@@ -386,7 +431,7 @@
       </w:r>
       <w:r>
         <w:rPr>
-          <w:rFonts w:hint="eastAsia"/>
+          <w:rFonts w:hint="eastAsia" w:eastAsia="黑体"/>
           <w:b/>
           <w:bCs/>
         </w:rPr>
@@ -394,6 +439,7 @@
       </w:r>
       <w:r>
         <w:rPr>
+          <w:rFonts w:eastAsia="黑体"/>
           <w:b/>
           <w:bCs/>
         </w:rPr>
@@ -401,7 +447,7 @@
       </w:r>
       <w:r>
         <w:rPr>
-          <w:rFonts w:hint="eastAsia"/>
+          <w:rFonts w:hint="eastAsia" w:eastAsia="黑体"/>
         </w:rPr>
         <w:t xml:space="preserve">（</w:t>
       </w:r>
@@ -420,24 +466,33 @@
         </m:sSub>
       </m:oMath>
       <w:r>
+        <w:rPr>
+          <w:rFonts w:eastAsia="黑体"/>
+        </w:rPr>
         <w:t xml:space="preserve"> </w:t>
       </w:r>
       <w:r>
         <w:rPr>
-          <w:rFonts w:hint="eastAsia"/>
+          <w:rFonts w:hint="eastAsia" w:eastAsia="黑体"/>
         </w:rPr>
         <w:t xml:space="preserve">另一端、IGBT</w:t>
       </w:r>
       <w:r>
+        <w:rPr>
+          <w:rFonts w:eastAsia="黑体"/>
+        </w:rPr>
         <w:t xml:space="preserve"> </w:t>
       </w:r>
       <w:r>
         <w:rPr>
-          <w:rFonts w:hint="eastAsia"/>
+          <w:rFonts w:hint="eastAsia" w:eastAsia="黑体"/>
         </w:rPr>
         <w:t xml:space="preserve">栅极</w:t>
       </w:r>
       <w:r>
+        <w:rPr>
+          <w:rFonts w:eastAsia="黑体"/>
+        </w:rPr>
         <w:t xml:space="preserve"> G、</w:t>
       </w:r>
       <m:oMath>
@@ -458,17 +513,20 @@
         </m:sSub>
       </m:oMath>
       <w:r>
+        <w:rPr>
+          <w:rFonts w:eastAsia="黑体"/>
+        </w:rPr>
         <w:t xml:space="preserve"> </w:t>
       </w:r>
       <w:r>
         <w:rPr>
-          <w:rFonts w:hint="eastAsia"/>
+          <w:rFonts w:hint="eastAsia" w:eastAsia="黑体"/>
         </w:rPr>
         <w:t xml:space="preserve">上端三者相连）；</w:t>
       </w:r>
       <w:r>
         <w:rPr>
-          <w:rFonts w:hint="eastAsia"/>
+          <w:rFonts w:hint="eastAsia" w:eastAsia="黑体"/>
           <w:b/>
           <w:bCs/>
         </w:rPr>
@@ -476,6 +534,7 @@
       </w:r>
       <w:r>
         <w:rPr>
+          <w:rFonts w:eastAsia="黑体"/>
           <w:b/>
           <w:bCs/>
         </w:rPr>
@@ -483,7 +542,7 @@
       </w:r>
       <w:r>
         <w:rPr>
-          <w:rFonts w:hint="eastAsia"/>
+          <w:rFonts w:hint="eastAsia" w:eastAsia="黑体"/>
           <w:b/>
           <w:bCs/>
         </w:rPr>
@@ -491,6 +550,7 @@
       </w:r>
       <w:r>
         <w:rPr>
+          <w:rFonts w:eastAsia="黑体"/>
           <w:b/>
           <w:bCs/>
         </w:rPr>
@@ -498,20 +558,26 @@
       </w:r>
       <w:r>
         <w:rPr>
-          <w:rFonts w:hint="eastAsia"/>
+          <w:rFonts w:hint="eastAsia" w:eastAsia="黑体"/>
         </w:rPr>
         <w:t xml:space="preserve">（IGBT</w:t>
       </w:r>
       <w:r>
+        <w:rPr>
+          <w:rFonts w:eastAsia="黑体"/>
+        </w:rPr>
         <w:t xml:space="preserve"> </w:t>
       </w:r>
       <w:r>
         <w:rPr>
-          <w:rFonts w:hint="eastAsia"/>
+          <w:rFonts w:hint="eastAsia" w:eastAsia="黑体"/>
         </w:rPr>
         <w:t xml:space="preserve">发射极</w:t>
       </w:r>
       <w:r>
+        <w:rPr>
+          <w:rFonts w:eastAsia="黑体"/>
+        </w:rPr>
         <w:t xml:space="preserve"> E、</w:t>
       </w:r>
       <m:oMath>
@@ -532,11 +598,14 @@
         </m:sSub>
       </m:oMath>
       <w:r>
+        <w:rPr>
+          <w:rFonts w:eastAsia="黑体"/>
+        </w:rPr>
         <w:t xml:space="preserve"> </w:t>
       </w:r>
       <w:r>
         <w:rPr>
-          <w:rFonts w:hint="eastAsia"/>
+          <w:rFonts w:hint="eastAsia" w:eastAsia="黑体"/>
         </w:rPr>
         <w:t xml:space="preserve">下端、</w:t>
       </w:r>
@@ -555,17 +624,20 @@
         </m:sSub>
       </m:oMath>
       <w:r>
+        <w:rPr>
+          <w:rFonts w:eastAsia="黑体"/>
+        </w:rPr>
         <w:t xml:space="preserve"> </w:t>
       </w:r>
       <w:r>
         <w:rPr>
-          <w:rFonts w:hint="eastAsia"/>
+          <w:rFonts w:hint="eastAsia" w:eastAsia="黑体"/>
         </w:rPr>
         <w:t xml:space="preserve">返回端相连，为栅极驱动基准）；</w:t>
       </w:r>
       <w:r>
         <w:rPr>
-          <w:rFonts w:hint="eastAsia"/>
+          <w:rFonts w:hint="eastAsia" w:eastAsia="黑体"/>
           <w:b/>
           <w:bCs/>
         </w:rPr>
@@ -573,6 +645,7 @@
       </w:r>
       <w:r>
         <w:rPr>
+          <w:rFonts w:eastAsia="黑体"/>
           <w:b/>
           <w:bCs/>
         </w:rPr>
@@ -580,7 +653,7 @@
       </w:r>
       <w:r>
         <w:rPr>
-          <w:rFonts w:hint="eastAsia"/>
+          <w:rFonts w:hint="eastAsia" w:eastAsia="黑体"/>
           <w:b/>
           <w:bCs/>
         </w:rPr>
@@ -588,6 +661,7 @@
       </w:r>
       <w:r>
         <w:rPr>
+          <w:rFonts w:eastAsia="黑体"/>
           <w:b/>
           <w:bCs/>
         </w:rPr>
@@ -618,7 +692,7 @@
       </m:oMath>
       <w:r>
         <w:rPr>
-          <w:rFonts w:hint="eastAsia"/>
+          <w:rFonts w:hint="eastAsia" w:eastAsia="黑体"/>
         </w:rPr>
         <w:t xml:space="preserve">（</w:t>
       </w:r>
@@ -637,17 +711,20 @@
         </m:sSub>
       </m:oMath>
       <w:r>
+        <w:rPr>
+          <w:rFonts w:eastAsia="黑体"/>
+        </w:rPr>
         <w:t xml:space="preserve"> </w:t>
       </w:r>
       <w:r>
         <w:rPr>
-          <w:rFonts w:hint="eastAsia"/>
+          <w:rFonts w:hint="eastAsia" w:eastAsia="黑体"/>
         </w:rPr>
         <w:t xml:space="preserve">正电源脚）；</w:t>
       </w:r>
       <w:r>
         <w:rPr>
-          <w:rFonts w:hint="eastAsia"/>
+          <w:rFonts w:hint="eastAsia" w:eastAsia="黑体"/>
           <w:b/>
           <w:bCs/>
         </w:rPr>
@@ -655,6 +732,7 @@
       </w:r>
       <w:r>
         <w:rPr>
+          <w:rFonts w:eastAsia="黑体"/>
           <w:b/>
           <w:bCs/>
         </w:rPr>
@@ -662,7 +740,7 @@
       </w:r>
       <w:r>
         <w:rPr>
-          <w:rFonts w:hint="eastAsia"/>
+          <w:rFonts w:hint="eastAsia" w:eastAsia="黑体"/>
           <w:b/>
           <w:bCs/>
         </w:rPr>
@@ -670,6 +748,7 @@
       </w:r>
       <w:r>
         <w:rPr>
+          <w:rFonts w:eastAsia="黑体"/>
           <w:b/>
           <w:bCs/>
         </w:rPr>
@@ -700,7 +779,7 @@
       </m:oMath>
       <w:r>
         <w:rPr>
-          <w:rFonts w:hint="eastAsia"/>
+          <w:rFonts w:hint="eastAsia" w:eastAsia="黑体"/>
         </w:rPr>
         <w:t xml:space="preserve">（</w:t>
       </w:r>
@@ -719,11 +798,14 @@
         </m:sSub>
       </m:oMath>
       <w:r>
+        <w:rPr>
+          <w:rFonts w:eastAsia="黑体"/>
+        </w:rPr>
         <w:t xml:space="preserve"> </w:t>
       </w:r>
       <w:r>
         <w:rPr>
-          <w:rFonts w:hint="eastAsia"/>
+          <w:rFonts w:hint="eastAsia" w:eastAsia="黑体"/>
         </w:rPr>
         <w:t xml:space="preserve">负电源脚，作负压关断用）。</w:t>
       </w:r>
@@ -732,7 +814,7 @@
       <w:pPr/>
       <w:r>
         <w:rPr>
-          <w:rFonts w:hint="eastAsia"/>
+          <w:rFonts w:hint="eastAsia" w:eastAsia="黑体"/>
         </w:rPr>
         <w:t xml:space="preserve">各元件管脚连接：</w:t>
       </w:r>
@@ -751,11 +833,14 @@
         </m:sSub>
       </m:oMath>
       <w:r>
+        <w:rPr>
+          <w:rFonts w:eastAsia="黑体"/>
+        </w:rPr>
         <w:t xml:space="preserve"> </w:t>
       </w:r>
       <w:r>
         <w:rPr>
-          <w:rFonts w:hint="eastAsia"/>
+          <w:rFonts w:hint="eastAsia" w:eastAsia="黑体"/>
         </w:rPr>
         <w:t xml:space="preserve">输出端接节点①、正电源脚接节点④</w:t>
       </w:r>
@@ -784,7 +869,7 @@
       </m:oMath>
       <w:r>
         <w:rPr>
-          <w:rFonts w:hint="eastAsia"/>
+          <w:rFonts w:hint="eastAsia" w:eastAsia="黑体"/>
         </w:rPr>
         <w:t xml:space="preserve">、负电源脚接节点⑤</w:t>
       </w:r>
@@ -813,7 +898,7 @@
       </m:oMath>
       <w:r>
         <w:rPr>
-          <w:rFonts w:hint="eastAsia"/>
+          <w:rFonts w:hint="eastAsia" w:eastAsia="黑体"/>
         </w:rPr>
         <w:t xml:space="preserve">、返回端接节点③发射极节点；</w:t>
       </w:r>
@@ -832,11 +917,14 @@
         </m:sSub>
       </m:oMath>
       <w:r>
+        <w:rPr>
+          <w:rFonts w:eastAsia="黑体"/>
+        </w:rPr>
         <w:t xml:space="preserve"> </w:t>
       </w:r>
       <w:r>
         <w:rPr>
-          <w:rFonts w:hint="eastAsia"/>
+          <w:rFonts w:hint="eastAsia" w:eastAsia="黑体"/>
         </w:rPr>
         <w:t xml:space="preserve">一端接节点①驱动输出节点、另一端接节点②栅极节点；</w:t>
       </w:r>
@@ -858,16 +946,20 @@
         </m:sSub>
       </m:oMath>
       <w:r>
+        <w:rPr>
+          <w:rFonts w:eastAsia="黑体"/>
+        </w:rPr>
         <w:t xml:space="preserve"> </w:t>
       </w:r>
       <w:r>
         <w:rPr>
-          <w:rFonts w:hint="eastAsia"/>
+          <w:rFonts w:hint="eastAsia" w:eastAsia="黑体"/>
         </w:rPr>
         <w:t xml:space="preserve">一端接节点②栅极节点、另一端接节点③发射极节点；</w:t>
       </w:r>
       <w:r>
         <w:rPr>
+          <w:rFonts w:eastAsia="黑体"/>
           <w:b/>
           <w:bCs/>
         </w:rPr>
@@ -875,6 +967,7 @@
       </w:r>
       <w:r>
         <w:rPr>
+          <w:rFonts w:eastAsia="黑体"/>
           <w:b/>
           <w:bCs/>
         </w:rPr>
@@ -895,38 +988,50 @@
         </m:sSub>
       </m:oMath>
       <w:r>
+        <w:rPr>
+          <w:rFonts w:eastAsia="黑体"/>
+        </w:rPr>
         <w:t xml:space="preserve"> </w:t>
       </w:r>
       <w:r>
         <w:rPr>
-          <w:rFonts w:hint="eastAsia"/>
+          <w:rFonts w:hint="eastAsia" w:eastAsia="黑体"/>
         </w:rPr>
         <w:t xml:space="preserve">的</w:t>
       </w:r>
       <w:r>
+        <w:rPr>
+          <w:rFonts w:eastAsia="黑体"/>
+        </w:rPr>
         <w:t xml:space="preserve"> G </w:t>
       </w:r>
       <w:r>
         <w:rPr>
-          <w:rFonts w:hint="eastAsia"/>
+          <w:rFonts w:hint="eastAsia" w:eastAsia="黑体"/>
         </w:rPr>
         <w:t xml:space="preserve">接节点②栅极节点、C</w:t>
       </w:r>
       <w:r>
+        <w:rPr>
+          <w:rFonts w:eastAsia="黑体"/>
+        </w:rPr>
         <w:t xml:space="preserve"> </w:t>
       </w:r>
       <w:r>
         <w:rPr>
-          <w:rFonts w:hint="eastAsia"/>
+          <w:rFonts w:hint="eastAsia" w:eastAsia="黑体"/>
         </w:rPr>
         <w:t xml:space="preserve">接功率母线（集电极接电源/负载侧）、E</w:t>
       </w:r>
       <w:r>
+        <w:rPr>
+          <w:rFonts w:eastAsia="黑体"/>
+        </w:rPr>
         <w:t xml:space="preserve"> </w:t>
       </w:r>
       <w:r>
         <w:rPr>
-          <w:rFonts w:hint="eastAsia"/>
+          <w:rFonts w:hint="eastAsia" w:eastAsia="黑体"/>
         </w:rPr>
         <w:t xml:space="preserve">接节点③发射极节点。</w:t>
       </w:r>
@@ -935,43 +1040,55 @@
       <w:pPr/>
       <w:r>
         <w:rPr>
-          <w:rFonts w:hint="eastAsia"/>
+          <w:rFonts w:hint="eastAsia" w:eastAsia="黑体"/>
         </w:rPr>
         <w:t xml:space="preserve">由此构成”驱动芯片</w:t>
       </w:r>
       <w:r>
+        <w:rPr>
+          <w:rFonts w:eastAsia="黑体"/>
+        </w:rPr>
         <w:t xml:space="preserve"> + </w:t>
       </w:r>
       <w:r>
         <w:rPr>
-          <w:rFonts w:hint="eastAsia"/>
+          <w:rFonts w:hint="eastAsia" w:eastAsia="黑体"/>
         </w:rPr>
         <w:t xml:space="preserve">栅极电阻</w:t>
       </w:r>
       <w:r>
+        <w:rPr>
+          <w:rFonts w:eastAsia="黑体"/>
+        </w:rPr>
         <w:t xml:space="preserve"> + </w:t>
       </w:r>
       <w:r>
         <w:rPr>
-          <w:rFonts w:hint="eastAsia"/>
+          <w:rFonts w:hint="eastAsia" w:eastAsia="黑体"/>
         </w:rPr>
         <w:t xml:space="preserve">栅源（发射极）下拉</w:t>
       </w:r>
       <w:r>
+        <w:rPr>
+          <w:rFonts w:eastAsia="黑体"/>
+        </w:rPr>
         <w:t xml:space="preserve"> + </w:t>
       </w:r>
       <w:r>
         <w:rPr>
-          <w:rFonts w:hint="eastAsia"/>
+          <w:rFonts w:hint="eastAsia" w:eastAsia="黑体"/>
         </w:rPr>
         <w:t xml:space="preserve">正/负偏置”的</w:t>
       </w:r>
       <w:r>
+        <w:rPr>
+          <w:rFonts w:eastAsia="黑体"/>
+        </w:rPr>
         <w:t xml:space="preserve"> IGBT </w:t>
       </w:r>
       <w:r>
         <w:rPr>
-          <w:rFonts w:hint="eastAsia"/>
+          <w:rFonts w:hint="eastAsia" w:eastAsia="黑体"/>
         </w:rPr>
         <w:t xml:space="preserve">栅极驱动组态：</w:t>
       </w:r>
@@ -990,24 +1107,33 @@
         </m:sSub>
       </m:oMath>
       <w:r>
+        <w:rPr>
+          <w:rFonts w:eastAsia="黑体"/>
+        </w:rPr>
         <w:t xml:space="preserve"> </w:t>
       </w:r>
       <w:r>
         <w:rPr>
-          <w:rFonts w:hint="eastAsia"/>
+          <w:rFonts w:hint="eastAsia" w:eastAsia="黑体"/>
         </w:rPr>
         <w:t xml:space="preserve">把控制器的低功率</w:t>
       </w:r>
       <w:r>
+        <w:rPr>
+          <w:rFonts w:eastAsia="黑体"/>
+        </w:rPr>
         <w:t xml:space="preserve"> PWM </w:t>
       </w:r>
       <w:r>
         <w:rPr>
-          <w:rFonts w:hint="eastAsia"/>
+          <w:rFonts w:hint="eastAsia" w:eastAsia="黑体"/>
         </w:rPr>
         <w:t xml:space="preserve">信号放大为大电流驱动，经</w:t>
       </w:r>
       <w:r>
+        <w:rPr>
+          <w:rFonts w:eastAsia="黑体"/>
+        </w:rPr>
         <w:t xml:space="preserve"> </w:t>
       </w:r>
       <m:oMath>
@@ -1025,15 +1151,21 @@
         </m:sSub>
       </m:oMath>
       <w:r>
+        <w:rPr>
+          <w:rFonts w:eastAsia="黑体"/>
+        </w:rPr>
         <w:t xml:space="preserve"> </w:t>
       </w:r>
       <w:r>
         <w:rPr>
-          <w:rFonts w:hint="eastAsia"/>
+          <w:rFonts w:hint="eastAsia" w:eastAsia="黑体"/>
         </w:rPr>
         <w:t xml:space="preserve">对栅极电容充放电使</w:t>
       </w:r>
       <w:r>
+        <w:rPr>
+          <w:rFonts w:eastAsia="黑体"/>
+        </w:rPr>
         <w:t xml:space="preserve"> </w:t>
       </w:r>
       <m:oMath>
@@ -1054,20 +1186,26 @@
         </m:sSub>
       </m:oMath>
       <w:r>
+        <w:rPr>
+          <w:rFonts w:eastAsia="黑体"/>
+        </w:rPr>
         <w:t xml:space="preserve"> </w:t>
       </w:r>
       <w:r>
         <w:rPr>
-          <w:rFonts w:hint="eastAsia"/>
+          <w:rFonts w:hint="eastAsia" w:eastAsia="黑体"/>
         </w:rPr>
         <w:t xml:space="preserve">在正压（开通）与关断电位间快速切换，控制</w:t>
       </w:r>
       <w:r>
+        <w:rPr>
+          <w:rFonts w:eastAsia="黑体"/>
+        </w:rPr>
         <w:t xml:space="preserve"> IGBT </w:t>
       </w:r>
       <w:r>
         <w:rPr>
-          <w:rFonts w:hint="eastAsia"/>
+          <w:rFonts w:hint="eastAsia" w:eastAsia="黑体"/>
         </w:rPr>
         <w:t xml:space="preserve">导通与关断，</w:t>
       </w:r>
@@ -1089,11 +1227,14 @@
         </m:sSub>
       </m:oMath>
       <w:r>
+        <w:rPr>
+          <w:rFonts w:eastAsia="黑体"/>
+        </w:rPr>
         <w:t xml:space="preserve"> </w:t>
       </w:r>
       <w:r>
         <w:rPr>
-          <w:rFonts w:hint="eastAsia"/>
+          <w:rFonts w:hint="eastAsia" w:eastAsia="黑体"/>
         </w:rPr>
         <w:t xml:space="preserve">防止栅极浮空，负偏置抑制米勒效应误开通。</w:t>
       </w:r>
@@ -1106,7 +1247,7 @@
       </w:pPr>
       <w:r>
         <w:rPr>
-          <w:rFonts w:hint="eastAsia"/>
+          <w:rFonts w:hint="eastAsia" w:eastAsia="黑体"/>
         </w:rPr>
         <w:t xml:space="preserve">工作原理</w:t>
       </w:r>
@@ -1117,11 +1258,14 @@
       </w:pPr>
       <w:r>
         <w:rPr>
-          <w:rFonts w:hint="eastAsia"/>
+          <w:rFonts w:hint="eastAsia" w:eastAsia="黑体"/>
         </w:rPr>
         <w:t xml:space="preserve">开通时驱动芯片向栅极电容充电，使</w:t>
       </w:r>
       <w:r>
+        <w:rPr>
+          <w:rFonts w:eastAsia="黑体"/>
+        </w:rPr>
         <w:t xml:space="preserve"> </w:t>
       </w:r>
       <m:oMath>
@@ -1142,24 +1286,33 @@
         </m:sSub>
       </m:oMath>
       <w:r>
+        <w:rPr>
+          <w:rFonts w:eastAsia="黑体"/>
+        </w:rPr>
         <w:t xml:space="preserve"> </w:t>
       </w:r>
       <w:r>
         <w:rPr>
-          <w:rFonts w:hint="eastAsia"/>
+          <w:rFonts w:hint="eastAsia" w:eastAsia="黑体"/>
         </w:rPr>
         <w:t xml:space="preserve">上升到阈值电压以上，IGBT</w:t>
       </w:r>
       <w:r>
+        <w:rPr>
+          <w:rFonts w:eastAsia="黑体"/>
+        </w:rPr>
         <w:t xml:space="preserve"> </w:t>
       </w:r>
       <w:r>
         <w:rPr>
-          <w:rFonts w:hint="eastAsia"/>
+          <w:rFonts w:hint="eastAsia" w:eastAsia="黑体"/>
         </w:rPr>
         <w:t xml:space="preserve">导通；关断时通过栅极电阻放电（或负压拉低），使</w:t>
       </w:r>
       <w:r>
+        <w:rPr>
+          <w:rFonts w:eastAsia="黑体"/>
+        </w:rPr>
         <w:t xml:space="preserve"> </w:t>
       </w:r>
       <m:oMath>
@@ -1180,20 +1333,26 @@
         </m:sSub>
       </m:oMath>
       <w:r>
+        <w:rPr>
+          <w:rFonts w:eastAsia="黑体"/>
+        </w:rPr>
         <w:t xml:space="preserve"> </w:t>
       </w:r>
       <w:r>
         <w:rPr>
-          <w:rFonts w:hint="eastAsia"/>
+          <w:rFonts w:hint="eastAsia" w:eastAsia="黑体"/>
         </w:rPr>
         <w:t xml:space="preserve">降至阈值以下，IGBT</w:t>
       </w:r>
       <w:r>
+        <w:rPr>
+          <w:rFonts w:eastAsia="黑体"/>
+        </w:rPr>
         <w:t xml:space="preserve"> </w:t>
       </w:r>
       <w:r>
         <w:rPr>
-          <w:rFonts w:hint="eastAsia"/>
+          <w:rFonts w:hint="eastAsia" w:eastAsia="黑体"/>
         </w:rPr>
         <w:t xml:space="preserve">关断。</w:t>
       </w:r>
@@ -1212,11 +1371,14 @@
         </m:sSub>
       </m:oMath>
       <w:r>
+        <w:rPr>
+          <w:rFonts w:eastAsia="黑体"/>
+        </w:rPr>
         <w:t xml:space="preserve"> </w:t>
       </w:r>
       <w:r>
         <w:rPr>
-          <w:rFonts w:hint="eastAsia"/>
+          <w:rFonts w:hint="eastAsia" w:eastAsia="黑体"/>
         </w:rPr>
         <w:t xml:space="preserve">控制充放电电流，从而调节开关速度。</w:t>
       </w:r>
@@ -1229,7 +1391,7 @@
       </w:pPr>
       <w:r>
         <w:rPr>
-          <w:rFonts w:hint="eastAsia"/>
+          <w:rFonts w:hint="eastAsia" w:eastAsia="黑体"/>
         </w:rPr>
         <w:t xml:space="preserve">关键计算公式</w:t>
       </w:r>
@@ -1243,7 +1405,7 @@
       </w:pPr>
       <w:r>
         <w:rPr>
-          <w:rFonts w:hint="eastAsia"/>
+          <w:rFonts w:hint="eastAsia" w:eastAsia="黑体"/>
         </w:rPr>
         <w:t xml:space="preserve">栅极峰值驱动电流：</w:t>
       </w:r>
@@ -1327,7 +1489,7 @@
       </w:pPr>
       <w:r>
         <w:rPr>
-          <w:rFonts w:hint="eastAsia"/>
+          <w:rFonts w:hint="eastAsia" w:eastAsia="黑体"/>
         </w:rPr>
         <w:t xml:space="preserve">栅极充放电时间常数：</w:t>
       </w:r>
@@ -1402,7 +1564,7 @@
       </w:pPr>
       <w:r>
         <w:rPr>
-          <w:rFonts w:hint="eastAsia"/>
+          <w:rFonts w:hint="eastAsia" w:eastAsia="黑体"/>
         </w:rPr>
         <w:t xml:space="preserve">栅极驱动所需电荷：</w:t>
       </w:r>
@@ -1489,7 +1651,7 @@
       </w:pPr>
       <w:r>
         <w:rPr>
-          <w:rFonts w:hint="eastAsia"/>
+          <w:rFonts w:hint="eastAsia" w:eastAsia="黑体"/>
         </w:rPr>
         <w:t xml:space="preserve">驱动平均功率：</w:t>
       </w:r>
@@ -1579,7 +1741,7 @@
       </w:pPr>
       <w:r>
         <w:rPr>
-          <w:rFonts w:hint="eastAsia"/>
+          <w:rFonts w:hint="eastAsia" w:eastAsia="黑体"/>
         </w:rPr>
         <w:t xml:space="preserve">米勒平台/开关时间近似：</w:t>
       </w:r>
@@ -1700,7 +1862,7 @@
             </w:pPr>
             <w:r>
               <w:rPr>
-                <w:rFonts w:hint="eastAsia"/>
+                <w:rFonts w:hint="eastAsia" w:eastAsia="黑体"/>
               </w:rPr>
               <w:t xml:space="preserve">符号</w:t>
             </w:r>
@@ -1714,7 +1876,7 @@
             </w:pPr>
             <w:r>
               <w:rPr>
-                <w:rFonts w:hint="eastAsia"/>
+                <w:rFonts w:hint="eastAsia" w:eastAsia="黑体"/>
               </w:rPr>
               <w:t xml:space="preserve">含义</w:t>
             </w:r>
@@ -1728,7 +1890,7 @@
             </w:pPr>
             <w:r>
               <w:rPr>
-                <w:rFonts w:hint="eastAsia"/>
+                <w:rFonts w:hint="eastAsia" w:eastAsia="黑体"/>
               </w:rPr>
               <w:t xml:space="preserve">单位</w:t>
             </w:r>
@@ -1757,6 +1919,9 @@
               </m:sSub>
             </m:oMath>
             <w:r>
+              <w:rPr>
+                <w:rFonts w:eastAsia="黑体"/>
+              </w:rPr>
               <w:t xml:space="preserve">​</w:t>
             </w:r>
           </w:p>
@@ -1769,7 +1934,7 @@
             </w:pPr>
             <w:r>
               <w:rPr>
-                <w:rFonts w:hint="eastAsia"/>
+                <w:rFonts w:hint="eastAsia" w:eastAsia="黑体"/>
               </w:rPr>
               <w:t xml:space="preserve">栅极电阻</w:t>
             </w:r>
@@ -1782,6 +1947,9 @@
               <w:pStyle w:val="Compact"/>
             </w:pPr>
             <w:r>
+              <w:rPr>
+                <w:rFonts w:eastAsia="黑体"/>
+              </w:rPr>
               <w:t xml:space="preserve">Ω</w:t>
             </w:r>
           </w:p>
@@ -1815,6 +1983,9 @@
               </m:sSub>
             </m:oMath>
             <w:r>
+              <w:rPr>
+                <w:rFonts w:eastAsia="黑体"/>
+              </w:rPr>
               <w:t xml:space="preserve">​</w:t>
             </w:r>
           </w:p>
@@ -1827,7 +1998,7 @@
             </w:pPr>
             <w:r>
               <w:rPr>
-                <w:rFonts w:hint="eastAsia"/>
+                <w:rFonts w:hint="eastAsia" w:eastAsia="黑体"/>
               </w:rPr>
               <w:t xml:space="preserve">输入电容</w:t>
             </w:r>
@@ -1840,6 +2011,9 @@
               <w:pStyle w:val="Compact"/>
             </w:pPr>
             <w:r>
+              <w:rPr>
+                <w:rFonts w:eastAsia="黑体"/>
+              </w:rPr>
               <w:t xml:space="preserve">F</w:t>
             </w:r>
           </w:p>
@@ -1867,6 +2041,9 @@
               </m:sSub>
             </m:oMath>
             <w:r>
+              <w:rPr>
+                <w:rFonts w:eastAsia="黑体"/>
+              </w:rPr>
               <w:t xml:space="preserve">​</w:t>
             </w:r>
           </w:p>
@@ -1879,7 +2056,7 @@
             </w:pPr>
             <w:r>
               <w:rPr>
-                <w:rFonts w:hint="eastAsia"/>
+                <w:rFonts w:hint="eastAsia" w:eastAsia="黑体"/>
               </w:rPr>
               <w:t xml:space="preserve">栅极总电荷</w:t>
             </w:r>
@@ -1892,6 +2069,9 @@
               <w:pStyle w:val="Compact"/>
             </w:pPr>
             <w:r>
+              <w:rPr>
+                <w:rFonts w:eastAsia="黑体"/>
+              </w:rPr>
               <w:t xml:space="preserve">C</w:t>
             </w:r>
           </w:p>
@@ -1928,6 +2108,9 @@
               </m:sSub>
             </m:oMath>
             <w:r>
+              <w:rPr>
+                <w:rFonts w:eastAsia="黑体"/>
+              </w:rPr>
               <w:t xml:space="preserve">​</w:t>
             </w:r>
           </w:p>
@@ -1940,7 +2123,7 @@
             </w:pPr>
             <w:r>
               <w:rPr>
-                <w:rFonts w:hint="eastAsia"/>
+                <w:rFonts w:hint="eastAsia" w:eastAsia="黑体"/>
               </w:rPr>
               <w:t xml:space="preserve">栅极驱动摆幅</w:t>
             </w:r>
@@ -1953,6 +2136,9 @@
               <w:pStyle w:val="Compact"/>
             </w:pPr>
             <w:r>
+              <w:rPr>
+                <w:rFonts w:eastAsia="黑体"/>
+              </w:rPr>
               <w:t xml:space="preserve">V</w:t>
             </w:r>
           </w:p>
@@ -1983,6 +2169,9 @@
               </m:sSub>
             </m:oMath>
             <w:r>
+              <w:rPr>
+                <w:rFonts w:eastAsia="黑体"/>
+              </w:rPr>
               <w:t xml:space="preserve">​</w:t>
             </w:r>
           </w:p>
@@ -1995,7 +2184,7 @@
             </w:pPr>
             <w:r>
               <w:rPr>
-                <w:rFonts w:hint="eastAsia"/>
+                <w:rFonts w:hint="eastAsia" w:eastAsia="黑体"/>
               </w:rPr>
               <w:t xml:space="preserve">开关频率</w:t>
             </w:r>
@@ -2008,6 +2197,9 @@
               <w:pStyle w:val="Compact"/>
             </w:pPr>
             <w:r>
+              <w:rPr>
+                <w:rFonts w:eastAsia="黑体"/>
+              </w:rPr>
               <w:t xml:space="preserve">Hz</w:t>
             </w:r>
           </w:p>
@@ -2035,6 +2227,9 @@
               </m:sSub>
             </m:oMath>
             <w:r>
+              <w:rPr>
+                <w:rFonts w:eastAsia="黑体"/>
+              </w:rPr>
               <w:t xml:space="preserve">​</w:t>
             </w:r>
           </w:p>
@@ -2047,7 +2242,7 @@
             </w:pPr>
             <w:r>
               <w:rPr>
-                <w:rFonts w:hint="eastAsia"/>
+                <w:rFonts w:hint="eastAsia" w:eastAsia="黑体"/>
               </w:rPr>
               <w:t xml:space="preserve">峰值驱动电流</w:t>
             </w:r>
@@ -2060,6 +2255,9 @@
               <w:pStyle w:val="Compact"/>
             </w:pPr>
             <w:r>
+              <w:rPr>
+                <w:rFonts w:eastAsia="黑体"/>
+              </w:rPr>
               <w:t xml:space="preserve">A</w:t>
             </w:r>
           </w:p>
@@ -2074,7 +2272,7 @@
       </w:pPr>
       <w:r>
         <w:rPr>
-          <w:rFonts w:hint="eastAsia"/>
+          <w:rFonts w:hint="eastAsia" w:eastAsia="黑体"/>
         </w:rPr>
         <w:t xml:space="preserve">元件调整影响</w:t>
       </w:r>
@@ -2103,6 +2301,7 @@
       </m:oMath>
       <w:r>
         <w:rPr>
+          <w:rFonts w:eastAsia="黑体"/>
           <w:b/>
           <w:bCs/>
         </w:rPr>
@@ -2110,30 +2309,39 @@
       </w:r>
       <w:r>
         <w:rPr>
-          <w:rFonts w:hint="eastAsia"/>
+          <w:rFonts w:hint="eastAsia" w:eastAsia="黑体"/>
           <w:b/>
           <w:bCs/>
         </w:rPr>
         <w:t xml:space="preserve">增大</w:t>
       </w:r>
       <w:r>
+        <w:rPr>
+          <w:rFonts w:eastAsia="黑体"/>
+        </w:rPr>
         <w:t xml:space="preserve"> </w:t>
       </w:r>
       <w:r>
+        <w:rPr>
+          <w:rFonts w:eastAsia="黑体"/>
+        </w:rPr>
         <w:t xml:space="preserve">→ </w:t>
       </w:r>
       <w:r>
         <w:rPr>
-          <w:rFonts w:hint="eastAsia"/>
+          <w:rFonts w:hint="eastAsia" w:eastAsia="黑体"/>
         </w:rPr>
         <w:t xml:space="preserve">开关速度变慢、EMI</w:t>
       </w:r>
       <w:r>
+        <w:rPr>
+          <w:rFonts w:eastAsia="黑体"/>
+        </w:rPr>
         <w:t xml:space="preserve"> </w:t>
       </w:r>
       <w:r>
         <w:rPr>
-          <w:rFonts w:hint="eastAsia"/>
+          <w:rFonts w:hint="eastAsia" w:eastAsia="黑体"/>
         </w:rPr>
         <w:t xml:space="preserve">减小，但开关损耗增大、结温上升。</w:t>
       </w:r>
@@ -2162,6 +2370,7 @@
       </m:oMath>
       <w:r>
         <w:rPr>
+          <w:rFonts w:eastAsia="黑体"/>
           <w:b/>
           <w:bCs/>
         </w:rPr>
@@ -2169,30 +2378,39 @@
       </w:r>
       <w:r>
         <w:rPr>
-          <w:rFonts w:hint="eastAsia"/>
+          <w:rFonts w:hint="eastAsia" w:eastAsia="黑体"/>
           <w:b/>
           <w:bCs/>
         </w:rPr>
         <w:t xml:space="preserve">减小</w:t>
       </w:r>
       <w:r>
+        <w:rPr>
+          <w:rFonts w:eastAsia="黑体"/>
+        </w:rPr>
         <w:t xml:space="preserve"> </w:t>
       </w:r>
       <w:r>
+        <w:rPr>
+          <w:rFonts w:eastAsia="黑体"/>
+        </w:rPr>
         <w:t xml:space="preserve">→ </w:t>
       </w:r>
       <w:r>
         <w:rPr>
-          <w:rFonts w:hint="eastAsia"/>
+          <w:rFonts w:hint="eastAsia" w:eastAsia="黑体"/>
         </w:rPr>
         <w:t xml:space="preserve">开关加快、损耗降低，但振铃、过冲和</w:t>
       </w:r>
       <w:r>
+        <w:rPr>
+          <w:rFonts w:eastAsia="黑体"/>
+        </w:rPr>
         <w:t xml:space="preserve"> EMI </w:t>
       </w:r>
       <w:r>
         <w:rPr>
-          <w:rFonts w:hint="eastAsia"/>
+          <w:rFonts w:hint="eastAsia" w:eastAsia="黑体"/>
         </w:rPr>
         <w:t xml:space="preserve">增大。</w:t>
       </w:r>
@@ -2207,21 +2425,27 @@
       </w:pPr>
       <w:r>
         <w:rPr>
-          <w:rFonts w:hint="eastAsia"/>
+          <w:rFonts w:hint="eastAsia" w:eastAsia="黑体"/>
           <w:b/>
           <w:bCs/>
         </w:rPr>
         <w:t xml:space="preserve">驱动电压升高</w:t>
       </w:r>
       <w:r>
+        <w:rPr>
+          <w:rFonts w:eastAsia="黑体"/>
+        </w:rPr>
         <w:t xml:space="preserve"> </w:t>
       </w:r>
       <w:r>
+        <w:rPr>
+          <w:rFonts w:eastAsia="黑体"/>
+        </w:rPr>
         <w:t xml:space="preserve">→ </w:t>
       </w:r>
       <w:r>
         <w:rPr>
-          <w:rFonts w:hint="eastAsia"/>
+          <w:rFonts w:hint="eastAsia" w:eastAsia="黑体"/>
         </w:rPr>
         <w:t xml:space="preserve">导通压降降低、开通加剧，过高有栅极击穿风险。</w:t>
       </w:r>
@@ -2236,7 +2460,7 @@
       </w:pPr>
       <w:r>
         <w:rPr>
-          <w:rFonts w:hint="eastAsia"/>
+          <w:rFonts w:hint="eastAsia" w:eastAsia="黑体"/>
         </w:rPr>
         <w:t xml:space="preserve">适当负关断电压可防止米勒效应引起的误开通。</w:t>
       </w:r>
@@ -2249,7 +2473,7 @@
       </w:pPr>
       <w:r>
         <w:rPr>
-          <w:rFonts w:hint="eastAsia"/>
+          <w:rFonts w:hint="eastAsia" w:eastAsia="黑体"/>
         </w:rPr>
         <w:t xml:space="preserve">典型参数示例</w:t>
       </w:r>
@@ -2264,11 +2488,14 @@
       </w:pPr>
       <w:r>
         <w:rPr>
-          <w:rFonts w:hint="eastAsia"/>
+          <w:rFonts w:hint="eastAsia" w:eastAsia="黑体"/>
         </w:rPr>
         <w:t xml:space="preserve">取</w:t>
       </w:r>
       <w:r>
+        <w:rPr>
+          <w:rFonts w:eastAsia="黑体"/>
+        </w:rPr>
         <w:t xml:space="preserve"> </w:t>
       </w:r>
       <m:oMath>
@@ -2305,6 +2532,9 @@
         </m:r>
       </m:oMath>
       <w:r>
+        <w:rPr>
+          <w:rFonts w:eastAsia="黑体"/>
+        </w:rPr>
         <w:t xml:space="preserve">、</w:t>
       </w:r>
       <m:oMath>
@@ -2350,6 +2580,9 @@
         </m:r>
       </m:oMath>
       <w:r>
+        <w:rPr>
+          <w:rFonts w:eastAsia="黑体"/>
+        </w:rPr>
         <w:t xml:space="preserve">、</w:t>
       </w:r>
       <m:oMath>
@@ -2390,7 +2623,7 @@
       </m:oMath>
       <w:r>
         <w:rPr>
-          <w:rFonts w:hint="eastAsia"/>
+          <w:rFonts w:hint="eastAsia" w:eastAsia="黑体"/>
         </w:rPr>
         <w:t xml:space="preserve">：</w:t>
       </w:r>
@@ -2510,11 +2743,14 @@
       </w:pPr>
       <w:r>
         <w:rPr>
-          <w:rFonts w:hint="eastAsia"/>
+          <w:rFonts w:hint="eastAsia" w:eastAsia="黑体"/>
         </w:rPr>
         <w:t xml:space="preserve">取</w:t>
       </w:r>
       <w:r>
+        <w:rPr>
+          <w:rFonts w:eastAsia="黑体"/>
+        </w:rPr>
         <w:t xml:space="preserve"> </w:t>
       </w:r>
       <m:oMath>
@@ -2550,6 +2786,9 @@
         </m:r>
       </m:oMath>
       <w:r>
+        <w:rPr>
+          <w:rFonts w:eastAsia="黑体"/>
+        </w:rPr>
         <w:t xml:space="preserve">、</w:t>
       </w:r>
       <m:oMath>
@@ -2593,7 +2832,7 @@
       </m:oMath>
       <w:r>
         <w:rPr>
-          <w:rFonts w:hint="eastAsia"/>
+          <w:rFonts w:hint="eastAsia" w:eastAsia="黑体"/>
         </w:rPr>
         <w:t xml:space="preserve">：</w:t>
       </w:r>
@@ -2673,6 +2912,9 @@
         </m:r>
       </m:oMath>
       <w:r>
+        <w:rPr>
+          <w:rFonts w:eastAsia="黑体"/>
+        </w:rPr>
         <w:t xml:space="preserve">。</w:t>
       </w:r>
     </w:p>
@@ -2684,7 +2926,7 @@
       </w:pPr>
       <w:r>
         <w:rPr>
-          <w:rFonts w:hint="eastAsia"/>
+          <w:rFonts w:hint="eastAsia" w:eastAsia="黑体"/>
         </w:rPr>
         <w:t xml:space="preserve">常见器件型号</w:t>
       </w:r>
@@ -2699,16 +2941,19 @@
       </w:pPr>
       <w:r>
         <w:rPr>
-          <w:rFonts w:hint="eastAsia"/>
+          <w:rFonts w:hint="eastAsia" w:eastAsia="黑体"/>
         </w:rPr>
         <w:t xml:space="preserve">驱动芯片：HCPL-316J（A316J）、TLP350、IR2110</w:t>
       </w:r>
       <w:r>
+        <w:rPr>
+          <w:rFonts w:eastAsia="黑体"/>
+        </w:rPr>
         <w:t xml:space="preserve"> </w:t>
       </w:r>
       <w:r>
         <w:rPr>
-          <w:rFonts w:hint="eastAsia"/>
+          <w:rFonts w:hint="eastAsia" w:eastAsia="黑体"/>
         </w:rPr>
         <w:t xml:space="preserve">系列。</w:t>
       </w:r>
@@ -2723,7 +2968,7 @@
       </w:pPr>
       <w:r>
         <w:rPr>
-          <w:rFonts w:hint="eastAsia"/>
+          <w:rFonts w:hint="eastAsia" w:eastAsia="黑体"/>
         </w:rPr>
         <w:t xml:space="preserve">高边/低边集成：1ED020I12-F、UCC21520。</w:t>
       </w:r>
@@ -2738,16 +2983,19 @@
       </w:pPr>
       <w:r>
         <w:rPr>
-          <w:rFonts w:hint="eastAsia"/>
+          <w:rFonts w:hint="eastAsia" w:eastAsia="黑体"/>
         </w:rPr>
         <w:t xml:space="preserve">IGBT：IKW40N120、IRG4PC50U、英飞凌</w:t>
       </w:r>
       <w:r>
+        <w:rPr>
+          <w:rFonts w:eastAsia="黑体"/>
+        </w:rPr>
         <w:t xml:space="preserve"> / </w:t>
       </w:r>
       <w:r>
         <w:rPr>
-          <w:rFonts w:hint="eastAsia"/>
+          <w:rFonts w:hint="eastAsia" w:eastAsia="黑体"/>
         </w:rPr>
         <w:t xml:space="preserve">三菱系列模块。</w:t>
       </w:r>
@@ -2760,7 +3008,7 @@
       </w:pPr>
       <w:r>
         <w:rPr>
-          <w:rFonts w:hint="eastAsia"/>
+          <w:rFonts w:hint="eastAsia" w:eastAsia="黑体"/>
         </w:rPr>
         <w:t xml:space="preserve">注意事项</w:t>
       </w:r>
@@ -2775,7 +3023,7 @@
       </w:pPr>
       <w:r>
         <w:rPr>
-          <w:rFonts w:hint="eastAsia"/>
+          <w:rFonts w:hint="eastAsia" w:eastAsia="黑体"/>
         </w:rPr>
         <w:t xml:space="preserve">栅极回路应短而粗、紧邻器件，减小寄生电感以防振铃。</w:t>
       </w:r>
@@ -2790,16 +3038,19 @@
       </w:pPr>
       <w:r>
         <w:rPr>
-          <w:rFonts w:hint="eastAsia"/>
+          <w:rFonts w:hint="eastAsia" w:eastAsia="黑体"/>
         </w:rPr>
         <w:t xml:space="preserve">集电极快速</w:t>
       </w:r>
       <w:r>
+        <w:rPr>
+          <w:rFonts w:eastAsia="黑体"/>
+        </w:rPr>
         <w:t xml:space="preserve"> dv/dt </w:t>
       </w:r>
       <w:r>
         <w:rPr>
-          <w:rFonts w:hint="eastAsia"/>
+          <w:rFonts w:hint="eastAsia" w:eastAsia="黑体"/>
         </w:rPr>
         <w:t xml:space="preserve">会经米勒电容耦合漏电，必要时加负偏置或箱位。</w:t>
       </w:r>
@@ -2814,7 +3065,7 @@
       </w:pPr>
       <w:r>
         <w:rPr>
-          <w:rFonts w:hint="eastAsia"/>
+          <w:rFonts w:hint="eastAsia" w:eastAsia="黑体"/>
         </w:rPr>
         <w:t xml:space="preserve">驱动芯片供电需去耦，隔离驱动注意原副边隔离耐压。</w:t>
       </w:r>
@@ -2829,7 +3080,7 @@
       </w:pPr>
       <w:r>
         <w:rPr>
-          <w:rFonts w:hint="eastAsia"/>
+          <w:rFonts w:hint="eastAsia" w:eastAsia="黑体"/>
         </w:rPr>
         <w:t xml:space="preserve">死区时间需大于器件关断时间，防止桥臂直通。</w:t>
       </w:r>
@@ -2842,7 +3093,7 @@
       </w:pPr>
       <w:r>
         <w:rPr>
-          <w:rFonts w:hint="eastAsia"/>
+          <w:rFonts w:hint="eastAsia" w:eastAsia="黑体"/>
         </w:rPr>
         <w:t xml:space="preserve">参考资料</w:t>
       </w:r>
@@ -2856,6 +3107,9 @@
         </w:numPr>
       </w:pPr>
       <w:r>
+        <w:rPr>
+          <w:rFonts w:eastAsia="黑体"/>
+        </w:rPr>
         <w:t xml:space="preserve">Wikipedia: Insulated-gate bipolar transistor。</w:t>
       </w:r>
     </w:p>
@@ -2869,16 +3123,19 @@
       </w:pPr>
       <w:r>
         <w:rPr>
-          <w:rFonts w:hint="eastAsia"/>
+          <w:rFonts w:hint="eastAsia" w:eastAsia="黑体"/>
         </w:rPr>
         <w:t xml:space="preserve">英飞凌应用笔记：IGBT</w:t>
       </w:r>
       <w:r>
+        <w:rPr>
+          <w:rFonts w:eastAsia="黑体"/>
+        </w:rPr>
         <w:t xml:space="preserve"> </w:t>
       </w:r>
       <w:r>
         <w:rPr>
-          <w:rFonts w:hint="eastAsia"/>
+          <w:rFonts w:hint="eastAsia" w:eastAsia="黑体"/>
         </w:rPr>
         <w:t xml:space="preserve">栅极驱动设计。</w:t>
       </w:r>
@@ -2892,11 +3149,14 @@
         </w:numPr>
       </w:pPr>
       <w:r>
+        <w:rPr>
+          <w:rFonts w:eastAsia="黑体"/>
+        </w:rPr>
         <w:t xml:space="preserve">TI / </w:t>
       </w:r>
       <w:r>
         <w:rPr>
-          <w:rFonts w:hint="eastAsia"/>
+          <w:rFonts w:hint="eastAsia" w:eastAsia="黑体"/>
         </w:rPr>
         <w:t xml:space="preserve">ADI：隔离式栅极驱动应用笔记。</w:t>
       </w:r>
@@ -2910,11 +3170,11 @@
       </w:pPr>
       <w:r>
         <w:rPr>
-          <w:rFonts w:ascii="Times New Roman" w:hAnsi="Times New Roman"/>
+          <w:rFonts w:ascii="Times New Roman" w:hAnsi="Times New Roman" w:eastAsia="黑体"/>
           <w:color w:val="555555"/>
           <w:sz w:val="21"/>
         </w:rPr>
-        <w:t>材料收集者：杜文杰</w:t>
+        <w:t>材料收集者：杜文杰，WX手机：19519196569，QQ:3478827729</w:t>
       </w:r>
     </w:p>
     <w:sectPr>
@@ -2934,7 +3194,7 @@
 </file>
 
 <file path=word/footer1.xml><?xml version="1.0" encoding="utf-8"?>
-<w:ftr xmlns:m="http://schemas.openxmlformats.org/officeDocument/2006/math" xmlns:mc="http://schemas.openxmlformats.org/markup-compatibility/2006" xmlns:mo="http://schemas.microsoft.com/office/mac/office/2008/main" xmlns:mv="urn:schemas-microsoft-com:mac:vml" xmlns:o="urn:schemas-microsoft-com:office:office" xmlns:r="http://schemas.openxmlformats.org/officeDocument/2006/relationships" xmlns:v="urn:schemas-microsoft-com:vml" xmlns:w10="urn:schemas-microsoft-com:office:word" xmlns:w14="http://schemas.microsoft.com/office/word/2010/wordml" xmlns:w="http://schemas.openxmlformats.org/wordprocessingml/2006/main" xmlns:wne="http://schemas.microsoft.com/office/word/2006/wordml" xmlns:wp14="http://schemas.microsoft.com/office/word/2010/wordprocessingDrawing" xmlns:wp="http://schemas.openxmlformats.org/drawingml/2006/wordprocessingDrawing" xmlns:wpc="http://schemas.microsoft.com/office/word/2010/wordprocessingCanvas" xmlns:wpg="http://schemas.microsoft.com/office/word/2010/wordprocessingGroup" xmlns:wpi="http://schemas.microsoft.com/office/word/2010/wordprocessingInk" xmlns:wps="http://schemas.microsoft.com/office/word/2010/wordprocessingShape" mc:Ignorable="w14 wp14">
+<w:ftr xmlns:mc="http://schemas.openxmlformats.org/markup-compatibility/2006" xmlns:w="http://schemas.openxmlformats.org/wordprocessingml/2006/main" xmlns:m="http://schemas.openxmlformats.org/officeDocument/2006/math" xmlns:mo="http://schemas.microsoft.com/office/mac/office/2008/main" xmlns:mv="urn:schemas-microsoft-com:mac:vml" xmlns:o="urn:schemas-microsoft-com:office:office" xmlns:r="http://schemas.openxmlformats.org/officeDocument/2006/relationships" xmlns:v="urn:schemas-microsoft-com:vml" xmlns:w10="urn:schemas-microsoft-com:office:word" xmlns:w14="http://schemas.microsoft.com/office/word/2010/wordml" xmlns:wne="http://schemas.microsoft.com/office/word/2006/wordml" xmlns:wp14="http://schemas.microsoft.com/office/word/2010/wordprocessingDrawing" xmlns:wp="http://schemas.openxmlformats.org/drawingml/2006/wordprocessingDrawing" xmlns:wpc="http://schemas.microsoft.com/office/word/2010/wordprocessingCanvas" xmlns:wpg="http://schemas.microsoft.com/office/word/2010/wordprocessingGroup" xmlns:wpi="http://schemas.microsoft.com/office/word/2010/wordprocessingInk" xmlns:wps="http://schemas.microsoft.com/office/word/2010/wordprocessingShape" mc:Ignorable="w14 wp14">
   <w:p>
     <w:pPr>
       <w:pStyle w:val="Footer"/>
@@ -2942,12 +3202,14 @@
     </w:pPr>
     <w:r>
       <w:rPr>
+        <w:rFonts w:eastAsia="黑体"/>
         <w:sz w:val="18"/>
       </w:rPr>
       <w:t xml:space="preserve">第 </w:t>
     </w:r>
     <w:r>
       <w:rPr>
+        <w:rFonts w:eastAsia="黑体"/>
         <w:sz w:val="18"/>
       </w:rPr>
       <w:fldChar w:fldCharType="begin"/>
@@ -2956,6 +3218,7 @@
     </w:r>
     <w:r>
       <w:rPr>
+        <w:rFonts w:eastAsia="黑体"/>
         <w:sz w:val="18"/>
       </w:rPr>
       <w:t xml:space="preserve"> 页</w:t>
@@ -2969,6 +3232,9 @@
   <w:footnote w:type="continuationSeparator" w:id="0">
     <w:p>
       <w:r>
+        <w:rPr>
+          <w:rFonts w:eastAsia="黑体"/>
+        </w:rPr>
         <w:continuationSeparator/>
       </w:r>
     </w:p>
@@ -2976,6 +3242,9 @@
   <w:footnote w:type="separator" w:id="-1">
     <w:p>
       <w:r>
+        <w:rPr>
+          <w:rFonts w:eastAsia="黑体"/>
+        </w:rPr>
         <w:separator/>
       </w:r>
     </w:p>
@@ -2984,7 +3253,7 @@
 </file>
 
 <file path=word/header1.xml><?xml version="1.0" encoding="utf-8"?>
-<w:hdr xmlns:m="http://schemas.openxmlformats.org/officeDocument/2006/math" xmlns:mc="http://schemas.openxmlformats.org/markup-compatibility/2006" xmlns:mo="http://schemas.microsoft.com/office/mac/office/2008/main" xmlns:mv="urn:schemas-microsoft-com:mac:vml" xmlns:o="urn:schemas-microsoft-com:office:office" xmlns:r="http://schemas.openxmlformats.org/officeDocument/2006/relationships" xmlns:v="urn:schemas-microsoft-com:vml" xmlns:w10="urn:schemas-microsoft-com:office:word" xmlns:w14="http://schemas.microsoft.com/office/word/2010/wordml" xmlns:w="http://schemas.openxmlformats.org/wordprocessingml/2006/main" xmlns:wne="http://schemas.microsoft.com/office/word/2006/wordml" xmlns:wp14="http://schemas.microsoft.com/office/word/2010/wordprocessingDrawing" xmlns:wp="http://schemas.openxmlformats.org/drawingml/2006/wordprocessingDrawing" xmlns:wpc="http://schemas.microsoft.com/office/word/2010/wordprocessingCanvas" xmlns:wpg="http://schemas.microsoft.com/office/word/2010/wordprocessingGroup" xmlns:wpi="http://schemas.microsoft.com/office/word/2010/wordprocessingInk" xmlns:wps="http://schemas.microsoft.com/office/word/2010/wordprocessingShape" mc:Ignorable="w14 wp14">
+<w:hdr xmlns:mc="http://schemas.openxmlformats.org/markup-compatibility/2006" xmlns:w="http://schemas.openxmlformats.org/wordprocessingml/2006/main" xmlns:m="http://schemas.openxmlformats.org/officeDocument/2006/math" xmlns:mo="http://schemas.microsoft.com/office/mac/office/2008/main" xmlns:mv="urn:schemas-microsoft-com:mac:vml" xmlns:o="urn:schemas-microsoft-com:office:office" xmlns:r="http://schemas.openxmlformats.org/officeDocument/2006/relationships" xmlns:v="urn:schemas-microsoft-com:vml" xmlns:w10="urn:schemas-microsoft-com:office:word" xmlns:w14="http://schemas.microsoft.com/office/word/2010/wordml" xmlns:wne="http://schemas.microsoft.com/office/word/2006/wordml" xmlns:wp14="http://schemas.microsoft.com/office/word/2010/wordprocessingDrawing" xmlns:wp="http://schemas.openxmlformats.org/drawingml/2006/wordprocessingDrawing" xmlns:wpc="http://schemas.microsoft.com/office/word/2010/wordprocessingCanvas" xmlns:wpg="http://schemas.microsoft.com/office/word/2010/wordprocessingGroup" xmlns:wpi="http://schemas.microsoft.com/office/word/2010/wordprocessingInk" xmlns:wps="http://schemas.microsoft.com/office/word/2010/wordprocessingShape" mc:Ignorable="w14 wp14">
   <w:p>
     <w:pPr>
       <w:pStyle w:val="Header"/>
@@ -2992,7 +3261,7 @@
     </w:pPr>
     <w:r>
       <w:rPr>
-        <w:rFonts w:ascii="Times New Roman" w:hAnsi="Times New Roman"/>
+        <w:rFonts w:ascii="Times New Roman" w:hAnsi="Times New Roman" w:eastAsia="黑体"/>
         <w:sz w:val="18"/>
         <w:rFonts w:eastAsia="黑体"/>
         <w:rFonts w:eastAsia="黑体"/>
@@ -3004,7 +3273,7 @@
 </file>
 
 <file path=word/numbering.xml><?xml version="1.0" encoding="utf-8"?>
-<w:numbering xmlns:m="http://schemas.openxmlformats.org/officeDocument/2006/math" xmlns:mc="http://schemas.openxmlformats.org/markup-compatibility/2006" xmlns:mo="http://schemas.microsoft.com/office/mac/office/2008/main" xmlns:mv="urn:schemas-microsoft-com:mac:vml" xmlns:o="urn:schemas-microsoft-com:office:office" xmlns:r="http://schemas.openxmlformats.org/officeDocument/2006/relationships" xmlns:v="urn:schemas-microsoft-com:vml" xmlns:w="http://schemas.openxmlformats.org/wordprocessingml/2006/main" xmlns:w10="urn:schemas-microsoft-com:office:word" xmlns:w14="http://schemas.microsoft.com/office/word/2010/wordml" xmlns:wne="http://schemas.microsoft.com/office/word/2006/wordml" xmlns:wp="http://schemas.openxmlformats.org/drawingml/2006/wordprocessingDrawing" xmlns:wp14="http://schemas.microsoft.com/office/word/2010/wordprocessingDrawing" xmlns:wpc="http://schemas.microsoft.com/office/word/2010/wordprocessingCanvas" xmlns:wpg="http://schemas.microsoft.com/office/word/2010/wordprocessingGroup" xmlns:wpi="http://schemas.microsoft.com/office/word/2010/wordprocessingInk" xmlns:wps="http://schemas.microsoft.com/office/word/2010/wordprocessingShape" mc:Ignorable="w14 wp14">
+<w:numbering xmlns:mc="http://schemas.openxmlformats.org/markup-compatibility/2006" xmlns:w="http://schemas.openxmlformats.org/wordprocessingml/2006/main" xmlns:m="http://schemas.openxmlformats.org/officeDocument/2006/math" xmlns:mo="http://schemas.microsoft.com/office/mac/office/2008/main" xmlns:mv="urn:schemas-microsoft-com:mac:vml" xmlns:o="urn:schemas-microsoft-com:office:office" xmlns:r="http://schemas.openxmlformats.org/officeDocument/2006/relationships" xmlns:v="urn:schemas-microsoft-com:vml" xmlns:w10="urn:schemas-microsoft-com:office:word" xmlns:w14="http://schemas.microsoft.com/office/word/2010/wordml" xmlns:wne="http://schemas.microsoft.com/office/word/2006/wordml" xmlns:wp="http://schemas.openxmlformats.org/drawingml/2006/wordprocessingDrawing" xmlns:wp14="http://schemas.microsoft.com/office/word/2010/wordprocessingDrawing" xmlns:wpc="http://schemas.microsoft.com/office/word/2010/wordprocessingCanvas" xmlns:wpg="http://schemas.microsoft.com/office/word/2010/wordprocessingGroup" xmlns:wpi="http://schemas.microsoft.com/office/word/2010/wordprocessingInk" xmlns:wps="http://schemas.microsoft.com/office/word/2010/wordprocessingShape" mc:Ignorable="w14 wp14">
   <w:abstractNum w:abstractNumId="0">
     <w:nsid w:val="FFFFFF7C"/>
     <w:multiLevelType w:val="singleLevel"/>
@@ -3091,7 +3360,7 @@
         <w:ind w:hanging="360" w:left="1440"/>
       </w:pPr>
       <w:rPr>
-        <w:rFonts w:ascii="Symbol" w:hAnsi="Symbol" w:hint="default"/>
+        <w:rFonts w:ascii="Symbol" w:hAnsi="Symbol" w:hint="default" w:eastAsia="黑体"/>
       </w:rPr>
     </w:lvl>
   </w:abstractNum>
@@ -3112,7 +3381,7 @@
         <w:ind w:hanging="360" w:left="1080"/>
       </w:pPr>
       <w:rPr>
-        <w:rFonts w:ascii="Symbol" w:hAnsi="Symbol" w:hint="default"/>
+        <w:rFonts w:ascii="Symbol" w:hAnsi="Symbol" w:hint="default" w:eastAsia="黑体"/>
       </w:rPr>
     </w:lvl>
   </w:abstractNum>
@@ -3133,7 +3402,7 @@
         <w:ind w:hanging="360" w:left="720"/>
       </w:pPr>
       <w:rPr>
-        <w:rFonts w:ascii="Symbol" w:hAnsi="Symbol" w:hint="default"/>
+        <w:rFonts w:ascii="Symbol" w:hAnsi="Symbol" w:hint="default" w:eastAsia="黑体"/>
       </w:rPr>
     </w:lvl>
   </w:abstractNum>
@@ -3172,7 +3441,7 @@
         <w:ind w:hanging="360" w:left="360"/>
       </w:pPr>
       <w:rPr>
-        <w:rFonts w:ascii="Symbol" w:hAnsi="Symbol" w:hint="default"/>
+        <w:rFonts w:ascii="Symbol" w:hAnsi="Symbol" w:hint="default" w:eastAsia="黑体"/>
       </w:rPr>
     </w:lvl>
   </w:abstractNum>
@@ -3263,7 +3532,7 @@
         <w:ind w:left="720" w:hanging="360"/>
       </w:pPr>
       <w:rPr>
-        <w:rFonts w:ascii="Symbol" w:hAnsi="Symbol" w:cs="Symbol" w:hint="default"/>
+        <w:rFonts w:ascii="Symbol" w:hAnsi="Symbol" w:cs="Symbol" w:hint="default" w:eastAsia="黑体"/>
       </w:rPr>
     </w:lvl>
     <w:lvl w:ilvl="1">
@@ -3274,7 +3543,7 @@
         <w:ind w:left="1440" w:hanging="360"/>
       </w:pPr>
       <w:rPr>
-        <w:rFonts w:ascii="Courier New" w:hAnsi="Courier New" w:cs="Courier New" w:hint="default"/>
+        <w:rFonts w:ascii="Courier New" w:hAnsi="Courier New" w:cs="Courier New" w:hint="default" w:eastAsia="黑体"/>
       </w:rPr>
     </w:lvl>
     <w:lvl w:ilvl="2">
@@ -3285,7 +3554,7 @@
         <w:ind w:left="2160" w:hanging="360"/>
       </w:pPr>
       <w:rPr>
-        <w:rFonts w:ascii="Wingdings" w:hAnsi="Wingdings" w:cs="Wingdings" w:hint="default"/>
+        <w:rFonts w:ascii="Wingdings" w:hAnsi="Wingdings" w:cs="Wingdings" w:hint="default" w:eastAsia="黑体"/>
       </w:rPr>
     </w:lvl>
     <w:lvl w:ilvl="3">
@@ -3296,7 +3565,7 @@
         <w:ind w:left="2880" w:hanging="360"/>
       </w:pPr>
       <w:rPr>
-        <w:rFonts w:ascii="Symbol" w:hAnsi="Symbol" w:cs="Symbol" w:hint="default"/>
+        <w:rFonts w:ascii="Symbol" w:hAnsi="Symbol" w:cs="Symbol" w:hint="default" w:eastAsia="黑体"/>
       </w:rPr>
     </w:lvl>
     <w:lvl w:ilvl="4">
@@ -3307,7 +3576,7 @@
         <w:ind w:left="3600" w:hanging="360"/>
       </w:pPr>
       <w:rPr>
-        <w:rFonts w:ascii="Courier New" w:hAnsi="Courier New" w:cs="Courier New" w:hint="default"/>
+        <w:rFonts w:ascii="Courier New" w:hAnsi="Courier New" w:cs="Courier New" w:hint="default" w:eastAsia="黑体"/>
       </w:rPr>
     </w:lvl>
     <w:lvl w:ilvl="5">
@@ -3318,7 +3587,7 @@
         <w:ind w:left="4320" w:hanging="360"/>
       </w:pPr>
       <w:rPr>
-        <w:rFonts w:ascii="Wingdings" w:hAnsi="Wingdings" w:cs="Wingdings" w:hint="default"/>
+        <w:rFonts w:ascii="Wingdings" w:hAnsi="Wingdings" w:cs="Wingdings" w:hint="default" w:eastAsia="黑体"/>
       </w:rPr>
     </w:lvl>
     <w:lvl w:ilvl="6">
@@ -3329,7 +3598,7 @@
         <w:ind w:left="5040" w:hanging="360"/>
       </w:pPr>
       <w:rPr>
-        <w:rFonts w:ascii="Symbol" w:hAnsi="Symbol" w:cs="Symbol" w:hint="default"/>
+        <w:rFonts w:ascii="Symbol" w:hAnsi="Symbol" w:cs="Symbol" w:hint="default" w:eastAsia="黑体"/>
       </w:rPr>
     </w:lvl>
     <w:lvl w:ilvl="7">
@@ -3340,7 +3609,7 @@
         <w:ind w:left="5760" w:hanging="360"/>
       </w:pPr>
       <w:rPr>
-        <w:rFonts w:ascii="Courier New" w:hAnsi="Courier New" w:cs="Courier New" w:hint="default"/>
+        <w:rFonts w:ascii="Courier New" w:hAnsi="Courier New" w:cs="Courier New" w:hint="default" w:eastAsia="黑体"/>
       </w:rPr>
     </w:lvl>
     <w:lvl w:ilvl="8">
@@ -3351,7 +3620,7 @@
         <w:ind w:left="6480" w:hanging="360"/>
       </w:pPr>
       <w:rPr>
-        <w:rFonts w:ascii="Wingdings" w:hAnsi="Wingdings" w:cs="Wingdings" w:hint="default"/>
+        <w:rFonts w:ascii="Wingdings" w:hAnsi="Wingdings" w:cs="Wingdings" w:hint="default" w:eastAsia="黑体"/>
       </w:rPr>
     </w:lvl>
   </w:abstractNum>
@@ -3407,11 +3676,11 @@
 </file>
 
 <file path=word/styles.xml><?xml version="1.0" encoding="utf-8"?>
-<w:styles xmlns:mc="http://schemas.openxmlformats.org/markup-compatibility/2006" xmlns:r="http://schemas.openxmlformats.org/officeDocument/2006/relationships" xmlns:w="http://schemas.openxmlformats.org/wordprocessingml/2006/main" xmlns:w14="http://schemas.microsoft.com/office/word/2010/wordml" mc:Ignorable="w14">
+<w:styles xmlns:mc="http://schemas.openxmlformats.org/markup-compatibility/2006" xmlns:w="http://schemas.openxmlformats.org/wordprocessingml/2006/main" xmlns:r="http://schemas.openxmlformats.org/officeDocument/2006/relationships" xmlns:w14="http://schemas.microsoft.com/office/word/2010/wordml" mc:Ignorable="w14">
   <w:docDefaults>
     <w:rPrDefault>
       <w:rPr>
-        <w:rFonts w:asciiTheme="minorHAnsi" w:cstheme="minorBidi" w:eastAsiaTheme="minorEastAsia" w:hAnsiTheme="minorHAnsi"/>
+        <w:rFonts w:asciiTheme="minorHAnsi" w:cstheme="minorBidi" w:hAnsiTheme="minorHAnsi" w:eastAsia="黑体"/>
         <w:sz w:val="22"/>
         <w:szCs w:val="22"/>
         <w:lang w:bidi="ar-SA" w:eastAsia="en-US" w:val="en-US"/>
@@ -3633,7 +3902,7 @@
       <w:outlineLvl w:val="0"/>
     </w:pPr>
     <w:rPr>
-      <w:rFonts w:ascii="Times New Roman" w:asciiTheme="majorHAnsi" w:cstheme="majorBidi" w:eastAsia="黑体" w:eastAsiaTheme="majorEastAsia" w:hAnsi="Times New Roman" w:hAnsiTheme="majorHAnsi"/>
+      <w:rFonts w:ascii="Times New Roman" w:asciiTheme="majorHAnsi" w:cstheme="majorBidi" w:eastAsia="黑体" w:hAnsi="Times New Roman" w:hAnsiTheme="majorHAnsi"/>
       <w:b/>
       <w:bCs/>
       <w:color w:val="1F3864"/>
@@ -3657,7 +3926,7 @@
       <w:outlineLvl w:val="1"/>
     </w:pPr>
     <w:rPr>
-      <w:rFonts w:ascii="Times New Roman" w:asciiTheme="majorHAnsi" w:cstheme="majorBidi" w:eastAsia="黑体" w:eastAsiaTheme="majorEastAsia" w:hAnsi="Times New Roman" w:hAnsiTheme="majorHAnsi"/>
+      <w:rFonts w:ascii="Times New Roman" w:asciiTheme="majorHAnsi" w:cstheme="majorBidi" w:eastAsia="黑体" w:hAnsi="Times New Roman" w:hAnsiTheme="majorHAnsi"/>
       <w:b/>
       <w:bCs/>
       <w:color w:val="2E4E7E"/>
@@ -3681,7 +3950,7 @@
       <w:outlineLvl w:val="2"/>
     </w:pPr>
     <w:rPr>
-      <w:rFonts w:ascii="Times New Roman" w:asciiTheme="majorHAnsi" w:cstheme="majorBidi" w:eastAsia="黑体" w:eastAsiaTheme="majorEastAsia" w:hAnsi="Times New Roman" w:hAnsiTheme="majorHAnsi"/>
+      <w:rFonts w:ascii="Times New Roman" w:asciiTheme="majorHAnsi" w:cstheme="majorBidi" w:eastAsia="黑体" w:hAnsi="Times New Roman" w:hAnsiTheme="majorHAnsi"/>
       <w:b/>
       <w:bCs/>
       <w:color w:val="2E4E7E"/>
@@ -3705,7 +3974,7 @@
       <w:outlineLvl w:val="3"/>
     </w:pPr>
     <w:rPr>
-      <w:rFonts w:ascii="Times New Roman" w:asciiTheme="majorHAnsi" w:cstheme="majorBidi" w:eastAsia="黑体" w:eastAsiaTheme="majorEastAsia" w:hAnsi="Times New Roman" w:hAnsiTheme="majorHAnsi"/>
+      <w:rFonts w:ascii="Times New Roman" w:asciiTheme="majorHAnsi" w:cstheme="majorBidi" w:eastAsia="黑体" w:hAnsi="Times New Roman" w:hAnsiTheme="majorHAnsi"/>
       <w:b/>
       <w:bCs/>
       <w:i/>
@@ -3731,7 +4000,7 @@
       <w:outlineLvl w:val="4"/>
     </w:pPr>
     <w:rPr>
-      <w:rFonts w:ascii="Times New Roman" w:asciiTheme="majorHAnsi" w:cstheme="majorBidi" w:eastAsia="黑体" w:eastAsiaTheme="majorEastAsia" w:hAnsi="Times New Roman" w:hAnsiTheme="majorHAnsi"/>
+      <w:rFonts w:ascii="Times New Roman" w:asciiTheme="majorHAnsi" w:cstheme="majorBidi" w:eastAsia="黑体" w:hAnsi="Times New Roman" w:hAnsiTheme="majorHAnsi"/>
       <w:b/>
       <w:color w:val="333333"/>
       <w:sz w:val="22"/>
@@ -3754,7 +4023,7 @@
       <w:outlineLvl w:val="5"/>
     </w:pPr>
     <w:rPr>
-      <w:rFonts w:asciiTheme="majorHAnsi" w:cstheme="majorBidi" w:eastAsiaTheme="majorEastAsia" w:hAnsiTheme="majorHAnsi"/>
+      <w:rFonts w:asciiTheme="majorHAnsi" w:cstheme="majorBidi" w:hAnsiTheme="majorHAnsi" w:eastAsia="黑体"/>
       <w:i/>
       <w:iCs/>
       <w:color w:themeColor="accent1" w:themeShade="7F" w:val="243F60"/>
@@ -3777,7 +4046,7 @@
       <w:outlineLvl w:val="6"/>
     </w:pPr>
     <w:rPr>
-      <w:rFonts w:asciiTheme="majorHAnsi" w:cstheme="majorBidi" w:eastAsiaTheme="majorEastAsia" w:hAnsiTheme="majorHAnsi"/>
+      <w:rFonts w:asciiTheme="majorHAnsi" w:cstheme="majorBidi" w:hAnsiTheme="majorHAnsi" w:eastAsia="黑体"/>
       <w:i/>
       <w:iCs/>
       <w:color w:themeColor="text1" w:themeTint="BF" w:val="404040"/>
@@ -3800,7 +4069,7 @@
       <w:outlineLvl w:val="7"/>
     </w:pPr>
     <w:rPr>
-      <w:rFonts w:asciiTheme="majorHAnsi" w:cstheme="majorBidi" w:eastAsiaTheme="majorEastAsia" w:hAnsiTheme="majorHAnsi"/>
+      <w:rFonts w:asciiTheme="majorHAnsi" w:cstheme="majorBidi" w:hAnsiTheme="majorHAnsi" w:eastAsia="黑体"/>
       <w:color w:themeColor="accent1" w:val="4F81BD"/>
       <w:sz w:val="20"/>
       <w:szCs w:val="20"/>
@@ -3823,7 +4092,7 @@
       <w:outlineLvl w:val="8"/>
     </w:pPr>
     <w:rPr>
-      <w:rFonts w:asciiTheme="majorHAnsi" w:cstheme="majorBidi" w:eastAsiaTheme="majorEastAsia" w:hAnsiTheme="majorHAnsi"/>
+      <w:rFonts w:asciiTheme="majorHAnsi" w:cstheme="majorBidi" w:hAnsiTheme="majorHAnsi" w:eastAsia="黑体"/>
       <w:i/>
       <w:iCs/>
       <w:color w:themeColor="text1" w:themeTint="BF" w:val="404040"/>
@@ -3874,7 +4143,7 @@
     <w:uiPriority w:val="9"/>
     <w:rsid w:val="00FC693F"/>
     <w:rPr>
-      <w:rFonts w:asciiTheme="majorHAnsi" w:cstheme="majorBidi" w:eastAsiaTheme="majorEastAsia" w:hAnsiTheme="majorHAnsi"/>
+      <w:rFonts w:asciiTheme="majorHAnsi" w:cstheme="majorBidi" w:hAnsiTheme="majorHAnsi" w:eastAsia="黑体"/>
       <w:b/>
       <w:bCs/>
       <w:color w:themeColor="accent1" w:themeShade="BF" w:val="365F91"/>
@@ -3889,7 +4158,7 @@
     <w:uiPriority w:val="9"/>
     <w:rsid w:val="00FC693F"/>
     <w:rPr>
-      <w:rFonts w:asciiTheme="majorHAnsi" w:cstheme="majorBidi" w:eastAsiaTheme="majorEastAsia" w:hAnsiTheme="majorHAnsi"/>
+      <w:rFonts w:asciiTheme="majorHAnsi" w:cstheme="majorBidi" w:hAnsiTheme="majorHAnsi" w:eastAsia="黑体"/>
       <w:b/>
       <w:bCs/>
       <w:color w:themeColor="accent1" w:val="4F81BD"/>
@@ -3904,7 +4173,7 @@
     <w:uiPriority w:val="9"/>
     <w:rsid w:val="00FC693F"/>
     <w:rPr>
-      <w:rFonts w:asciiTheme="majorHAnsi" w:cstheme="majorBidi" w:eastAsiaTheme="majorEastAsia" w:hAnsiTheme="majorHAnsi"/>
+      <w:rFonts w:asciiTheme="majorHAnsi" w:cstheme="majorBidi" w:hAnsiTheme="majorHAnsi" w:eastAsia="黑体"/>
       <w:b/>
       <w:bCs/>
       <w:color w:themeColor="accent1" w:val="4F81BD"/>
@@ -3927,7 +4196,7 @@
       <w:contextualSpacing/>
     </w:pPr>
     <w:rPr>
-      <w:rFonts w:ascii="Times New Roman" w:asciiTheme="majorHAnsi" w:cstheme="majorBidi" w:eastAsia="黑体" w:eastAsiaTheme="majorEastAsia" w:hAnsi="Times New Roman" w:hAnsiTheme="majorHAnsi"/>
+      <w:rFonts w:ascii="Times New Roman" w:asciiTheme="majorHAnsi" w:cstheme="majorBidi" w:eastAsia="黑体" w:hAnsi="Times New Roman" w:hAnsiTheme="majorHAnsi"/>
       <w:b/>
       <w:color w:val="1F3864"/>
       <w:spacing w:val="5"/>
@@ -3943,7 +4212,7 @@
     <w:uiPriority w:val="10"/>
     <w:rsid w:val="00FC693F"/>
     <w:rPr>
-      <w:rFonts w:asciiTheme="majorHAnsi" w:cstheme="majorBidi" w:eastAsiaTheme="majorEastAsia" w:hAnsiTheme="majorHAnsi"/>
+      <w:rFonts w:asciiTheme="majorHAnsi" w:cstheme="majorBidi" w:hAnsiTheme="majorHAnsi" w:eastAsia="黑体"/>
       <w:color w:themeColor="text2" w:themeShade="BF" w:val="17365D"/>
       <w:spacing w:val="5"/>
       <w:kern w:val="28"/>
@@ -3965,7 +4234,7 @@
       </w:numPr>
     </w:pPr>
     <w:rPr>
-      <w:rFonts w:asciiTheme="majorHAnsi" w:cstheme="majorBidi" w:eastAsiaTheme="majorEastAsia" w:hAnsiTheme="majorHAnsi"/>
+      <w:rFonts w:asciiTheme="majorHAnsi" w:cstheme="majorBidi" w:hAnsiTheme="majorHAnsi" w:eastAsia="黑体"/>
       <w:i/>
       <w:iCs/>
       <w:color w:themeColor="accent1" w:val="4F81BD"/>
@@ -3981,7 +4250,7 @@
     <w:uiPriority w:val="11"/>
     <w:rsid w:val="00FC693F"/>
     <w:rPr>
-      <w:rFonts w:asciiTheme="majorHAnsi" w:cstheme="majorBidi" w:eastAsiaTheme="majorEastAsia" w:hAnsiTheme="majorHAnsi"/>
+      <w:rFonts w:asciiTheme="majorHAnsi" w:cstheme="majorBidi" w:hAnsiTheme="majorHAnsi" w:eastAsia="黑体"/>
       <w:i/>
       <w:iCs/>
       <w:color w:themeColor="accent1" w:val="4F81BD"/>
@@ -4048,6 +4317,7 @@
       <w:spacing w:after="120"/>
     </w:pPr>
     <w:rPr>
+      <w:rFonts w:eastAsia="黑体"/>
       <w:sz w:val="16"/>
       <w:szCs w:val="16"/>
     </w:rPr>
@@ -4059,6 +4329,7 @@
     <w:uiPriority w:val="99"/>
     <w:rsid w:val="00AA1D8D"/>
     <w:rPr>
+      <w:rFonts w:eastAsia="黑体"/>
       <w:sz w:val="16"/>
       <w:szCs w:val="16"/>
     </w:rPr>
@@ -4228,7 +4499,7 @@
       </w:tabs>
     </w:pPr>
     <w:rPr>
-      <w:rFonts w:ascii="Courier" w:hAnsi="Courier"/>
+      <w:rFonts w:ascii="Courier" w:hAnsi="Courier" w:eastAsia="黑体"/>
       <w:sz w:val="20"/>
       <w:szCs w:val="20"/>
     </w:rPr>
@@ -4240,7 +4511,7 @@
     <w:uiPriority w:val="99"/>
     <w:rsid w:val="0029639D"/>
     <w:rPr>
-      <w:rFonts w:ascii="Courier" w:hAnsi="Courier"/>
+      <w:rFonts w:ascii="Courier" w:hAnsi="Courier" w:eastAsia="黑体"/>
       <w:sz w:val="20"/>
       <w:szCs w:val="20"/>
     </w:rPr>
@@ -4276,6 +4547,7 @@
     <w:uiPriority w:val="29"/>
     <w:rsid w:val="00FC693F"/>
     <w:rPr>
+      <w:rFonts w:eastAsia="黑体"/>
       <w:i/>
       <w:iCs/>
       <w:color w:themeColor="text1" w:val="000000"/>
@@ -4289,7 +4561,7 @@
     <w:semiHidden/>
     <w:rsid w:val="00FC693F"/>
     <w:rPr>
-      <w:rFonts w:asciiTheme="majorHAnsi" w:cstheme="majorBidi" w:eastAsiaTheme="majorEastAsia" w:hAnsiTheme="majorHAnsi"/>
+      <w:rFonts w:asciiTheme="majorHAnsi" w:cstheme="majorBidi" w:hAnsiTheme="majorHAnsi" w:eastAsia="黑体"/>
       <w:b/>
       <w:bCs/>
       <w:i/>
@@ -4305,7 +4577,7 @@
     <w:semiHidden/>
     <w:rsid w:val="00FC693F"/>
     <w:rPr>
-      <w:rFonts w:asciiTheme="majorHAnsi" w:cstheme="majorBidi" w:eastAsiaTheme="majorEastAsia" w:hAnsiTheme="majorHAnsi"/>
+      <w:rFonts w:asciiTheme="majorHAnsi" w:cstheme="majorBidi" w:hAnsiTheme="majorHAnsi" w:eastAsia="黑体"/>
       <w:color w:themeColor="accent1" w:themeShade="7F" w:val="243F60"/>
     </w:rPr>
   </w:style>
@@ -4317,7 +4589,7 @@
     <w:semiHidden/>
     <w:rsid w:val="00FC693F"/>
     <w:rPr>
-      <w:rFonts w:asciiTheme="majorHAnsi" w:cstheme="majorBidi" w:eastAsiaTheme="majorEastAsia" w:hAnsiTheme="majorHAnsi"/>
+      <w:rFonts w:asciiTheme="majorHAnsi" w:cstheme="majorBidi" w:hAnsiTheme="majorHAnsi" w:eastAsia="黑体"/>
       <w:i/>
       <w:iCs/>
       <w:color w:themeColor="accent1" w:themeShade="7F" w:val="243F60"/>
@@ -4331,7 +4603,7 @@
     <w:semiHidden/>
     <w:rsid w:val="00FC693F"/>
     <w:rPr>
-      <w:rFonts w:asciiTheme="majorHAnsi" w:cstheme="majorBidi" w:eastAsiaTheme="majorEastAsia" w:hAnsiTheme="majorHAnsi"/>
+      <w:rFonts w:asciiTheme="majorHAnsi" w:cstheme="majorBidi" w:hAnsiTheme="majorHAnsi" w:eastAsia="黑体"/>
       <w:i/>
       <w:iCs/>
       <w:color w:themeColor="text1" w:themeTint="BF" w:val="404040"/>
@@ -4345,7 +4617,7 @@
     <w:semiHidden/>
     <w:rsid w:val="00FC693F"/>
     <w:rPr>
-      <w:rFonts w:asciiTheme="majorHAnsi" w:cstheme="majorBidi" w:eastAsiaTheme="majorEastAsia" w:hAnsiTheme="majorHAnsi"/>
+      <w:rFonts w:asciiTheme="majorHAnsi" w:cstheme="majorBidi" w:hAnsiTheme="majorHAnsi" w:eastAsia="黑体"/>
       <w:color w:themeColor="accent1" w:val="4F81BD"/>
       <w:sz w:val="20"/>
       <w:szCs w:val="20"/>
@@ -4359,7 +4631,7 @@
     <w:semiHidden/>
     <w:rsid w:val="00FC693F"/>
     <w:rPr>
-      <w:rFonts w:asciiTheme="majorHAnsi" w:cstheme="majorBidi" w:eastAsiaTheme="majorEastAsia" w:hAnsiTheme="majorHAnsi"/>
+      <w:rFonts w:asciiTheme="majorHAnsi" w:cstheme="majorBidi" w:hAnsiTheme="majorHAnsi" w:eastAsia="黑体"/>
       <w:i/>
       <w:iCs/>
       <w:color w:themeColor="text1" w:themeTint="BF" w:val="404040"/>
@@ -4380,6 +4652,7 @@
       <w:spacing w:line="240" w:lineRule="auto"/>
     </w:pPr>
     <w:rPr>
+      <w:rFonts w:eastAsia="黑体"/>
       <w:b/>
       <w:bCs/>
       <w:color w:themeColor="accent1" w:val="4F81BD"/>
@@ -4394,6 +4667,7 @@
     <w:qFormat/>
     <w:rsid w:val="00FC693F"/>
     <w:rPr>
+      <w:rFonts w:eastAsia="黑体"/>
       <w:b/>
       <w:bCs/>
     </w:rPr>
@@ -4405,6 +4679,7 @@
     <w:qFormat/>
     <w:rsid w:val="00FC693F"/>
     <w:rPr>
+      <w:rFonts w:eastAsia="黑体"/>
       <w:i/>
       <w:iCs/>
     </w:rPr>
@@ -4425,6 +4700,7 @@
       <w:ind w:left="936" w:right="936"/>
     </w:pPr>
     <w:rPr>
+      <w:rFonts w:eastAsia="黑体"/>
       <w:b/>
       <w:bCs/>
       <w:i/>
@@ -4439,6 +4715,7 @@
     <w:uiPriority w:val="30"/>
     <w:rsid w:val="00FC693F"/>
     <w:rPr>
+      <w:rFonts w:eastAsia="黑体"/>
       <w:b/>
       <w:bCs/>
       <w:i/>
@@ -4453,6 +4730,7 @@
     <w:qFormat/>
     <w:rsid w:val="00FC693F"/>
     <w:rPr>
+      <w:rFonts w:eastAsia="黑体"/>
       <w:i/>
       <w:iCs/>
       <w:color w:themeColor="text1" w:themeTint="7F" w:val="808080"/>
@@ -4465,6 +4743,7 @@
     <w:qFormat/>
     <w:rsid w:val="00FC693F"/>
     <w:rPr>
+      <w:rFonts w:eastAsia="黑体"/>
       <w:b/>
       <w:bCs/>
       <w:i/>
@@ -4479,6 +4758,7 @@
     <w:qFormat/>
     <w:rsid w:val="00FC693F"/>
     <w:rPr>
+      <w:rFonts w:eastAsia="黑体"/>
       <w:smallCaps/>
       <w:color w:themeColor="accent2" w:val="C0504D"/>
       <w:u w:val="single"/>
@@ -4491,6 +4771,7 @@
     <w:qFormat/>
     <w:rsid w:val="00FC693F"/>
     <w:rPr>
+      <w:rFonts w:eastAsia="黑体"/>
       <w:b/>
       <w:bCs/>
       <w:smallCaps/>
@@ -4506,6 +4787,7 @@
     <w:qFormat/>
     <w:rsid w:val="00FC693F"/>
     <w:rPr>
+      <w:rFonts w:eastAsia="黑体"/>
       <w:b/>
       <w:bCs/>
       <w:smallCaps/>
@@ -4560,6 +4842,7 @@
       <w:spacing w:after="0" w:line="240" w:lineRule="auto"/>
     </w:pPr>
     <w:rPr>
+      <w:rFonts w:eastAsia="黑体"/>
       <w:color w:themeColor="text1" w:themeShade="BF" w:val="000000"/>
     </w:rPr>
     <w:tblPr>
@@ -4582,6 +4865,7 @@
         <w:spacing w:after="0" w:before="0" w:line="240" w:lineRule="auto"/>
       </w:pPr>
       <w:rPr>
+        <w:rFonts w:eastAsia="黑体"/>
         <w:b/>
         <w:bCs/>
       </w:rPr>
@@ -4602,6 +4886,7 @@
         <w:spacing w:after="0" w:before="0" w:line="240" w:lineRule="auto"/>
       </w:pPr>
       <w:rPr>
+        <w:rFonts w:eastAsia="黑体"/>
         <w:b/>
         <w:bCs/>
       </w:rPr>
@@ -4619,12 +4904,14 @@
     </w:tblStylePr>
     <w:tblStylePr w:type="firstCol">
       <w:rPr>
+        <w:rFonts w:eastAsia="黑体"/>
         <w:b/>
         <w:bCs/>
       </w:rPr>
     </w:tblStylePr>
     <w:tblStylePr w:type="lastCol">
       <w:rPr>
+        <w:rFonts w:eastAsia="黑体"/>
         <w:b/>
         <w:bCs/>
       </w:rPr>
@@ -4663,6 +4950,7 @@
       <w:spacing w:after="0" w:line="240" w:lineRule="auto"/>
     </w:pPr>
     <w:rPr>
+      <w:rFonts w:eastAsia="黑体"/>
       <w:color w:themeColor="accent1" w:themeShade="BF" w:val="365F91"/>
     </w:rPr>
     <w:tblPr>
@@ -4685,6 +4973,7 @@
         <w:spacing w:after="0" w:before="0" w:line="240" w:lineRule="auto"/>
       </w:pPr>
       <w:rPr>
+        <w:rFonts w:eastAsia="黑体"/>
         <w:b/>
         <w:bCs/>
       </w:rPr>
@@ -4705,6 +4994,7 @@
         <w:spacing w:after="0" w:before="0" w:line="240" w:lineRule="auto"/>
       </w:pPr>
       <w:rPr>
+        <w:rFonts w:eastAsia="黑体"/>
         <w:b/>
         <w:bCs/>
       </w:rPr>
@@ -4722,12 +5012,14 @@
     </w:tblStylePr>
     <w:tblStylePr w:type="firstCol">
       <w:rPr>
+        <w:rFonts w:eastAsia="黑体"/>
         <w:b/>
         <w:bCs/>
       </w:rPr>
     </w:tblStylePr>
     <w:tblStylePr w:type="lastCol">
       <w:rPr>
+        <w:rFonts w:eastAsia="黑体"/>
         <w:b/>
         <w:bCs/>
       </w:rPr>
@@ -4766,6 +5058,7 @@
       <w:spacing w:after="0" w:line="240" w:lineRule="auto"/>
     </w:pPr>
     <w:rPr>
+      <w:rFonts w:eastAsia="黑体"/>
       <w:color w:themeColor="accent2" w:themeShade="BF" w:val="943634"/>
     </w:rPr>
     <w:tblPr>
@@ -4788,6 +5081,7 @@
         <w:spacing w:after="0" w:before="0" w:line="240" w:lineRule="auto"/>
       </w:pPr>
       <w:rPr>
+        <w:rFonts w:eastAsia="黑体"/>
         <w:b/>
         <w:bCs/>
       </w:rPr>
@@ -4808,6 +5102,7 @@
         <w:spacing w:after="0" w:before="0" w:line="240" w:lineRule="auto"/>
       </w:pPr>
       <w:rPr>
+        <w:rFonts w:eastAsia="黑体"/>
         <w:b/>
         <w:bCs/>
       </w:rPr>
@@ -4825,12 +5120,14 @@
     </w:tblStylePr>
     <w:tblStylePr w:type="firstCol">
       <w:rPr>
+        <w:rFonts w:eastAsia="黑体"/>
         <w:b/>
         <w:bCs/>
       </w:rPr>
     </w:tblStylePr>
     <w:tblStylePr w:type="lastCol">
       <w:rPr>
+        <w:rFonts w:eastAsia="黑体"/>
         <w:b/>
         <w:bCs/>
       </w:rPr>
@@ -4869,6 +5166,7 @@
       <w:spacing w:after="0" w:line="240" w:lineRule="auto"/>
     </w:pPr>
     <w:rPr>
+      <w:rFonts w:eastAsia="黑体"/>
       <w:color w:themeColor="accent3" w:themeShade="BF" w:val="76923C"/>
     </w:rPr>
     <w:tblPr>
@@ -4891,6 +5189,7 @@
         <w:spacing w:after="0" w:before="0" w:line="240" w:lineRule="auto"/>
       </w:pPr>
       <w:rPr>
+        <w:rFonts w:eastAsia="黑体"/>
         <w:b/>
         <w:bCs/>
       </w:rPr>
@@ -4911,6 +5210,7 @@
         <w:spacing w:after="0" w:before="0" w:line="240" w:lineRule="auto"/>
       </w:pPr>
       <w:rPr>
+        <w:rFonts w:eastAsia="黑体"/>
         <w:b/>
         <w:bCs/>
       </w:rPr>
@@ -4928,12 +5228,14 @@
     </w:tblStylePr>
     <w:tblStylePr w:type="firstCol">
       <w:rPr>
+        <w:rFonts w:eastAsia="黑体"/>
         <w:b/>
         <w:bCs/>
       </w:rPr>
     </w:tblStylePr>
     <w:tblStylePr w:type="lastCol">
       <w:rPr>
+        <w:rFonts w:eastAsia="黑体"/>
         <w:b/>
         <w:bCs/>
       </w:rPr>
@@ -4972,6 +5274,7 @@
       <w:spacing w:after="0" w:line="240" w:lineRule="auto"/>
     </w:pPr>
     <w:rPr>
+      <w:rFonts w:eastAsia="黑体"/>
       <w:color w:themeColor="accent4" w:themeShade="BF" w:val="5F497A"/>
     </w:rPr>
     <w:tblPr>
@@ -4994,6 +5297,7 @@
         <w:spacing w:after="0" w:before="0" w:line="240" w:lineRule="auto"/>
       </w:pPr>
       <w:rPr>
+        <w:rFonts w:eastAsia="黑体"/>
         <w:b/>
         <w:bCs/>
       </w:rPr>
@@ -5014,6 +5318,7 @@
         <w:spacing w:after="0" w:before="0" w:line="240" w:lineRule="auto"/>
       </w:pPr>
       <w:rPr>
+        <w:rFonts w:eastAsia="黑体"/>
         <w:b/>
         <w:bCs/>
       </w:rPr>
@@ -5031,12 +5336,14 @@
     </w:tblStylePr>
     <w:tblStylePr w:type="firstCol">
       <w:rPr>
+        <w:rFonts w:eastAsia="黑体"/>
         <w:b/>
         <w:bCs/>
       </w:rPr>
     </w:tblStylePr>
     <w:tblStylePr w:type="lastCol">
       <w:rPr>
+        <w:rFonts w:eastAsia="黑体"/>
         <w:b/>
         <w:bCs/>
       </w:rPr>
@@ -5075,6 +5382,7 @@
       <w:spacing w:after="0" w:line="240" w:lineRule="auto"/>
     </w:pPr>
     <w:rPr>
+      <w:rFonts w:eastAsia="黑体"/>
       <w:color w:themeColor="accent5" w:themeShade="BF" w:val="31849B"/>
     </w:rPr>
     <w:tblPr>
@@ -5097,6 +5405,7 @@
         <w:spacing w:after="0" w:before="0" w:line="240" w:lineRule="auto"/>
       </w:pPr>
       <w:rPr>
+        <w:rFonts w:eastAsia="黑体"/>
         <w:b/>
         <w:bCs/>
       </w:rPr>
@@ -5117,6 +5426,7 @@
         <w:spacing w:after="0" w:before="0" w:line="240" w:lineRule="auto"/>
       </w:pPr>
       <w:rPr>
+        <w:rFonts w:eastAsia="黑体"/>
         <w:b/>
         <w:bCs/>
       </w:rPr>
@@ -5134,12 +5444,14 @@
     </w:tblStylePr>
     <w:tblStylePr w:type="firstCol">
       <w:rPr>
+        <w:rFonts w:eastAsia="黑体"/>
         <w:b/>
         <w:bCs/>
       </w:rPr>
     </w:tblStylePr>
     <w:tblStylePr w:type="lastCol">
       <w:rPr>
+        <w:rFonts w:eastAsia="黑体"/>
         <w:b/>
         <w:bCs/>
       </w:rPr>
@@ -5178,6 +5490,7 @@
       <w:spacing w:after="0" w:line="240" w:lineRule="auto"/>
     </w:pPr>
     <w:rPr>
+      <w:rFonts w:eastAsia="黑体"/>
       <w:color w:themeColor="accent6" w:themeShade="BF" w:val="E36C0A"/>
     </w:rPr>
     <w:tblPr>
@@ -5200,6 +5513,7 @@
         <w:spacing w:after="0" w:before="0" w:line="240" w:lineRule="auto"/>
       </w:pPr>
       <w:rPr>
+        <w:rFonts w:eastAsia="黑体"/>
         <w:b/>
         <w:bCs/>
       </w:rPr>
@@ -5220,6 +5534,7 @@
         <w:spacing w:after="0" w:before="0" w:line="240" w:lineRule="auto"/>
       </w:pPr>
       <w:rPr>
+        <w:rFonts w:eastAsia="黑体"/>
         <w:b/>
         <w:bCs/>
       </w:rPr>
@@ -5237,12 +5552,14 @@
     </w:tblStylePr>
     <w:tblStylePr w:type="firstCol">
       <w:rPr>
+        <w:rFonts w:eastAsia="黑体"/>
         <w:b/>
         <w:bCs/>
       </w:rPr>
     </w:tblStylePr>
     <w:tblStylePr w:type="lastCol">
       <w:rPr>
+        <w:rFonts w:eastAsia="黑体"/>
         <w:b/>
         <w:bCs/>
       </w:rPr>
@@ -5302,6 +5619,7 @@
         <w:spacing w:after="0" w:before="0" w:line="240" w:lineRule="auto"/>
       </w:pPr>
       <w:rPr>
+        <w:rFonts w:eastAsia="黑体"/>
         <w:b/>
         <w:bCs/>
         <w:color w:themeColor="background1" w:val="FFFFFF"/>
@@ -5316,6 +5634,7 @@
         <w:spacing w:after="0" w:before="0" w:line="240" w:lineRule="auto"/>
       </w:pPr>
       <w:rPr>
+        <w:rFonts w:eastAsia="黑体"/>
         <w:b/>
         <w:bCs/>
       </w:rPr>
@@ -5331,12 +5650,14 @@
     </w:tblStylePr>
     <w:tblStylePr w:type="firstCol">
       <w:rPr>
+        <w:rFonts w:eastAsia="黑体"/>
         <w:b/>
         <w:bCs/>
       </w:rPr>
     </w:tblStylePr>
     <w:tblStylePr w:type="lastCol">
       <w:rPr>
+        <w:rFonts w:eastAsia="黑体"/>
         <w:b/>
         <w:bCs/>
       </w:rPr>
@@ -5394,6 +5715,7 @@
         <w:spacing w:after="0" w:before="0" w:line="240" w:lineRule="auto"/>
       </w:pPr>
       <w:rPr>
+        <w:rFonts w:eastAsia="黑体"/>
         <w:b/>
         <w:bCs/>
         <w:color w:themeColor="background1" w:val="FFFFFF"/>
@@ -5408,6 +5730,7 @@
         <w:spacing w:after="0" w:before="0" w:line="240" w:lineRule="auto"/>
       </w:pPr>
       <w:rPr>
+        <w:rFonts w:eastAsia="黑体"/>
         <w:b/>
         <w:bCs/>
       </w:rPr>
@@ -5423,12 +5746,14 @@
     </w:tblStylePr>
     <w:tblStylePr w:type="firstCol">
       <w:rPr>
+        <w:rFonts w:eastAsia="黑体"/>
         <w:b/>
         <w:bCs/>
       </w:rPr>
     </w:tblStylePr>
     <w:tblStylePr w:type="lastCol">
       <w:rPr>
+        <w:rFonts w:eastAsia="黑体"/>
         <w:b/>
         <w:bCs/>
       </w:rPr>
@@ -5486,6 +5811,7 @@
         <w:spacing w:after="0" w:before="0" w:line="240" w:lineRule="auto"/>
       </w:pPr>
       <w:rPr>
+        <w:rFonts w:eastAsia="黑体"/>
         <w:b/>
         <w:bCs/>
         <w:color w:themeColor="background1" w:val="FFFFFF"/>
@@ -5500,6 +5826,7 @@
         <w:spacing w:after="0" w:before="0" w:line="240" w:lineRule="auto"/>
       </w:pPr>
       <w:rPr>
+        <w:rFonts w:eastAsia="黑体"/>
         <w:b/>
         <w:bCs/>
       </w:rPr>
@@ -5515,12 +5842,14 @@
     </w:tblStylePr>
     <w:tblStylePr w:type="firstCol">
       <w:rPr>
+        <w:rFonts w:eastAsia="黑体"/>
         <w:b/>
         <w:bCs/>
       </w:rPr>
     </w:tblStylePr>
     <w:tblStylePr w:type="lastCol">
       <w:rPr>
+        <w:rFonts w:eastAsia="黑体"/>
         <w:b/>
         <w:bCs/>
       </w:rPr>
@@ -5578,6 +5907,7 @@
         <w:spacing w:after="0" w:before="0" w:line="240" w:lineRule="auto"/>
       </w:pPr>
       <w:rPr>
+        <w:rFonts w:eastAsia="黑体"/>
         <w:b/>
         <w:bCs/>
         <w:color w:themeColor="background1" w:val="FFFFFF"/>
@@ -5592,6 +5922,7 @@
         <w:spacing w:after="0" w:before="0" w:line="240" w:lineRule="auto"/>
       </w:pPr>
       <w:rPr>
+        <w:rFonts w:eastAsia="黑体"/>
         <w:b/>
         <w:bCs/>
       </w:rPr>
@@ -5607,12 +5938,14 @@
     </w:tblStylePr>
     <w:tblStylePr w:type="firstCol">
       <w:rPr>
+        <w:rFonts w:eastAsia="黑体"/>
         <w:b/>
         <w:bCs/>
       </w:rPr>
     </w:tblStylePr>
     <w:tblStylePr w:type="lastCol">
       <w:rPr>
+        <w:rFonts w:eastAsia="黑体"/>
         <w:b/>
         <w:bCs/>
       </w:rPr>
@@ -5670,6 +6003,7 @@
         <w:spacing w:after="0" w:before="0" w:line="240" w:lineRule="auto"/>
       </w:pPr>
       <w:rPr>
+        <w:rFonts w:eastAsia="黑体"/>
         <w:b/>
         <w:bCs/>
         <w:color w:themeColor="background1" w:val="FFFFFF"/>
@@ -5684,6 +6018,7 @@
         <w:spacing w:after="0" w:before="0" w:line="240" w:lineRule="auto"/>
       </w:pPr>
       <w:rPr>
+        <w:rFonts w:eastAsia="黑体"/>
         <w:b/>
         <w:bCs/>
       </w:rPr>
@@ -5699,12 +6034,14 @@
     </w:tblStylePr>
     <w:tblStylePr w:type="firstCol">
       <w:rPr>
+        <w:rFonts w:eastAsia="黑体"/>
         <w:b/>
         <w:bCs/>
       </w:rPr>
     </w:tblStylePr>
     <w:tblStylePr w:type="lastCol">
       <w:rPr>
+        <w:rFonts w:eastAsia="黑体"/>
         <w:b/>
         <w:bCs/>
       </w:rPr>
@@ -5762,6 +6099,7 @@
         <w:spacing w:after="0" w:before="0" w:line="240" w:lineRule="auto"/>
       </w:pPr>
       <w:rPr>
+        <w:rFonts w:eastAsia="黑体"/>
         <w:b/>
         <w:bCs/>
         <w:color w:themeColor="background1" w:val="FFFFFF"/>
@@ -5776,6 +6114,7 @@
         <w:spacing w:after="0" w:before="0" w:line="240" w:lineRule="auto"/>
       </w:pPr>
       <w:rPr>
+        <w:rFonts w:eastAsia="黑体"/>
         <w:b/>
         <w:bCs/>
       </w:rPr>
@@ -5791,12 +6130,14 @@
     </w:tblStylePr>
     <w:tblStylePr w:type="firstCol">
       <w:rPr>
+        <w:rFonts w:eastAsia="黑体"/>
         <w:b/>
         <w:bCs/>
       </w:rPr>
     </w:tblStylePr>
     <w:tblStylePr w:type="lastCol">
       <w:rPr>
+        <w:rFonts w:eastAsia="黑体"/>
         <w:b/>
         <w:bCs/>
       </w:rPr>
@@ -5854,6 +6195,7 @@
         <w:spacing w:after="0" w:before="0" w:line="240" w:lineRule="auto"/>
       </w:pPr>
       <w:rPr>
+        <w:rFonts w:eastAsia="黑体"/>
         <w:b/>
         <w:bCs/>
         <w:color w:themeColor="background1" w:val="FFFFFF"/>
@@ -5868,6 +6210,7 @@
         <w:spacing w:after="0" w:before="0" w:line="240" w:lineRule="auto"/>
       </w:pPr>
       <w:rPr>
+        <w:rFonts w:eastAsia="黑体"/>
         <w:b/>
         <w:bCs/>
       </w:rPr>
@@ -5883,12 +6226,14 @@
     </w:tblStylePr>
     <w:tblStylePr w:type="firstCol">
       <w:rPr>
+        <w:rFonts w:eastAsia="黑体"/>
         <w:b/>
         <w:bCs/>
       </w:rPr>
     </w:tblStylePr>
     <w:tblStylePr w:type="lastCol">
       <w:rPr>
+        <w:rFonts w:eastAsia="黑体"/>
         <w:b/>
         <w:bCs/>
       </w:rPr>
@@ -5948,7 +6293,7 @@
         <w:spacing w:after="0" w:before="0" w:line="240" w:lineRule="auto"/>
       </w:pPr>
       <w:rPr>
-        <w:rFonts w:asciiTheme="majorHAnsi" w:cstheme="majorBidi" w:eastAsiaTheme="majorEastAsia" w:hAnsiTheme="majorHAnsi"/>
+        <w:rFonts w:asciiTheme="majorHAnsi" w:cstheme="majorBidi" w:hAnsiTheme="majorHAnsi" w:eastAsia="黑体"/>
         <w:b/>
         <w:bCs/>
       </w:rPr>
@@ -5969,7 +6314,7 @@
         <w:spacing w:after="0" w:before="0" w:line="240" w:lineRule="auto"/>
       </w:pPr>
       <w:rPr>
-        <w:rFonts w:asciiTheme="majorHAnsi" w:cstheme="majorBidi" w:eastAsiaTheme="majorEastAsia" w:hAnsiTheme="majorHAnsi"/>
+        <w:rFonts w:asciiTheme="majorHAnsi" w:cstheme="majorBidi" w:hAnsiTheme="majorHAnsi" w:eastAsia="黑体"/>
         <w:b/>
         <w:bCs/>
       </w:rPr>
@@ -5987,14 +6332,14 @@
     </w:tblStylePr>
     <w:tblStylePr w:type="firstCol">
       <w:rPr>
-        <w:rFonts w:asciiTheme="majorHAnsi" w:cstheme="majorBidi" w:eastAsiaTheme="majorEastAsia" w:hAnsiTheme="majorHAnsi"/>
+        <w:rFonts w:asciiTheme="majorHAnsi" w:cstheme="majorBidi" w:hAnsiTheme="majorHAnsi" w:eastAsia="黑体"/>
         <w:b/>
         <w:bCs/>
       </w:rPr>
     </w:tblStylePr>
     <w:tblStylePr w:type="lastCol">
       <w:rPr>
-        <w:rFonts w:asciiTheme="majorHAnsi" w:cstheme="majorBidi" w:eastAsiaTheme="majorEastAsia" w:hAnsiTheme="majorHAnsi"/>
+        <w:rFonts w:asciiTheme="majorHAnsi" w:cstheme="majorBidi" w:hAnsiTheme="majorHAnsi" w:eastAsia="黑体"/>
         <w:b/>
         <w:bCs/>
       </w:rPr>
@@ -6078,7 +6423,7 @@
         <w:spacing w:after="0" w:before="0" w:line="240" w:lineRule="auto"/>
       </w:pPr>
       <w:rPr>
-        <w:rFonts w:asciiTheme="majorHAnsi" w:cstheme="majorBidi" w:eastAsiaTheme="majorEastAsia" w:hAnsiTheme="majorHAnsi"/>
+        <w:rFonts w:asciiTheme="majorHAnsi" w:cstheme="majorBidi" w:hAnsiTheme="majorHAnsi" w:eastAsia="黑体"/>
         <w:b/>
         <w:bCs/>
       </w:rPr>
@@ -6099,7 +6444,7 @@
         <w:spacing w:after="0" w:before="0" w:line="240" w:lineRule="auto"/>
       </w:pPr>
       <w:rPr>
-        <w:rFonts w:asciiTheme="majorHAnsi" w:cstheme="majorBidi" w:eastAsiaTheme="majorEastAsia" w:hAnsiTheme="majorHAnsi"/>
+        <w:rFonts w:asciiTheme="majorHAnsi" w:cstheme="majorBidi" w:hAnsiTheme="majorHAnsi" w:eastAsia="黑体"/>
         <w:b/>
         <w:bCs/>
       </w:rPr>
@@ -6117,14 +6462,14 @@
     </w:tblStylePr>
     <w:tblStylePr w:type="firstCol">
       <w:rPr>
-        <w:rFonts w:asciiTheme="majorHAnsi" w:cstheme="majorBidi" w:eastAsiaTheme="majorEastAsia" w:hAnsiTheme="majorHAnsi"/>
+        <w:rFonts w:asciiTheme="majorHAnsi" w:cstheme="majorBidi" w:hAnsiTheme="majorHAnsi" w:eastAsia="黑体"/>
         <w:b/>
         <w:bCs/>
       </w:rPr>
     </w:tblStylePr>
     <w:tblStylePr w:type="lastCol">
       <w:rPr>
-        <w:rFonts w:asciiTheme="majorHAnsi" w:cstheme="majorBidi" w:eastAsiaTheme="majorEastAsia" w:hAnsiTheme="majorHAnsi"/>
+        <w:rFonts w:asciiTheme="majorHAnsi" w:cstheme="majorBidi" w:hAnsiTheme="majorHAnsi" w:eastAsia="黑体"/>
         <w:b/>
         <w:bCs/>
       </w:rPr>
@@ -6208,7 +6553,7 @@
         <w:spacing w:after="0" w:before="0" w:line="240" w:lineRule="auto"/>
       </w:pPr>
       <w:rPr>
-        <w:rFonts w:asciiTheme="majorHAnsi" w:cstheme="majorBidi" w:eastAsiaTheme="majorEastAsia" w:hAnsiTheme="majorHAnsi"/>
+        <w:rFonts w:asciiTheme="majorHAnsi" w:cstheme="majorBidi" w:hAnsiTheme="majorHAnsi" w:eastAsia="黑体"/>
         <w:b/>
         <w:bCs/>
       </w:rPr>
@@ -6229,7 +6574,7 @@
         <w:spacing w:after="0" w:before="0" w:line="240" w:lineRule="auto"/>
       </w:pPr>
       <w:rPr>
-        <w:rFonts w:asciiTheme="majorHAnsi" w:cstheme="majorBidi" w:eastAsiaTheme="majorEastAsia" w:hAnsiTheme="majorHAnsi"/>
+        <w:rFonts w:asciiTheme="majorHAnsi" w:cstheme="majorBidi" w:hAnsiTheme="majorHAnsi" w:eastAsia="黑体"/>
         <w:b/>
         <w:bCs/>
       </w:rPr>
@@ -6247,14 +6592,14 @@
     </w:tblStylePr>
     <w:tblStylePr w:type="firstCol">
       <w:rPr>
-        <w:rFonts w:asciiTheme="majorHAnsi" w:cstheme="majorBidi" w:eastAsiaTheme="majorEastAsia" w:hAnsiTheme="majorHAnsi"/>
+        <w:rFonts w:asciiTheme="majorHAnsi" w:cstheme="majorBidi" w:hAnsiTheme="majorHAnsi" w:eastAsia="黑体"/>
         <w:b/>
         <w:bCs/>
       </w:rPr>
     </w:tblStylePr>
     <w:tblStylePr w:type="lastCol">
       <w:rPr>
-        <w:rFonts w:asciiTheme="majorHAnsi" w:cstheme="majorBidi" w:eastAsiaTheme="majorEastAsia" w:hAnsiTheme="majorHAnsi"/>
+        <w:rFonts w:asciiTheme="majorHAnsi" w:cstheme="majorBidi" w:hAnsiTheme="majorHAnsi" w:eastAsia="黑体"/>
         <w:b/>
         <w:bCs/>
       </w:rPr>
@@ -6338,7 +6683,7 @@
         <w:spacing w:after="0" w:before="0" w:line="240" w:lineRule="auto"/>
       </w:pPr>
       <w:rPr>
-        <w:rFonts w:asciiTheme="majorHAnsi" w:cstheme="majorBidi" w:eastAsiaTheme="majorEastAsia" w:hAnsiTheme="majorHAnsi"/>
+        <w:rFonts w:asciiTheme="majorHAnsi" w:cstheme="majorBidi" w:hAnsiTheme="majorHAnsi" w:eastAsia="黑体"/>
         <w:b/>
         <w:bCs/>
       </w:rPr>
@@ -6359,7 +6704,7 @@
         <w:spacing w:after="0" w:before="0" w:line="240" w:lineRule="auto"/>
       </w:pPr>
       <w:rPr>
-        <w:rFonts w:asciiTheme="majorHAnsi" w:cstheme="majorBidi" w:eastAsiaTheme="majorEastAsia" w:hAnsiTheme="majorHAnsi"/>
+        <w:rFonts w:asciiTheme="majorHAnsi" w:cstheme="majorBidi" w:hAnsiTheme="majorHAnsi" w:eastAsia="黑体"/>
         <w:b/>
         <w:bCs/>
       </w:rPr>
@@ -6377,14 +6722,14 @@
     </w:tblStylePr>
     <w:tblStylePr w:type="firstCol">
       <w:rPr>
-        <w:rFonts w:asciiTheme="majorHAnsi" w:cstheme="majorBidi" w:eastAsiaTheme="majorEastAsia" w:hAnsiTheme="majorHAnsi"/>
+        <w:rFonts w:asciiTheme="majorHAnsi" w:cstheme="majorBidi" w:hAnsiTheme="majorHAnsi" w:eastAsia="黑体"/>
         <w:b/>
         <w:bCs/>
       </w:rPr>
     </w:tblStylePr>
     <w:tblStylePr w:type="lastCol">
       <w:rPr>
-        <w:rFonts w:asciiTheme="majorHAnsi" w:cstheme="majorBidi" w:eastAsiaTheme="majorEastAsia" w:hAnsiTheme="majorHAnsi"/>
+        <w:rFonts w:asciiTheme="majorHAnsi" w:cstheme="majorBidi" w:hAnsiTheme="majorHAnsi" w:eastAsia="黑体"/>
         <w:b/>
         <w:bCs/>
       </w:rPr>
@@ -6468,7 +6813,7 @@
         <w:spacing w:after="0" w:before="0" w:line="240" w:lineRule="auto"/>
       </w:pPr>
       <w:rPr>
-        <w:rFonts w:asciiTheme="majorHAnsi" w:cstheme="majorBidi" w:eastAsiaTheme="majorEastAsia" w:hAnsiTheme="majorHAnsi"/>
+        <w:rFonts w:asciiTheme="majorHAnsi" w:cstheme="majorBidi" w:hAnsiTheme="majorHAnsi" w:eastAsia="黑体"/>
         <w:b/>
         <w:bCs/>
       </w:rPr>
@@ -6489,7 +6834,7 @@
         <w:spacing w:after="0" w:before="0" w:line="240" w:lineRule="auto"/>
       </w:pPr>
       <w:rPr>
-        <w:rFonts w:asciiTheme="majorHAnsi" w:cstheme="majorBidi" w:eastAsiaTheme="majorEastAsia" w:hAnsiTheme="majorHAnsi"/>
+        <w:rFonts w:asciiTheme="majorHAnsi" w:cstheme="majorBidi" w:hAnsiTheme="majorHAnsi" w:eastAsia="黑体"/>
         <w:b/>
         <w:bCs/>
       </w:rPr>
@@ -6507,14 +6852,14 @@
     </w:tblStylePr>
     <w:tblStylePr w:type="firstCol">
       <w:rPr>
-        <w:rFonts w:asciiTheme="majorHAnsi" w:cstheme="majorBidi" w:eastAsiaTheme="majorEastAsia" w:hAnsiTheme="majorHAnsi"/>
+        <w:rFonts w:asciiTheme="majorHAnsi" w:cstheme="majorBidi" w:hAnsiTheme="majorHAnsi" w:eastAsia="黑体"/>
         <w:b/>
         <w:bCs/>
       </w:rPr>
     </w:tblStylePr>
     <w:tblStylePr w:type="lastCol">
       <w:rPr>
-        <w:rFonts w:asciiTheme="majorHAnsi" w:cstheme="majorBidi" w:eastAsiaTheme="majorEastAsia" w:hAnsiTheme="majorHAnsi"/>
+        <w:rFonts w:asciiTheme="majorHAnsi" w:cstheme="majorBidi" w:hAnsiTheme="majorHAnsi" w:eastAsia="黑体"/>
         <w:b/>
         <w:bCs/>
       </w:rPr>
@@ -6598,7 +6943,7 @@
         <w:spacing w:after="0" w:before="0" w:line="240" w:lineRule="auto"/>
       </w:pPr>
       <w:rPr>
-        <w:rFonts w:asciiTheme="majorHAnsi" w:cstheme="majorBidi" w:eastAsiaTheme="majorEastAsia" w:hAnsiTheme="majorHAnsi"/>
+        <w:rFonts w:asciiTheme="majorHAnsi" w:cstheme="majorBidi" w:hAnsiTheme="majorHAnsi" w:eastAsia="黑体"/>
         <w:b/>
         <w:bCs/>
       </w:rPr>
@@ -6619,7 +6964,7 @@
         <w:spacing w:after="0" w:before="0" w:line="240" w:lineRule="auto"/>
       </w:pPr>
       <w:rPr>
-        <w:rFonts w:asciiTheme="majorHAnsi" w:cstheme="majorBidi" w:eastAsiaTheme="majorEastAsia" w:hAnsiTheme="majorHAnsi"/>
+        <w:rFonts w:asciiTheme="majorHAnsi" w:cstheme="majorBidi" w:hAnsiTheme="majorHAnsi" w:eastAsia="黑体"/>
         <w:b/>
         <w:bCs/>
       </w:rPr>
@@ -6637,14 +6982,14 @@
     </w:tblStylePr>
     <w:tblStylePr w:type="firstCol">
       <w:rPr>
-        <w:rFonts w:asciiTheme="majorHAnsi" w:cstheme="majorBidi" w:eastAsiaTheme="majorEastAsia" w:hAnsiTheme="majorHAnsi"/>
+        <w:rFonts w:asciiTheme="majorHAnsi" w:cstheme="majorBidi" w:hAnsiTheme="majorHAnsi" w:eastAsia="黑体"/>
         <w:b/>
         <w:bCs/>
       </w:rPr>
     </w:tblStylePr>
     <w:tblStylePr w:type="lastCol">
       <w:rPr>
-        <w:rFonts w:asciiTheme="majorHAnsi" w:cstheme="majorBidi" w:eastAsiaTheme="majorEastAsia" w:hAnsiTheme="majorHAnsi"/>
+        <w:rFonts w:asciiTheme="majorHAnsi" w:cstheme="majorBidi" w:hAnsiTheme="majorHAnsi" w:eastAsia="黑体"/>
         <w:b/>
         <w:bCs/>
       </w:rPr>
@@ -6728,7 +7073,7 @@
         <w:spacing w:after="0" w:before="0" w:line="240" w:lineRule="auto"/>
       </w:pPr>
       <w:rPr>
-        <w:rFonts w:asciiTheme="majorHAnsi" w:cstheme="majorBidi" w:eastAsiaTheme="majorEastAsia" w:hAnsiTheme="majorHAnsi"/>
+        <w:rFonts w:asciiTheme="majorHAnsi" w:cstheme="majorBidi" w:hAnsiTheme="majorHAnsi" w:eastAsia="黑体"/>
         <w:b/>
         <w:bCs/>
       </w:rPr>
@@ -6749,7 +7094,7 @@
         <w:spacing w:after="0" w:before="0" w:line="240" w:lineRule="auto"/>
       </w:pPr>
       <w:rPr>
-        <w:rFonts w:asciiTheme="majorHAnsi" w:cstheme="majorBidi" w:eastAsiaTheme="majorEastAsia" w:hAnsiTheme="majorHAnsi"/>
+        <w:rFonts w:asciiTheme="majorHAnsi" w:cstheme="majorBidi" w:hAnsiTheme="majorHAnsi" w:eastAsia="黑体"/>
         <w:b/>
         <w:bCs/>
       </w:rPr>
@@ -6767,14 +7112,14 @@
     </w:tblStylePr>
     <w:tblStylePr w:type="firstCol">
       <w:rPr>
-        <w:rFonts w:asciiTheme="majorHAnsi" w:cstheme="majorBidi" w:eastAsiaTheme="majorEastAsia" w:hAnsiTheme="majorHAnsi"/>
+        <w:rFonts w:asciiTheme="majorHAnsi" w:cstheme="majorBidi" w:hAnsiTheme="majorHAnsi" w:eastAsia="黑体"/>
         <w:b/>
         <w:bCs/>
       </w:rPr>
     </w:tblStylePr>
     <w:tblStylePr w:type="lastCol">
       <w:rPr>
-        <w:rFonts w:asciiTheme="majorHAnsi" w:cstheme="majorBidi" w:eastAsiaTheme="majorEastAsia" w:hAnsiTheme="majorHAnsi"/>
+        <w:rFonts w:asciiTheme="majorHAnsi" w:cstheme="majorBidi" w:hAnsiTheme="majorHAnsi" w:eastAsia="黑体"/>
         <w:b/>
         <w:bCs/>
       </w:rPr>
@@ -6857,6 +7202,7 @@
         <w:spacing w:after="0" w:before="0" w:line="240" w:lineRule="auto"/>
       </w:pPr>
       <w:rPr>
+        <w:rFonts w:eastAsia="黑体"/>
         <w:b/>
         <w:bCs/>
         <w:color w:themeColor="background1" w:val="FFFFFF"/>
@@ -6879,6 +7225,7 @@
         <w:spacing w:after="0" w:before="0" w:line="240" w:lineRule="auto"/>
       </w:pPr>
       <w:rPr>
+        <w:rFonts w:eastAsia="黑体"/>
         <w:b/>
         <w:bCs/>
       </w:rPr>
@@ -6896,12 +7243,14 @@
     </w:tblStylePr>
     <w:tblStylePr w:type="firstCol">
       <w:rPr>
+        <w:rFonts w:eastAsia="黑体"/>
         <w:b/>
         <w:bCs/>
       </w:rPr>
     </w:tblStylePr>
     <w:tblStylePr w:type="lastCol">
       <w:rPr>
+        <w:rFonts w:eastAsia="黑体"/>
         <w:b/>
         <w:bCs/>
       </w:rPr>
@@ -6963,6 +7312,7 @@
         <w:spacing w:after="0" w:before="0" w:line="240" w:lineRule="auto"/>
       </w:pPr>
       <w:rPr>
+        <w:rFonts w:eastAsia="黑体"/>
         <w:b/>
         <w:bCs/>
         <w:color w:themeColor="background1" w:val="FFFFFF"/>
@@ -6985,6 +7335,7 @@
         <w:spacing w:after="0" w:before="0" w:line="240" w:lineRule="auto"/>
       </w:pPr>
       <w:rPr>
+        <w:rFonts w:eastAsia="黑体"/>
         <w:b/>
         <w:bCs/>
       </w:rPr>
@@ -7002,12 +7353,14 @@
     </w:tblStylePr>
     <w:tblStylePr w:type="firstCol">
       <w:rPr>
+        <w:rFonts w:eastAsia="黑体"/>
         <w:b/>
         <w:bCs/>
       </w:rPr>
     </w:tblStylePr>
     <w:tblStylePr w:type="lastCol">
       <w:rPr>
+        <w:rFonts w:eastAsia="黑体"/>
         <w:b/>
         <w:bCs/>
       </w:rPr>
@@ -7069,6 +7422,7 @@
         <w:spacing w:after="0" w:before="0" w:line="240" w:lineRule="auto"/>
       </w:pPr>
       <w:rPr>
+        <w:rFonts w:eastAsia="黑体"/>
         <w:b/>
         <w:bCs/>
         <w:color w:themeColor="background1" w:val="FFFFFF"/>
@@ -7091,6 +7445,7 @@
         <w:spacing w:after="0" w:before="0" w:line="240" w:lineRule="auto"/>
       </w:pPr>
       <w:rPr>
+        <w:rFonts w:eastAsia="黑体"/>
         <w:b/>
         <w:bCs/>
       </w:rPr>
@@ -7108,12 +7463,14 @@
     </w:tblStylePr>
     <w:tblStylePr w:type="firstCol">
       <w:rPr>
+        <w:rFonts w:eastAsia="黑体"/>
         <w:b/>
         <w:bCs/>
       </w:rPr>
     </w:tblStylePr>
     <w:tblStylePr w:type="lastCol">
       <w:rPr>
+        <w:rFonts w:eastAsia="黑体"/>
         <w:b/>
         <w:bCs/>
       </w:rPr>
@@ -7175,6 +7532,7 @@
         <w:spacing w:after="0" w:before="0" w:line="240" w:lineRule="auto"/>
       </w:pPr>
       <w:rPr>
+        <w:rFonts w:eastAsia="黑体"/>
         <w:b/>
         <w:bCs/>
         <w:color w:themeColor="background1" w:val="FFFFFF"/>
@@ -7197,6 +7555,7 @@
         <w:spacing w:after="0" w:before="0" w:line="240" w:lineRule="auto"/>
       </w:pPr>
       <w:rPr>
+        <w:rFonts w:eastAsia="黑体"/>
         <w:b/>
         <w:bCs/>
       </w:rPr>
@@ -7214,12 +7573,14 @@
     </w:tblStylePr>
     <w:tblStylePr w:type="firstCol">
       <w:rPr>
+        <w:rFonts w:eastAsia="黑体"/>
         <w:b/>
         <w:bCs/>
       </w:rPr>
     </w:tblStylePr>
     <w:tblStylePr w:type="lastCol">
       <w:rPr>
+        <w:rFonts w:eastAsia="黑体"/>
         <w:b/>
         <w:bCs/>
       </w:rPr>
@@ -7281,6 +7642,7 @@
         <w:spacing w:after="0" w:before="0" w:line="240" w:lineRule="auto"/>
       </w:pPr>
       <w:rPr>
+        <w:rFonts w:eastAsia="黑体"/>
         <w:b/>
         <w:bCs/>
         <w:color w:themeColor="background1" w:val="FFFFFF"/>
@@ -7303,6 +7665,7 @@
         <w:spacing w:after="0" w:before="0" w:line="240" w:lineRule="auto"/>
       </w:pPr>
       <w:rPr>
+        <w:rFonts w:eastAsia="黑体"/>
         <w:b/>
         <w:bCs/>
       </w:rPr>
@@ -7320,12 +7683,14 @@
     </w:tblStylePr>
     <w:tblStylePr w:type="firstCol">
       <w:rPr>
+        <w:rFonts w:eastAsia="黑体"/>
         <w:b/>
         <w:bCs/>
       </w:rPr>
     </w:tblStylePr>
     <w:tblStylePr w:type="lastCol">
       <w:rPr>
+        <w:rFonts w:eastAsia="黑体"/>
         <w:b/>
         <w:bCs/>
       </w:rPr>
@@ -7387,6 +7752,7 @@
         <w:spacing w:after="0" w:before="0" w:line="240" w:lineRule="auto"/>
       </w:pPr>
       <w:rPr>
+        <w:rFonts w:eastAsia="黑体"/>
         <w:b/>
         <w:bCs/>
         <w:color w:themeColor="background1" w:val="FFFFFF"/>
@@ -7409,6 +7775,7 @@
         <w:spacing w:after="0" w:before="0" w:line="240" w:lineRule="auto"/>
       </w:pPr>
       <w:rPr>
+        <w:rFonts w:eastAsia="黑体"/>
         <w:b/>
         <w:bCs/>
       </w:rPr>
@@ -7426,12 +7793,14 @@
     </w:tblStylePr>
     <w:tblStylePr w:type="firstCol">
       <w:rPr>
+        <w:rFonts w:eastAsia="黑体"/>
         <w:b/>
         <w:bCs/>
       </w:rPr>
     </w:tblStylePr>
     <w:tblStylePr w:type="lastCol">
       <w:rPr>
+        <w:rFonts w:eastAsia="黑体"/>
         <w:b/>
         <w:bCs/>
       </w:rPr>
@@ -7493,6 +7862,7 @@
         <w:spacing w:after="0" w:before="0" w:line="240" w:lineRule="auto"/>
       </w:pPr>
       <w:rPr>
+        <w:rFonts w:eastAsia="黑体"/>
         <w:b/>
         <w:bCs/>
         <w:color w:themeColor="background1" w:val="FFFFFF"/>
@@ -7515,6 +7885,7 @@
         <w:spacing w:after="0" w:before="0" w:line="240" w:lineRule="auto"/>
       </w:pPr>
       <w:rPr>
+        <w:rFonts w:eastAsia="黑体"/>
         <w:b/>
         <w:bCs/>
       </w:rPr>
@@ -7532,12 +7903,14 @@
     </w:tblStylePr>
     <w:tblStylePr w:type="firstCol">
       <w:rPr>
+        <w:rFonts w:eastAsia="黑体"/>
         <w:b/>
         <w:bCs/>
       </w:rPr>
     </w:tblStylePr>
     <w:tblStylePr w:type="lastCol">
       <w:rPr>
+        <w:rFonts w:eastAsia="黑体"/>
         <w:b/>
         <w:bCs/>
       </w:rPr>
@@ -7596,6 +7969,7 @@
         <w:spacing w:after="0" w:before="0" w:line="240" w:lineRule="auto"/>
       </w:pPr>
       <w:rPr>
+        <w:rFonts w:eastAsia="黑体"/>
         <w:b/>
         <w:bCs/>
         <w:color w:themeColor="background1" w:val="FFFFFF"/>
@@ -7618,6 +7992,7 @@
         <w:spacing w:after="0" w:before="0" w:line="240" w:lineRule="auto"/>
       </w:pPr>
       <w:rPr>
+        <w:rFonts w:eastAsia="黑体"/>
         <w:color w:val="auto"/>
       </w:rPr>
       <w:tblPr/>
@@ -7635,6 +8010,7 @@
     </w:tblStylePr>
     <w:tblStylePr w:type="firstCol">
       <w:rPr>
+        <w:rFonts w:eastAsia="黑体"/>
         <w:b/>
         <w:bCs/>
         <w:color w:themeColor="background1" w:val="FFFFFF"/>
@@ -7654,6 +8030,7 @@
     </w:tblStylePr>
     <w:tblStylePr w:type="lastCol">
       <w:rPr>
+        <w:rFonts w:eastAsia="黑体"/>
         <w:b/>
         <w:bCs/>
         <w:color w:themeColor="background1" w:val="FFFFFF"/>
@@ -7702,6 +8079,7 @@
     </w:tblStylePr>
     <w:tblStylePr w:type="nwCell">
       <w:rPr>
+        <w:rFonts w:eastAsia="黑体"/>
         <w:color w:themeColor="background1" w:val="FFFFFF"/>
       </w:rPr>
       <w:tblPr/>
@@ -7745,6 +8123,7 @@
         <w:spacing w:after="0" w:before="0" w:line="240" w:lineRule="auto"/>
       </w:pPr>
       <w:rPr>
+        <w:rFonts w:eastAsia="黑体"/>
         <w:b/>
         <w:bCs/>
         <w:color w:themeColor="background1" w:val="FFFFFF"/>
@@ -7767,6 +8146,7 @@
         <w:spacing w:after="0" w:before="0" w:line="240" w:lineRule="auto"/>
       </w:pPr>
       <w:rPr>
+        <w:rFonts w:eastAsia="黑体"/>
         <w:color w:val="auto"/>
       </w:rPr>
       <w:tblPr/>
@@ -7784,6 +8164,7 @@
     </w:tblStylePr>
     <w:tblStylePr w:type="firstCol">
       <w:rPr>
+        <w:rFonts w:eastAsia="黑体"/>
         <w:b/>
         <w:bCs/>
         <w:color w:themeColor="background1" w:val="FFFFFF"/>
@@ -7803,6 +8184,7 @@
     </w:tblStylePr>
     <w:tblStylePr w:type="lastCol">
       <w:rPr>
+        <w:rFonts w:eastAsia="黑体"/>
         <w:b/>
         <w:bCs/>
         <w:color w:themeColor="background1" w:val="FFFFFF"/>
@@ -7851,6 +8233,7 @@
     </w:tblStylePr>
     <w:tblStylePr w:type="nwCell">
       <w:rPr>
+        <w:rFonts w:eastAsia="黑体"/>
         <w:color w:themeColor="background1" w:val="FFFFFF"/>
       </w:rPr>
       <w:tblPr/>
@@ -7894,6 +8277,7 @@
         <w:spacing w:after="0" w:before="0" w:line="240" w:lineRule="auto"/>
       </w:pPr>
       <w:rPr>
+        <w:rFonts w:eastAsia="黑体"/>
         <w:b/>
         <w:bCs/>
         <w:color w:themeColor="background1" w:val="FFFFFF"/>
@@ -7916,6 +8300,7 @@
         <w:spacing w:after="0" w:before="0" w:line="240" w:lineRule="auto"/>
       </w:pPr>
       <w:rPr>
+        <w:rFonts w:eastAsia="黑体"/>
         <w:color w:val="auto"/>
       </w:rPr>
       <w:tblPr/>
@@ -7933,6 +8318,7 @@
     </w:tblStylePr>
     <w:tblStylePr w:type="firstCol">
       <w:rPr>
+        <w:rFonts w:eastAsia="黑体"/>
         <w:b/>
         <w:bCs/>
         <w:color w:themeColor="background1" w:val="FFFFFF"/>
@@ -7952,6 +8338,7 @@
     </w:tblStylePr>
     <w:tblStylePr w:type="lastCol">
       <w:rPr>
+        <w:rFonts w:eastAsia="黑体"/>
         <w:b/>
         <w:bCs/>
         <w:color w:themeColor="background1" w:val="FFFFFF"/>
@@ -8000,6 +8387,7 @@
     </w:tblStylePr>
     <w:tblStylePr w:type="nwCell">
       <w:rPr>
+        <w:rFonts w:eastAsia="黑体"/>
         <w:color w:themeColor="background1" w:val="FFFFFF"/>
       </w:rPr>
       <w:tblPr/>
@@ -8043,6 +8431,7 @@
         <w:spacing w:after="0" w:before="0" w:line="240" w:lineRule="auto"/>
       </w:pPr>
       <w:rPr>
+        <w:rFonts w:eastAsia="黑体"/>
         <w:b/>
         <w:bCs/>
         <w:color w:themeColor="background1" w:val="FFFFFF"/>
@@ -8065,6 +8454,7 @@
         <w:spacing w:after="0" w:before="0" w:line="240" w:lineRule="auto"/>
       </w:pPr>
       <w:rPr>
+        <w:rFonts w:eastAsia="黑体"/>
         <w:color w:val="auto"/>
       </w:rPr>
       <w:tblPr/>
@@ -8082,6 +8472,7 @@
     </w:tblStylePr>
     <w:tblStylePr w:type="firstCol">
       <w:rPr>
+        <w:rFonts w:eastAsia="黑体"/>
         <w:b/>
         <w:bCs/>
         <w:color w:themeColor="background1" w:val="FFFFFF"/>
@@ -8101,6 +8492,7 @@
     </w:tblStylePr>
     <w:tblStylePr w:type="lastCol">
       <w:rPr>
+        <w:rFonts w:eastAsia="黑体"/>
         <w:b/>
         <w:bCs/>
         <w:color w:themeColor="background1" w:val="FFFFFF"/>
@@ -8149,6 +8541,7 @@
     </w:tblStylePr>
     <w:tblStylePr w:type="nwCell">
       <w:rPr>
+        <w:rFonts w:eastAsia="黑体"/>
         <w:color w:themeColor="background1" w:val="FFFFFF"/>
       </w:rPr>
       <w:tblPr/>
@@ -8192,6 +8585,7 @@
         <w:spacing w:after="0" w:before="0" w:line="240" w:lineRule="auto"/>
       </w:pPr>
       <w:rPr>
+        <w:rFonts w:eastAsia="黑体"/>
         <w:b/>
         <w:bCs/>
         <w:color w:themeColor="background1" w:val="FFFFFF"/>
@@ -8214,6 +8608,7 @@
         <w:spacing w:after="0" w:before="0" w:line="240" w:lineRule="auto"/>
       </w:pPr>
       <w:rPr>
+        <w:rFonts w:eastAsia="黑体"/>
         <w:color w:val="auto"/>
       </w:rPr>
       <w:tblPr/>
@@ -8231,6 +8626,7 @@
     </w:tblStylePr>
     <w:tblStylePr w:type="firstCol">
       <w:rPr>
+        <w:rFonts w:eastAsia="黑体"/>
         <w:b/>
         <w:bCs/>
         <w:color w:themeColor="background1" w:val="FFFFFF"/>
@@ -8250,6 +8646,7 @@
     </w:tblStylePr>
     <w:tblStylePr w:type="lastCol">
       <w:rPr>
+        <w:rFonts w:eastAsia="黑体"/>
         <w:b/>
         <w:bCs/>
         <w:color w:themeColor="background1" w:val="FFFFFF"/>
@@ -8298,6 +8695,7 @@
     </w:tblStylePr>
     <w:tblStylePr w:type="nwCell">
       <w:rPr>
+        <w:rFonts w:eastAsia="黑体"/>
         <w:color w:themeColor="background1" w:val="FFFFFF"/>
       </w:rPr>
       <w:tblPr/>
@@ -8341,6 +8739,7 @@
         <w:spacing w:after="0" w:before="0" w:line="240" w:lineRule="auto"/>
       </w:pPr>
       <w:rPr>
+        <w:rFonts w:eastAsia="黑体"/>
         <w:b/>
         <w:bCs/>
         <w:color w:themeColor="background1" w:val="FFFFFF"/>
@@ -8363,6 +8762,7 @@
         <w:spacing w:after="0" w:before="0" w:line="240" w:lineRule="auto"/>
       </w:pPr>
       <w:rPr>
+        <w:rFonts w:eastAsia="黑体"/>
         <w:color w:val="auto"/>
       </w:rPr>
       <w:tblPr/>
@@ -8380,6 +8780,7 @@
     </w:tblStylePr>
     <w:tblStylePr w:type="firstCol">
       <w:rPr>
+        <w:rFonts w:eastAsia="黑体"/>
         <w:b/>
         <w:bCs/>
         <w:color w:themeColor="background1" w:val="FFFFFF"/>
@@ -8399,6 +8800,7 @@
     </w:tblStylePr>
     <w:tblStylePr w:type="lastCol">
       <w:rPr>
+        <w:rFonts w:eastAsia="黑体"/>
         <w:b/>
         <w:bCs/>
         <w:color w:themeColor="background1" w:val="FFFFFF"/>
@@ -8447,6 +8849,7 @@
     </w:tblStylePr>
     <w:tblStylePr w:type="nwCell">
       <w:rPr>
+        <w:rFonts w:eastAsia="黑体"/>
         <w:color w:themeColor="background1" w:val="FFFFFF"/>
       </w:rPr>
       <w:tblPr/>
@@ -8490,6 +8893,7 @@
         <w:spacing w:after="0" w:before="0" w:line="240" w:lineRule="auto"/>
       </w:pPr>
       <w:rPr>
+        <w:rFonts w:eastAsia="黑体"/>
         <w:b/>
         <w:bCs/>
         <w:color w:themeColor="background1" w:val="FFFFFF"/>
@@ -8512,6 +8916,7 @@
         <w:spacing w:after="0" w:before="0" w:line="240" w:lineRule="auto"/>
       </w:pPr>
       <w:rPr>
+        <w:rFonts w:eastAsia="黑体"/>
         <w:color w:val="auto"/>
       </w:rPr>
       <w:tblPr/>
@@ -8529,6 +8934,7 @@
     </w:tblStylePr>
     <w:tblStylePr w:type="firstCol">
       <w:rPr>
+        <w:rFonts w:eastAsia="黑体"/>
         <w:b/>
         <w:bCs/>
         <w:color w:themeColor="background1" w:val="FFFFFF"/>
@@ -8548,6 +8954,7 @@
     </w:tblStylePr>
     <w:tblStylePr w:type="lastCol">
       <w:rPr>
+        <w:rFonts w:eastAsia="黑体"/>
         <w:b/>
         <w:bCs/>
         <w:color w:themeColor="background1" w:val="FFFFFF"/>
@@ -8596,6 +9003,7 @@
     </w:tblStylePr>
     <w:tblStylePr w:type="nwCell">
       <w:rPr>
+        <w:rFonts w:eastAsia="黑体"/>
         <w:color w:themeColor="background1" w:val="FFFFFF"/>
       </w:rPr>
       <w:tblPr/>
@@ -8620,6 +9028,7 @@
       <w:spacing w:after="0" w:line="240" w:lineRule="auto"/>
     </w:pPr>
     <w:rPr>
+      <w:rFonts w:eastAsia="黑体"/>
       <w:color w:themeColor="text1" w:val="000000"/>
     </w:rPr>
     <w:tblPr>
@@ -8639,7 +9048,7 @@
     </w:tblPr>
     <w:tblStylePr w:type="firstRow">
       <w:rPr>
-        <w:rFonts w:asciiTheme="majorHAnsi" w:cstheme="majorBidi" w:eastAsiaTheme="majorEastAsia" w:hAnsiTheme="majorHAnsi"/>
+        <w:rFonts w:asciiTheme="majorHAnsi" w:cstheme="majorBidi" w:hAnsiTheme="majorHAnsi" w:eastAsia="黑体"/>
       </w:rPr>
       <w:tblPr/>
       <w:tcPr>
@@ -8651,6 +9060,7 @@
     </w:tblStylePr>
     <w:tblStylePr w:type="lastRow">
       <w:rPr>
+        <w:rFonts w:eastAsia="黑体"/>
         <w:b/>
         <w:bCs/>
         <w:color w:themeColor="text2" w:val="1F497D"/>
@@ -8665,12 +9075,14 @@
     </w:tblStylePr>
     <w:tblStylePr w:type="firstCol">
       <w:rPr>
+        <w:rFonts w:eastAsia="黑体"/>
         <w:b/>
         <w:bCs/>
       </w:rPr>
     </w:tblStylePr>
     <w:tblStylePr w:type="lastCol">
       <w:rPr>
+        <w:rFonts w:eastAsia="黑体"/>
         <w:b/>
         <w:bCs/>
       </w:rPr>
@@ -8704,6 +9116,7 @@
       <w:spacing w:after="0" w:line="240" w:lineRule="auto"/>
     </w:pPr>
     <w:rPr>
+      <w:rFonts w:eastAsia="黑体"/>
       <w:color w:themeColor="text1" w:val="000000"/>
     </w:rPr>
     <w:tblPr>
@@ -8723,7 +9136,7 @@
     </w:tblPr>
     <w:tblStylePr w:type="firstRow">
       <w:rPr>
-        <w:rFonts w:asciiTheme="majorHAnsi" w:cstheme="majorBidi" w:eastAsiaTheme="majorEastAsia" w:hAnsiTheme="majorHAnsi"/>
+        <w:rFonts w:asciiTheme="majorHAnsi" w:cstheme="majorBidi" w:hAnsiTheme="majorHAnsi" w:eastAsia="黑体"/>
       </w:rPr>
       <w:tblPr/>
       <w:tcPr>
@@ -8735,6 +9148,7 @@
     </w:tblStylePr>
     <w:tblStylePr w:type="lastRow">
       <w:rPr>
+        <w:rFonts w:eastAsia="黑体"/>
         <w:b/>
         <w:bCs/>
         <w:color w:themeColor="text2" w:val="1F497D"/>
@@ -8749,12 +9163,14 @@
     </w:tblStylePr>
     <w:tblStylePr w:type="firstCol">
       <w:rPr>
+        <w:rFonts w:eastAsia="黑体"/>
         <w:b/>
         <w:bCs/>
       </w:rPr>
     </w:tblStylePr>
     <w:tblStylePr w:type="lastCol">
       <w:rPr>
+        <w:rFonts w:eastAsia="黑体"/>
         <w:b/>
         <w:bCs/>
       </w:rPr>
@@ -8788,6 +9204,7 @@
       <w:spacing w:after="0" w:line="240" w:lineRule="auto"/>
     </w:pPr>
     <w:rPr>
+      <w:rFonts w:eastAsia="黑体"/>
       <w:color w:themeColor="text1" w:val="000000"/>
     </w:rPr>
     <w:tblPr>
@@ -8807,7 +9224,7 @@
     </w:tblPr>
     <w:tblStylePr w:type="firstRow">
       <w:rPr>
-        <w:rFonts w:asciiTheme="majorHAnsi" w:cstheme="majorBidi" w:eastAsiaTheme="majorEastAsia" w:hAnsiTheme="majorHAnsi"/>
+        <w:rFonts w:asciiTheme="majorHAnsi" w:cstheme="majorBidi" w:hAnsiTheme="majorHAnsi" w:eastAsia="黑体"/>
       </w:rPr>
       <w:tblPr/>
       <w:tcPr>
@@ -8819,6 +9236,7 @@
     </w:tblStylePr>
     <w:tblStylePr w:type="lastRow">
       <w:rPr>
+        <w:rFonts w:eastAsia="黑体"/>
         <w:b/>
         <w:bCs/>
         <w:color w:themeColor="text2" w:val="1F497D"/>
@@ -8833,12 +9251,14 @@
     </w:tblStylePr>
     <w:tblStylePr w:type="firstCol">
       <w:rPr>
+        <w:rFonts w:eastAsia="黑体"/>
         <w:b/>
         <w:bCs/>
       </w:rPr>
     </w:tblStylePr>
     <w:tblStylePr w:type="lastCol">
       <w:rPr>
+        <w:rFonts w:eastAsia="黑体"/>
         <w:b/>
         <w:bCs/>
       </w:rPr>
@@ -8872,6 +9292,7 @@
       <w:spacing w:after="0" w:line="240" w:lineRule="auto"/>
     </w:pPr>
     <w:rPr>
+      <w:rFonts w:eastAsia="黑体"/>
       <w:color w:themeColor="text1" w:val="000000"/>
     </w:rPr>
     <w:tblPr>
@@ -8891,7 +9312,7 @@
     </w:tblPr>
     <w:tblStylePr w:type="firstRow">
       <w:rPr>
-        <w:rFonts w:asciiTheme="majorHAnsi" w:cstheme="majorBidi" w:eastAsiaTheme="majorEastAsia" w:hAnsiTheme="majorHAnsi"/>
+        <w:rFonts w:asciiTheme="majorHAnsi" w:cstheme="majorBidi" w:hAnsiTheme="majorHAnsi" w:eastAsia="黑体"/>
       </w:rPr>
       <w:tblPr/>
       <w:tcPr>
@@ -8903,6 +9324,7 @@
     </w:tblStylePr>
     <w:tblStylePr w:type="lastRow">
       <w:rPr>
+        <w:rFonts w:eastAsia="黑体"/>
         <w:b/>
         <w:bCs/>
         <w:color w:themeColor="text2" w:val="1F497D"/>
@@ -8917,12 +9339,14 @@
     </w:tblStylePr>
     <w:tblStylePr w:type="firstCol">
       <w:rPr>
+        <w:rFonts w:eastAsia="黑体"/>
         <w:b/>
         <w:bCs/>
       </w:rPr>
     </w:tblStylePr>
     <w:tblStylePr w:type="lastCol">
       <w:rPr>
+        <w:rFonts w:eastAsia="黑体"/>
         <w:b/>
         <w:bCs/>
       </w:rPr>
@@ -8956,6 +9380,7 @@
       <w:spacing w:after="0" w:line="240" w:lineRule="auto"/>
     </w:pPr>
     <w:rPr>
+      <w:rFonts w:eastAsia="黑体"/>
       <w:color w:themeColor="text1" w:val="000000"/>
     </w:rPr>
     <w:tblPr>
@@ -8975,7 +9400,7 @@
     </w:tblPr>
     <w:tblStylePr w:type="firstRow">
       <w:rPr>
-        <w:rFonts w:asciiTheme="majorHAnsi" w:cstheme="majorBidi" w:eastAsiaTheme="majorEastAsia" w:hAnsiTheme="majorHAnsi"/>
+        <w:rFonts w:asciiTheme="majorHAnsi" w:cstheme="majorBidi" w:hAnsiTheme="majorHAnsi" w:eastAsia="黑体"/>
       </w:rPr>
       <w:tblPr/>
       <w:tcPr>
@@ -8987,6 +9412,7 @@
     </w:tblStylePr>
     <w:tblStylePr w:type="lastRow">
       <w:rPr>
+        <w:rFonts w:eastAsia="黑体"/>
         <w:b/>
         <w:bCs/>
         <w:color w:themeColor="text2" w:val="1F497D"/>
@@ -9001,12 +9427,14 @@
     </w:tblStylePr>
     <w:tblStylePr w:type="firstCol">
       <w:rPr>
+        <w:rFonts w:eastAsia="黑体"/>
         <w:b/>
         <w:bCs/>
       </w:rPr>
     </w:tblStylePr>
     <w:tblStylePr w:type="lastCol">
       <w:rPr>
+        <w:rFonts w:eastAsia="黑体"/>
         <w:b/>
         <w:bCs/>
       </w:rPr>
@@ -9040,6 +9468,7 @@
       <w:spacing w:after="0" w:line="240" w:lineRule="auto"/>
     </w:pPr>
     <w:rPr>
+      <w:rFonts w:eastAsia="黑体"/>
       <w:color w:themeColor="text1" w:val="000000"/>
     </w:rPr>
     <w:tblPr>
@@ -9059,7 +9488,7 @@
     </w:tblPr>
     <w:tblStylePr w:type="firstRow">
       <w:rPr>
-        <w:rFonts w:asciiTheme="majorHAnsi" w:cstheme="majorBidi" w:eastAsiaTheme="majorEastAsia" w:hAnsiTheme="majorHAnsi"/>
+        <w:rFonts w:asciiTheme="majorHAnsi" w:cstheme="majorBidi" w:hAnsiTheme="majorHAnsi" w:eastAsia="黑体"/>
       </w:rPr>
       <w:tblPr/>
       <w:tcPr>
@@ -9071,6 +9500,7 @@
     </w:tblStylePr>
     <w:tblStylePr w:type="lastRow">
       <w:rPr>
+        <w:rFonts w:eastAsia="黑体"/>
         <w:b/>
         <w:bCs/>
         <w:color w:themeColor="text2" w:val="1F497D"/>
@@ -9085,12 +9515,14 @@
     </w:tblStylePr>
     <w:tblStylePr w:type="firstCol">
       <w:rPr>
+        <w:rFonts w:eastAsia="黑体"/>
         <w:b/>
         <w:bCs/>
       </w:rPr>
     </w:tblStylePr>
     <w:tblStylePr w:type="lastCol">
       <w:rPr>
+        <w:rFonts w:eastAsia="黑体"/>
         <w:b/>
         <w:bCs/>
       </w:rPr>
@@ -9124,6 +9556,7 @@
       <w:spacing w:after="0" w:line="240" w:lineRule="auto"/>
     </w:pPr>
     <w:rPr>
+      <w:rFonts w:eastAsia="黑体"/>
       <w:color w:themeColor="text1" w:val="000000"/>
     </w:rPr>
     <w:tblPr>
@@ -9143,7 +9576,7 @@
     </w:tblPr>
     <w:tblStylePr w:type="firstRow">
       <w:rPr>
-        <w:rFonts w:asciiTheme="majorHAnsi" w:cstheme="majorBidi" w:eastAsiaTheme="majorEastAsia" w:hAnsiTheme="majorHAnsi"/>
+        <w:rFonts w:asciiTheme="majorHAnsi" w:cstheme="majorBidi" w:hAnsiTheme="majorHAnsi" w:eastAsia="黑体"/>
       </w:rPr>
       <w:tblPr/>
       <w:tcPr>
@@ -9155,6 +9588,7 @@
     </w:tblStylePr>
     <w:tblStylePr w:type="lastRow">
       <w:rPr>
+        <w:rFonts w:eastAsia="黑体"/>
         <w:b/>
         <w:bCs/>
         <w:color w:themeColor="text2" w:val="1F497D"/>
@@ -9169,12 +9603,14 @@
     </w:tblStylePr>
     <w:tblStylePr w:type="firstCol">
       <w:rPr>
+        <w:rFonts w:eastAsia="黑体"/>
         <w:b/>
         <w:bCs/>
       </w:rPr>
     </w:tblStylePr>
     <w:tblStylePr w:type="lastCol">
       <w:rPr>
+        <w:rFonts w:eastAsia="黑体"/>
         <w:b/>
         <w:bCs/>
       </w:rPr>
@@ -9208,7 +9644,7 @@
       <w:spacing w:after="0" w:line="240" w:lineRule="auto"/>
     </w:pPr>
     <w:rPr>
-      <w:rFonts w:asciiTheme="majorHAnsi" w:cstheme="majorBidi" w:eastAsiaTheme="majorEastAsia" w:hAnsiTheme="majorHAnsi"/>
+      <w:rFonts w:asciiTheme="majorHAnsi" w:cstheme="majorBidi" w:hAnsiTheme="majorHAnsi" w:eastAsia="黑体"/>
       <w:color w:themeColor="text1" w:val="000000"/>
     </w:rPr>
     <w:tblPr>
@@ -9230,6 +9666,7 @@
     </w:tblPr>
     <w:tblStylePr w:type="firstRow">
       <w:rPr>
+        <w:rFonts w:eastAsia="黑体"/>
         <w:sz w:val="24"/>
         <w:szCs w:val="24"/>
       </w:rPr>
@@ -9336,7 +9773,7 @@
       <w:spacing w:after="0" w:line="240" w:lineRule="auto"/>
     </w:pPr>
     <w:rPr>
-      <w:rFonts w:asciiTheme="majorHAnsi" w:cstheme="majorBidi" w:eastAsiaTheme="majorEastAsia" w:hAnsiTheme="majorHAnsi"/>
+      <w:rFonts w:asciiTheme="majorHAnsi" w:cstheme="majorBidi" w:hAnsiTheme="majorHAnsi" w:eastAsia="黑体"/>
       <w:color w:themeColor="text1" w:val="000000"/>
     </w:rPr>
     <w:tblPr>
@@ -9358,6 +9795,7 @@
     </w:tblPr>
     <w:tblStylePr w:type="firstRow">
       <w:rPr>
+        <w:rFonts w:eastAsia="黑体"/>
         <w:sz w:val="24"/>
         <w:szCs w:val="24"/>
       </w:rPr>
@@ -9464,7 +9902,7 @@
       <w:spacing w:after="0" w:line="240" w:lineRule="auto"/>
     </w:pPr>
     <w:rPr>
-      <w:rFonts w:asciiTheme="majorHAnsi" w:cstheme="majorBidi" w:eastAsiaTheme="majorEastAsia" w:hAnsiTheme="majorHAnsi"/>
+      <w:rFonts w:asciiTheme="majorHAnsi" w:cstheme="majorBidi" w:hAnsiTheme="majorHAnsi" w:eastAsia="黑体"/>
       <w:color w:themeColor="text1" w:val="000000"/>
     </w:rPr>
     <w:tblPr>
@@ -9486,6 +9924,7 @@
     </w:tblPr>
     <w:tblStylePr w:type="firstRow">
       <w:rPr>
+        <w:rFonts w:eastAsia="黑体"/>
         <w:sz w:val="24"/>
         <w:szCs w:val="24"/>
       </w:rPr>
@@ -9592,7 +10031,7 @@
       <w:spacing w:after="0" w:line="240" w:lineRule="auto"/>
     </w:pPr>
     <w:rPr>
-      <w:rFonts w:asciiTheme="majorHAnsi" w:cstheme="majorBidi" w:eastAsiaTheme="majorEastAsia" w:hAnsiTheme="majorHAnsi"/>
+      <w:rFonts w:asciiTheme="majorHAnsi" w:cstheme="majorBidi" w:hAnsiTheme="majorHAnsi" w:eastAsia="黑体"/>
       <w:color w:themeColor="text1" w:val="000000"/>
     </w:rPr>
     <w:tblPr>
@@ -9614,6 +10053,7 @@
     </w:tblPr>
     <w:tblStylePr w:type="firstRow">
       <w:rPr>
+        <w:rFonts w:eastAsia="黑体"/>
         <w:sz w:val="24"/>
         <w:szCs w:val="24"/>
       </w:rPr>
@@ -9720,7 +10160,7 @@
       <w:spacing w:after="0" w:line="240" w:lineRule="auto"/>
     </w:pPr>
     <w:rPr>
-      <w:rFonts w:asciiTheme="majorHAnsi" w:cstheme="majorBidi" w:eastAsiaTheme="majorEastAsia" w:hAnsiTheme="majorHAnsi"/>
+      <w:rFonts w:asciiTheme="majorHAnsi" w:cstheme="majorBidi" w:hAnsiTheme="majorHAnsi" w:eastAsia="黑体"/>
       <w:color w:themeColor="text1" w:val="000000"/>
     </w:rPr>
     <w:tblPr>
@@ -9742,6 +10182,7 @@
     </w:tblPr>
     <w:tblStylePr w:type="firstRow">
       <w:rPr>
+        <w:rFonts w:eastAsia="黑体"/>
         <w:sz w:val="24"/>
         <w:szCs w:val="24"/>
       </w:rPr>
@@ -9848,7 +10289,7 @@
       <w:spacing w:after="0" w:line="240" w:lineRule="auto"/>
     </w:pPr>
     <w:rPr>
-      <w:rFonts w:asciiTheme="majorHAnsi" w:cstheme="majorBidi" w:eastAsiaTheme="majorEastAsia" w:hAnsiTheme="majorHAnsi"/>
+      <w:rFonts w:asciiTheme="majorHAnsi" w:cstheme="majorBidi" w:hAnsiTheme="majorHAnsi" w:eastAsia="黑体"/>
       <w:color w:themeColor="text1" w:val="000000"/>
     </w:rPr>
     <w:tblPr>
@@ -9870,6 +10311,7 @@
     </w:tblPr>
     <w:tblStylePr w:type="firstRow">
       <w:rPr>
+        <w:rFonts w:eastAsia="黑体"/>
         <w:sz w:val="24"/>
         <w:szCs w:val="24"/>
       </w:rPr>
@@ -9976,7 +10418,7 @@
       <w:spacing w:after="0" w:line="240" w:lineRule="auto"/>
     </w:pPr>
     <w:rPr>
-      <w:rFonts w:asciiTheme="majorHAnsi" w:cstheme="majorBidi" w:eastAsiaTheme="majorEastAsia" w:hAnsiTheme="majorHAnsi"/>
+      <w:rFonts w:asciiTheme="majorHAnsi" w:cstheme="majorBidi" w:hAnsiTheme="majorHAnsi" w:eastAsia="黑体"/>
       <w:color w:themeColor="text1" w:val="000000"/>
     </w:rPr>
     <w:tblPr>
@@ -9998,6 +10440,7 @@
     </w:tblPr>
     <w:tblStylePr w:type="firstRow">
       <w:rPr>
+        <w:rFonts w:eastAsia="黑体"/>
         <w:sz w:val="24"/>
         <w:szCs w:val="24"/>
       </w:rPr>
@@ -10127,12 +10570,14 @@
     </w:tcPr>
     <w:tblStylePr w:type="firstRow">
       <w:rPr>
+        <w:rFonts w:eastAsia="黑体"/>
         <w:b/>
         <w:bCs/>
       </w:rPr>
     </w:tblStylePr>
     <w:tblStylePr w:type="lastRow">
       <w:rPr>
+        <w:rFonts w:eastAsia="黑体"/>
         <w:b/>
         <w:bCs/>
       </w:rPr>
@@ -10145,12 +10590,14 @@
     </w:tblStylePr>
     <w:tblStylePr w:type="firstCol">
       <w:rPr>
+        <w:rFonts w:eastAsia="黑体"/>
         <w:b/>
         <w:bCs/>
       </w:rPr>
     </w:tblStylePr>
     <w:tblStylePr w:type="lastCol">
       <w:rPr>
+        <w:rFonts w:eastAsia="黑体"/>
         <w:b/>
         <w:bCs/>
       </w:rPr>
@@ -10200,12 +10647,14 @@
     </w:tcPr>
     <w:tblStylePr w:type="firstRow">
       <w:rPr>
+        <w:rFonts w:eastAsia="黑体"/>
         <w:b/>
         <w:bCs/>
       </w:rPr>
     </w:tblStylePr>
     <w:tblStylePr w:type="lastRow">
       <w:rPr>
+        <w:rFonts w:eastAsia="黑体"/>
         <w:b/>
         <w:bCs/>
       </w:rPr>
@@ -10218,12 +10667,14 @@
     </w:tblStylePr>
     <w:tblStylePr w:type="firstCol">
       <w:rPr>
+        <w:rFonts w:eastAsia="黑体"/>
         <w:b/>
         <w:bCs/>
       </w:rPr>
     </w:tblStylePr>
     <w:tblStylePr w:type="lastCol">
       <w:rPr>
+        <w:rFonts w:eastAsia="黑体"/>
         <w:b/>
         <w:bCs/>
       </w:rPr>
@@ -10273,12 +10724,14 @@
     </w:tcPr>
     <w:tblStylePr w:type="firstRow">
       <w:rPr>
+        <w:rFonts w:eastAsia="黑体"/>
         <w:b/>
         <w:bCs/>
       </w:rPr>
     </w:tblStylePr>
     <w:tblStylePr w:type="lastRow">
       <w:rPr>
+        <w:rFonts w:eastAsia="黑体"/>
         <w:b/>
         <w:bCs/>
       </w:rPr>
@@ -10291,12 +10744,14 @@
     </w:tblStylePr>
     <w:tblStylePr w:type="firstCol">
       <w:rPr>
+        <w:rFonts w:eastAsia="黑体"/>
         <w:b/>
         <w:bCs/>
       </w:rPr>
     </w:tblStylePr>
     <w:tblStylePr w:type="lastCol">
       <w:rPr>
+        <w:rFonts w:eastAsia="黑体"/>
         <w:b/>
         <w:bCs/>
       </w:rPr>
@@ -10346,12 +10801,14 @@
     </w:tcPr>
     <w:tblStylePr w:type="firstRow">
       <w:rPr>
+        <w:rFonts w:eastAsia="黑体"/>
         <w:b/>
         <w:bCs/>
       </w:rPr>
     </w:tblStylePr>
     <w:tblStylePr w:type="lastRow">
       <w:rPr>
+        <w:rFonts w:eastAsia="黑体"/>
         <w:b/>
         <w:bCs/>
       </w:rPr>
@@ -10364,12 +10821,14 @@
     </w:tblStylePr>
     <w:tblStylePr w:type="firstCol">
       <w:rPr>
+        <w:rFonts w:eastAsia="黑体"/>
         <w:b/>
         <w:bCs/>
       </w:rPr>
     </w:tblStylePr>
     <w:tblStylePr w:type="lastCol">
       <w:rPr>
+        <w:rFonts w:eastAsia="黑体"/>
         <w:b/>
         <w:bCs/>
       </w:rPr>
@@ -10419,12 +10878,14 @@
     </w:tcPr>
     <w:tblStylePr w:type="firstRow">
       <w:rPr>
+        <w:rFonts w:eastAsia="黑体"/>
         <w:b/>
         <w:bCs/>
       </w:rPr>
     </w:tblStylePr>
     <w:tblStylePr w:type="lastRow">
       <w:rPr>
+        <w:rFonts w:eastAsia="黑体"/>
         <w:b/>
         <w:bCs/>
       </w:rPr>
@@ -10437,12 +10898,14 @@
     </w:tblStylePr>
     <w:tblStylePr w:type="firstCol">
       <w:rPr>
+        <w:rFonts w:eastAsia="黑体"/>
         <w:b/>
         <w:bCs/>
       </w:rPr>
     </w:tblStylePr>
     <w:tblStylePr w:type="lastCol">
       <w:rPr>
+        <w:rFonts w:eastAsia="黑体"/>
         <w:b/>
         <w:bCs/>
       </w:rPr>
@@ -10492,12 +10955,14 @@
     </w:tcPr>
     <w:tblStylePr w:type="firstRow">
       <w:rPr>
+        <w:rFonts w:eastAsia="黑体"/>
         <w:b/>
         <w:bCs/>
       </w:rPr>
     </w:tblStylePr>
     <w:tblStylePr w:type="lastRow">
       <w:rPr>
+        <w:rFonts w:eastAsia="黑体"/>
         <w:b/>
         <w:bCs/>
       </w:rPr>
@@ -10510,12 +10975,14 @@
     </w:tblStylePr>
     <w:tblStylePr w:type="firstCol">
       <w:rPr>
+        <w:rFonts w:eastAsia="黑体"/>
         <w:b/>
         <w:bCs/>
       </w:rPr>
     </w:tblStylePr>
     <w:tblStylePr w:type="lastCol">
       <w:rPr>
+        <w:rFonts w:eastAsia="黑体"/>
         <w:b/>
         <w:bCs/>
       </w:rPr>
@@ -10565,12 +11032,14 @@
     </w:tcPr>
     <w:tblStylePr w:type="firstRow">
       <w:rPr>
+        <w:rFonts w:eastAsia="黑体"/>
         <w:b/>
         <w:bCs/>
       </w:rPr>
     </w:tblStylePr>
     <w:tblStylePr w:type="lastRow">
       <w:rPr>
+        <w:rFonts w:eastAsia="黑体"/>
         <w:b/>
         <w:bCs/>
       </w:rPr>
@@ -10583,12 +11052,14 @@
     </w:tblStylePr>
     <w:tblStylePr w:type="firstCol">
       <w:rPr>
+        <w:rFonts w:eastAsia="黑体"/>
         <w:b/>
         <w:bCs/>
       </w:rPr>
     </w:tblStylePr>
     <w:tblStylePr w:type="lastCol">
       <w:rPr>
+        <w:rFonts w:eastAsia="黑体"/>
         <w:b/>
         <w:bCs/>
       </w:rPr>
@@ -10615,7 +11086,7 @@
       <w:spacing w:after="0" w:line="240" w:lineRule="auto"/>
     </w:pPr>
     <w:rPr>
-      <w:rFonts w:asciiTheme="majorHAnsi" w:cstheme="majorBidi" w:eastAsiaTheme="majorEastAsia" w:hAnsiTheme="majorHAnsi"/>
+      <w:rFonts w:asciiTheme="majorHAnsi" w:cstheme="majorBidi" w:hAnsiTheme="majorHAnsi" w:eastAsia="黑体"/>
       <w:color w:themeColor="text1" w:val="000000"/>
     </w:rPr>
     <w:tblPr>
@@ -10642,6 +11113,7 @@
     </w:tcPr>
     <w:tblStylePr w:type="firstRow">
       <w:rPr>
+        <w:rFonts w:eastAsia="黑体"/>
         <w:b/>
         <w:bCs/>
         <w:color w:themeColor="text1" w:val="000000"/>
@@ -10653,6 +11125,7 @@
     </w:tblStylePr>
     <w:tblStylePr w:type="lastRow">
       <w:rPr>
+        <w:rFonts w:eastAsia="黑体"/>
         <w:b/>
         <w:bCs/>
         <w:color w:themeColor="text1" w:val="000000"/>
@@ -10672,6 +11145,7 @@
     </w:tblStylePr>
     <w:tblStylePr w:type="firstCol">
       <w:rPr>
+        <w:rFonts w:eastAsia="黑体"/>
         <w:b/>
         <w:bCs/>
         <w:color w:themeColor="text1" w:val="000000"/>
@@ -10691,6 +11165,7 @@
     </w:tblStylePr>
     <w:tblStylePr w:type="lastCol">
       <w:rPr>
+        <w:rFonts w:eastAsia="黑体"/>
         <w:b w:val="0"/>
         <w:bCs w:val="0"/>
         <w:color w:themeColor="text1" w:val="000000"/>
@@ -10740,7 +11215,7 @@
       <w:spacing w:after="0" w:line="240" w:lineRule="auto"/>
     </w:pPr>
     <w:rPr>
-      <w:rFonts w:asciiTheme="majorHAnsi" w:cstheme="majorBidi" w:eastAsiaTheme="majorEastAsia" w:hAnsiTheme="majorHAnsi"/>
+      <w:rFonts w:asciiTheme="majorHAnsi" w:cstheme="majorBidi" w:hAnsiTheme="majorHAnsi" w:eastAsia="黑体"/>
       <w:color w:themeColor="text1" w:val="000000"/>
     </w:rPr>
     <w:tblPr>
@@ -10767,6 +11242,7 @@
     </w:tcPr>
     <w:tblStylePr w:type="firstRow">
       <w:rPr>
+        <w:rFonts w:eastAsia="黑体"/>
         <w:b/>
         <w:bCs/>
         <w:color w:themeColor="text1" w:val="000000"/>
@@ -10778,6 +11254,7 @@
     </w:tblStylePr>
     <w:tblStylePr w:type="lastRow">
       <w:rPr>
+        <w:rFonts w:eastAsia="黑体"/>
         <w:b/>
         <w:bCs/>
         <w:color w:themeColor="text1" w:val="000000"/>
@@ -10797,6 +11274,7 @@
     </w:tblStylePr>
     <w:tblStylePr w:type="firstCol">
       <w:rPr>
+        <w:rFonts w:eastAsia="黑体"/>
         <w:b/>
         <w:bCs/>
         <w:color w:themeColor="text1" w:val="000000"/>
@@ -10816,6 +11294,7 @@
     </w:tblStylePr>
     <w:tblStylePr w:type="lastCol">
       <w:rPr>
+        <w:rFonts w:eastAsia="黑体"/>
         <w:b w:val="0"/>
         <w:bCs w:val="0"/>
         <w:color w:themeColor="text1" w:val="000000"/>
@@ -10865,7 +11344,7 @@
       <w:spacing w:after="0" w:line="240" w:lineRule="auto"/>
     </w:pPr>
     <w:rPr>
-      <w:rFonts w:asciiTheme="majorHAnsi" w:cstheme="majorBidi" w:eastAsiaTheme="majorEastAsia" w:hAnsiTheme="majorHAnsi"/>
+      <w:rFonts w:asciiTheme="majorHAnsi" w:cstheme="majorBidi" w:hAnsiTheme="majorHAnsi" w:eastAsia="黑体"/>
       <w:color w:themeColor="text1" w:val="000000"/>
     </w:rPr>
     <w:tblPr>
@@ -10892,6 +11371,7 @@
     </w:tcPr>
     <w:tblStylePr w:type="firstRow">
       <w:rPr>
+        <w:rFonts w:eastAsia="黑体"/>
         <w:b/>
         <w:bCs/>
         <w:color w:themeColor="text1" w:val="000000"/>
@@ -10903,6 +11383,7 @@
     </w:tblStylePr>
     <w:tblStylePr w:type="lastRow">
       <w:rPr>
+        <w:rFonts w:eastAsia="黑体"/>
         <w:b/>
         <w:bCs/>
         <w:color w:themeColor="text1" w:val="000000"/>
@@ -10922,6 +11403,7 @@
     </w:tblStylePr>
     <w:tblStylePr w:type="firstCol">
       <w:rPr>
+        <w:rFonts w:eastAsia="黑体"/>
         <w:b/>
         <w:bCs/>
         <w:color w:themeColor="text1" w:val="000000"/>
@@ -10941,6 +11423,7 @@
     </w:tblStylePr>
     <w:tblStylePr w:type="lastCol">
       <w:rPr>
+        <w:rFonts w:eastAsia="黑体"/>
         <w:b w:val="0"/>
         <w:bCs w:val="0"/>
         <w:color w:themeColor="text1" w:val="000000"/>
@@ -10990,7 +11473,7 @@
       <w:spacing w:after="0" w:line="240" w:lineRule="auto"/>
     </w:pPr>
     <w:rPr>
-      <w:rFonts w:asciiTheme="majorHAnsi" w:cstheme="majorBidi" w:eastAsiaTheme="majorEastAsia" w:hAnsiTheme="majorHAnsi"/>
+      <w:rFonts w:asciiTheme="majorHAnsi" w:cstheme="majorBidi" w:hAnsiTheme="majorHAnsi" w:eastAsia="黑体"/>
       <w:color w:themeColor="text1" w:val="000000"/>
     </w:rPr>
     <w:tblPr>
@@ -11017,6 +11500,7 @@
     </w:tcPr>
     <w:tblStylePr w:type="firstRow">
       <w:rPr>
+        <w:rFonts w:eastAsia="黑体"/>
         <w:b/>
         <w:bCs/>
         <w:color w:themeColor="text1" w:val="000000"/>
@@ -11028,6 +11512,7 @@
     </w:tblStylePr>
     <w:tblStylePr w:type="lastRow">
       <w:rPr>
+        <w:rFonts w:eastAsia="黑体"/>
         <w:b/>
         <w:bCs/>
         <w:color w:themeColor="text1" w:val="000000"/>
@@ -11047,6 +11532,7 @@
     </w:tblStylePr>
     <w:tblStylePr w:type="firstCol">
       <w:rPr>
+        <w:rFonts w:eastAsia="黑体"/>
         <w:b/>
         <w:bCs/>
         <w:color w:themeColor="text1" w:val="000000"/>
@@ -11066,6 +11552,7 @@
     </w:tblStylePr>
     <w:tblStylePr w:type="lastCol">
       <w:rPr>
+        <w:rFonts w:eastAsia="黑体"/>
         <w:b w:val="0"/>
         <w:bCs w:val="0"/>
         <w:color w:themeColor="text1" w:val="000000"/>
@@ -11115,7 +11602,7 @@
       <w:spacing w:after="0" w:line="240" w:lineRule="auto"/>
     </w:pPr>
     <w:rPr>
-      <w:rFonts w:asciiTheme="majorHAnsi" w:cstheme="majorBidi" w:eastAsiaTheme="majorEastAsia" w:hAnsiTheme="majorHAnsi"/>
+      <w:rFonts w:asciiTheme="majorHAnsi" w:cstheme="majorBidi" w:hAnsiTheme="majorHAnsi" w:eastAsia="黑体"/>
       <w:color w:themeColor="text1" w:val="000000"/>
     </w:rPr>
     <w:tblPr>
@@ -11142,6 +11629,7 @@
     </w:tcPr>
     <w:tblStylePr w:type="firstRow">
       <w:rPr>
+        <w:rFonts w:eastAsia="黑体"/>
         <w:b/>
         <w:bCs/>
         <w:color w:themeColor="text1" w:val="000000"/>
@@ -11153,6 +11641,7 @@
     </w:tblStylePr>
     <w:tblStylePr w:type="lastRow">
       <w:rPr>
+        <w:rFonts w:eastAsia="黑体"/>
         <w:b/>
         <w:bCs/>
         <w:color w:themeColor="text1" w:val="000000"/>
@@ -11172,6 +11661,7 @@
     </w:tblStylePr>
     <w:tblStylePr w:type="firstCol">
       <w:rPr>
+        <w:rFonts w:eastAsia="黑体"/>
         <w:b/>
         <w:bCs/>
         <w:color w:themeColor="text1" w:val="000000"/>
@@ -11191,6 +11681,7 @@
     </w:tblStylePr>
     <w:tblStylePr w:type="lastCol">
       <w:rPr>
+        <w:rFonts w:eastAsia="黑体"/>
         <w:b w:val="0"/>
         <w:bCs w:val="0"/>
         <w:color w:themeColor="text1" w:val="000000"/>
@@ -11240,7 +11731,7 @@
       <w:spacing w:after="0" w:line="240" w:lineRule="auto"/>
     </w:pPr>
     <w:rPr>
-      <w:rFonts w:asciiTheme="majorHAnsi" w:cstheme="majorBidi" w:eastAsiaTheme="majorEastAsia" w:hAnsiTheme="majorHAnsi"/>
+      <w:rFonts w:asciiTheme="majorHAnsi" w:cstheme="majorBidi" w:hAnsiTheme="majorHAnsi" w:eastAsia="黑体"/>
       <w:color w:themeColor="text1" w:val="000000"/>
     </w:rPr>
     <w:tblPr>
@@ -11267,6 +11758,7 @@
     </w:tcPr>
     <w:tblStylePr w:type="firstRow">
       <w:rPr>
+        <w:rFonts w:eastAsia="黑体"/>
         <w:b/>
         <w:bCs/>
         <w:color w:themeColor="text1" w:val="000000"/>
@@ -11278,6 +11770,7 @@
     </w:tblStylePr>
     <w:tblStylePr w:type="lastRow">
       <w:rPr>
+        <w:rFonts w:eastAsia="黑体"/>
         <w:b/>
         <w:bCs/>
         <w:color w:themeColor="text1" w:val="000000"/>
@@ -11297,6 +11790,7 @@
     </w:tblStylePr>
     <w:tblStylePr w:type="firstCol">
       <w:rPr>
+        <w:rFonts w:eastAsia="黑体"/>
         <w:b/>
         <w:bCs/>
         <w:color w:themeColor="text1" w:val="000000"/>
@@ -11316,6 +11810,7 @@
     </w:tblStylePr>
     <w:tblStylePr w:type="lastCol">
       <w:rPr>
+        <w:rFonts w:eastAsia="黑体"/>
         <w:b w:val="0"/>
         <w:bCs w:val="0"/>
         <w:color w:themeColor="text1" w:val="000000"/>
@@ -11365,7 +11860,7 @@
       <w:spacing w:after="0" w:line="240" w:lineRule="auto"/>
     </w:pPr>
     <w:rPr>
-      <w:rFonts w:asciiTheme="majorHAnsi" w:cstheme="majorBidi" w:eastAsiaTheme="majorEastAsia" w:hAnsiTheme="majorHAnsi"/>
+      <w:rFonts w:asciiTheme="majorHAnsi" w:cstheme="majorBidi" w:hAnsiTheme="majorHAnsi" w:eastAsia="黑体"/>
       <w:color w:themeColor="text1" w:val="000000"/>
     </w:rPr>
     <w:tblPr>
@@ -11392,6 +11887,7 @@
     </w:tcPr>
     <w:tblStylePr w:type="firstRow">
       <w:rPr>
+        <w:rFonts w:eastAsia="黑体"/>
         <w:b/>
         <w:bCs/>
         <w:color w:themeColor="text1" w:val="000000"/>
@@ -11403,6 +11899,7 @@
     </w:tblStylePr>
     <w:tblStylePr w:type="lastRow">
       <w:rPr>
+        <w:rFonts w:eastAsia="黑体"/>
         <w:b/>
         <w:bCs/>
         <w:color w:themeColor="text1" w:val="000000"/>
@@ -11422,6 +11919,7 @@
     </w:tblStylePr>
     <w:tblStylePr w:type="firstCol">
       <w:rPr>
+        <w:rFonts w:eastAsia="黑体"/>
         <w:b/>
         <w:bCs/>
         <w:color w:themeColor="text1" w:val="000000"/>
@@ -11441,6 +11939,7 @@
     </w:tblStylePr>
     <w:tblStylePr w:type="lastCol">
       <w:rPr>
+        <w:rFonts w:eastAsia="黑体"/>
         <w:b w:val="0"/>
         <w:bCs w:val="0"/>
         <w:color w:themeColor="text1" w:val="000000"/>
@@ -11513,6 +12012,7 @@
     </w:tcPr>
     <w:tblStylePr w:type="firstRow">
       <w:rPr>
+        <w:rFonts w:eastAsia="黑体"/>
         <w:b/>
         <w:bCs/>
         <w:i w:val="0"/>
@@ -11534,6 +12034,7 @@
     </w:tblStylePr>
     <w:tblStylePr w:type="lastRow">
       <w:rPr>
+        <w:rFonts w:eastAsia="黑体"/>
         <w:b/>
         <w:bCs/>
         <w:i w:val="0"/>
@@ -11555,6 +12056,7 @@
     </w:tblStylePr>
     <w:tblStylePr w:type="firstCol">
       <w:rPr>
+        <w:rFonts w:eastAsia="黑体"/>
         <w:b/>
         <w:bCs/>
         <w:i w:val="0"/>
@@ -11574,6 +12076,7 @@
     </w:tblStylePr>
     <w:tblStylePr w:type="lastCol">
       <w:rPr>
+        <w:rFonts w:eastAsia="黑体"/>
         <w:b/>
         <w:bCs/>
         <w:i w:val="0"/>
@@ -11654,6 +12157,7 @@
     </w:tcPr>
     <w:tblStylePr w:type="firstRow">
       <w:rPr>
+        <w:rFonts w:eastAsia="黑体"/>
         <w:b/>
         <w:bCs/>
         <w:i w:val="0"/>
@@ -11675,6 +12179,7 @@
     </w:tblStylePr>
     <w:tblStylePr w:type="lastRow">
       <w:rPr>
+        <w:rFonts w:eastAsia="黑体"/>
         <w:b/>
         <w:bCs/>
         <w:i w:val="0"/>
@@ -11696,6 +12201,7 @@
     </w:tblStylePr>
     <w:tblStylePr w:type="firstCol">
       <w:rPr>
+        <w:rFonts w:eastAsia="黑体"/>
         <w:b/>
         <w:bCs/>
         <w:i w:val="0"/>
@@ -11715,6 +12221,7 @@
     </w:tblStylePr>
     <w:tblStylePr w:type="lastCol">
       <w:rPr>
+        <w:rFonts w:eastAsia="黑体"/>
         <w:b/>
         <w:bCs/>
         <w:i w:val="0"/>
@@ -11795,6 +12302,7 @@
     </w:tcPr>
     <w:tblStylePr w:type="firstRow">
       <w:rPr>
+        <w:rFonts w:eastAsia="黑体"/>
         <w:b/>
         <w:bCs/>
         <w:i w:val="0"/>
@@ -11816,6 +12324,7 @@
     </w:tblStylePr>
     <w:tblStylePr w:type="lastRow">
       <w:rPr>
+        <w:rFonts w:eastAsia="黑体"/>
         <w:b/>
         <w:bCs/>
         <w:i w:val="0"/>
@@ -11837,6 +12346,7 @@
     </w:tblStylePr>
     <w:tblStylePr w:type="firstCol">
       <w:rPr>
+        <w:rFonts w:eastAsia="黑体"/>
         <w:b/>
         <w:bCs/>
         <w:i w:val="0"/>
@@ -11856,6 +12366,7 @@
     </w:tblStylePr>
     <w:tblStylePr w:type="lastCol">
       <w:rPr>
+        <w:rFonts w:eastAsia="黑体"/>
         <w:b/>
         <w:bCs/>
         <w:i w:val="0"/>
@@ -11936,6 +12447,7 @@
     </w:tcPr>
     <w:tblStylePr w:type="firstRow">
       <w:rPr>
+        <w:rFonts w:eastAsia="黑体"/>
         <w:b/>
         <w:bCs/>
         <w:i w:val="0"/>
@@ -11957,6 +12469,7 @@
     </w:tblStylePr>
     <w:tblStylePr w:type="lastRow">
       <w:rPr>
+        <w:rFonts w:eastAsia="黑体"/>
         <w:b/>
         <w:bCs/>
         <w:i w:val="0"/>
@@ -11978,6 +12491,7 @@
     </w:tblStylePr>
     <w:tblStylePr w:type="firstCol">
       <w:rPr>
+        <w:rFonts w:eastAsia="黑体"/>
         <w:b/>
         <w:bCs/>
         <w:i w:val="0"/>
@@ -11997,6 +12511,7 @@
     </w:tblStylePr>
     <w:tblStylePr w:type="lastCol">
       <w:rPr>
+        <w:rFonts w:eastAsia="黑体"/>
         <w:b/>
         <w:bCs/>
         <w:i w:val="0"/>
@@ -12077,6 +12592,7 @@
     </w:tcPr>
     <w:tblStylePr w:type="firstRow">
       <w:rPr>
+        <w:rFonts w:eastAsia="黑体"/>
         <w:b/>
         <w:bCs/>
         <w:i w:val="0"/>
@@ -12098,6 +12614,7 @@
     </w:tblStylePr>
     <w:tblStylePr w:type="lastRow">
       <w:rPr>
+        <w:rFonts w:eastAsia="黑体"/>
         <w:b/>
         <w:bCs/>
         <w:i w:val="0"/>
@@ -12119,6 +12636,7 @@
     </w:tblStylePr>
     <w:tblStylePr w:type="firstCol">
       <w:rPr>
+        <w:rFonts w:eastAsia="黑体"/>
         <w:b/>
         <w:bCs/>
         <w:i w:val="0"/>
@@ -12138,6 +12656,7 @@
     </w:tblStylePr>
     <w:tblStylePr w:type="lastCol">
       <w:rPr>
+        <w:rFonts w:eastAsia="黑体"/>
         <w:b/>
         <w:bCs/>
         <w:i w:val="0"/>
@@ -12218,6 +12737,7 @@
     </w:tcPr>
     <w:tblStylePr w:type="firstRow">
       <w:rPr>
+        <w:rFonts w:eastAsia="黑体"/>
         <w:b/>
         <w:bCs/>
         <w:i w:val="0"/>
@@ -12239,6 +12759,7 @@
     </w:tblStylePr>
     <w:tblStylePr w:type="lastRow">
       <w:rPr>
+        <w:rFonts w:eastAsia="黑体"/>
         <w:b/>
         <w:bCs/>
         <w:i w:val="0"/>
@@ -12260,6 +12781,7 @@
     </w:tblStylePr>
     <w:tblStylePr w:type="firstCol">
       <w:rPr>
+        <w:rFonts w:eastAsia="黑体"/>
         <w:b/>
         <w:bCs/>
         <w:i w:val="0"/>
@@ -12279,6 +12801,7 @@
     </w:tblStylePr>
     <w:tblStylePr w:type="lastCol">
       <w:rPr>
+        <w:rFonts w:eastAsia="黑体"/>
         <w:b/>
         <w:bCs/>
         <w:i w:val="0"/>
@@ -12359,6 +12882,7 @@
     </w:tcPr>
     <w:tblStylePr w:type="firstRow">
       <w:rPr>
+        <w:rFonts w:eastAsia="黑体"/>
         <w:b/>
         <w:bCs/>
         <w:i w:val="0"/>
@@ -12380,6 +12904,7 @@
     </w:tblStylePr>
     <w:tblStylePr w:type="lastRow">
       <w:rPr>
+        <w:rFonts w:eastAsia="黑体"/>
         <w:b/>
         <w:bCs/>
         <w:i w:val="0"/>
@@ -12401,6 +12926,7 @@
     </w:tblStylePr>
     <w:tblStylePr w:type="firstCol">
       <w:rPr>
+        <w:rFonts w:eastAsia="黑体"/>
         <w:b/>
         <w:bCs/>
         <w:i w:val="0"/>
@@ -12420,6 +12946,7 @@
     </w:tblStylePr>
     <w:tblStylePr w:type="lastCol">
       <w:rPr>
+        <w:rFonts w:eastAsia="黑体"/>
         <w:b/>
         <w:bCs/>
         <w:i w:val="0"/>
@@ -12477,6 +13004,7 @@
       <w:spacing w:after="0" w:line="240" w:lineRule="auto"/>
     </w:pPr>
     <w:rPr>
+      <w:rFonts w:eastAsia="黑体"/>
       <w:color w:themeColor="background1" w:val="FFFFFF"/>
     </w:rPr>
     <w:tblPr>
@@ -12495,6 +13023,7 @@
     </w:tcPr>
     <w:tblStylePr w:type="firstRow">
       <w:rPr>
+        <w:rFonts w:eastAsia="黑体"/>
         <w:b/>
         <w:bCs/>
       </w:rPr>
@@ -12591,6 +13120,7 @@
       <w:spacing w:after="0" w:line="240" w:lineRule="auto"/>
     </w:pPr>
     <w:rPr>
+      <w:rFonts w:eastAsia="黑体"/>
       <w:color w:themeColor="background1" w:val="FFFFFF"/>
     </w:rPr>
     <w:tblPr>
@@ -12609,6 +13139,7 @@
     </w:tcPr>
     <w:tblStylePr w:type="firstRow">
       <w:rPr>
+        <w:rFonts w:eastAsia="黑体"/>
         <w:b/>
         <w:bCs/>
       </w:rPr>
@@ -12705,6 +13236,7 @@
       <w:spacing w:after="0" w:line="240" w:lineRule="auto"/>
     </w:pPr>
     <w:rPr>
+      <w:rFonts w:eastAsia="黑体"/>
       <w:color w:themeColor="background1" w:val="FFFFFF"/>
     </w:rPr>
     <w:tblPr>
@@ -12723,6 +13255,7 @@
     </w:tcPr>
     <w:tblStylePr w:type="firstRow">
       <w:rPr>
+        <w:rFonts w:eastAsia="黑体"/>
         <w:b/>
         <w:bCs/>
       </w:rPr>
@@ -12819,6 +13352,7 @@
       <w:spacing w:after="0" w:line="240" w:lineRule="auto"/>
     </w:pPr>
     <w:rPr>
+      <w:rFonts w:eastAsia="黑体"/>
       <w:color w:themeColor="background1" w:val="FFFFFF"/>
     </w:rPr>
     <w:tblPr>
@@ -12837,6 +13371,7 @@
     </w:tcPr>
     <w:tblStylePr w:type="firstRow">
       <w:rPr>
+        <w:rFonts w:eastAsia="黑体"/>
         <w:b/>
         <w:bCs/>
       </w:rPr>
@@ -12933,6 +13468,7 @@
       <w:spacing w:after="0" w:line="240" w:lineRule="auto"/>
     </w:pPr>
     <w:rPr>
+      <w:rFonts w:eastAsia="黑体"/>
       <w:color w:themeColor="background1" w:val="FFFFFF"/>
     </w:rPr>
     <w:tblPr>
@@ -12951,6 +13487,7 @@
     </w:tcPr>
     <w:tblStylePr w:type="firstRow">
       <w:rPr>
+        <w:rFonts w:eastAsia="黑体"/>
         <w:b/>
         <w:bCs/>
       </w:rPr>
@@ -13047,6 +13584,7 @@
       <w:spacing w:after="0" w:line="240" w:lineRule="auto"/>
     </w:pPr>
     <w:rPr>
+      <w:rFonts w:eastAsia="黑体"/>
       <w:color w:themeColor="background1" w:val="FFFFFF"/>
     </w:rPr>
     <w:tblPr>
@@ -13065,6 +13603,7 @@
     </w:tcPr>
     <w:tblStylePr w:type="firstRow">
       <w:rPr>
+        <w:rFonts w:eastAsia="黑体"/>
         <w:b/>
         <w:bCs/>
       </w:rPr>
@@ -13161,6 +13700,7 @@
       <w:spacing w:after="0" w:line="240" w:lineRule="auto"/>
     </w:pPr>
     <w:rPr>
+      <w:rFonts w:eastAsia="黑体"/>
       <w:color w:themeColor="background1" w:val="FFFFFF"/>
     </w:rPr>
     <w:tblPr>
@@ -13179,6 +13719,7 @@
     </w:tcPr>
     <w:tblStylePr w:type="firstRow">
       <w:rPr>
+        <w:rFonts w:eastAsia="黑体"/>
         <w:b/>
         <w:bCs/>
       </w:rPr>
@@ -13275,6 +13816,7 @@
       <w:spacing w:after="0" w:line="240" w:lineRule="auto"/>
     </w:pPr>
     <w:rPr>
+      <w:rFonts w:eastAsia="黑体"/>
       <w:color w:themeColor="text1" w:val="000000"/>
     </w:rPr>
     <w:tblPr>
@@ -13301,6 +13843,7 @@
     </w:tcPr>
     <w:tblStylePr w:type="firstRow">
       <w:rPr>
+        <w:rFonts w:eastAsia="黑体"/>
         <w:b/>
         <w:bCs/>
       </w:rPr>
@@ -13319,6 +13862,7 @@
     </w:tblStylePr>
     <w:tblStylePr w:type="lastRow">
       <w:rPr>
+        <w:rFonts w:eastAsia="黑体"/>
         <w:b/>
         <w:bCs/>
         <w:color w:themeColor="background1" w:val="FFFFFF"/>
@@ -13333,6 +13877,7 @@
     </w:tblStylePr>
     <w:tblStylePr w:type="firstCol">
       <w:rPr>
+        <w:rFonts w:eastAsia="黑体"/>
         <w:color w:themeColor="background1" w:val="FFFFFF"/>
       </w:rPr>
       <w:tblPr/>
@@ -13350,6 +13895,7 @@
     </w:tblStylePr>
     <w:tblStylePr w:type="lastCol">
       <w:rPr>
+        <w:rFonts w:eastAsia="黑体"/>
         <w:color w:themeColor="background1" w:val="FFFFFF"/>
       </w:rPr>
       <w:tblPr/>
@@ -13379,11 +13925,13 @@
     </w:tblStylePr>
     <w:tblStylePr w:type="neCell">
       <w:rPr>
+        <w:rFonts w:eastAsia="黑体"/>
         <w:color w:themeColor="text1" w:val="000000"/>
       </w:rPr>
     </w:tblStylePr>
     <w:tblStylePr w:type="nwCell">
       <w:rPr>
+        <w:rFonts w:eastAsia="黑体"/>
         <w:color w:themeColor="text1" w:val="000000"/>
       </w:rPr>
     </w:tblStylePr>
@@ -13397,6 +13945,7 @@
       <w:spacing w:after="0" w:line="240" w:lineRule="auto"/>
     </w:pPr>
     <w:rPr>
+      <w:rFonts w:eastAsia="黑体"/>
       <w:color w:themeColor="text1" w:val="000000"/>
     </w:rPr>
     <w:tblPr>
@@ -13423,6 +13972,7 @@
     </w:tcPr>
     <w:tblStylePr w:type="firstRow">
       <w:rPr>
+        <w:rFonts w:eastAsia="黑体"/>
         <w:b/>
         <w:bCs/>
       </w:rPr>
@@ -13441,6 +13991,7 @@
     </w:tblStylePr>
     <w:tblStylePr w:type="lastRow">
       <w:rPr>
+        <w:rFonts w:eastAsia="黑体"/>
         <w:b/>
         <w:bCs/>
         <w:color w:themeColor="background1" w:val="FFFFFF"/>
@@ -13455,6 +14006,7 @@
     </w:tblStylePr>
     <w:tblStylePr w:type="firstCol">
       <w:rPr>
+        <w:rFonts w:eastAsia="黑体"/>
         <w:color w:themeColor="background1" w:val="FFFFFF"/>
       </w:rPr>
       <w:tblPr/>
@@ -13472,6 +14024,7 @@
     </w:tblStylePr>
     <w:tblStylePr w:type="lastCol">
       <w:rPr>
+        <w:rFonts w:eastAsia="黑体"/>
         <w:color w:themeColor="background1" w:val="FFFFFF"/>
       </w:rPr>
       <w:tblPr/>
@@ -13501,11 +14054,13 @@
     </w:tblStylePr>
     <w:tblStylePr w:type="neCell">
       <w:rPr>
+        <w:rFonts w:eastAsia="黑体"/>
         <w:color w:themeColor="text1" w:val="000000"/>
       </w:rPr>
     </w:tblStylePr>
     <w:tblStylePr w:type="nwCell">
       <w:rPr>
+        <w:rFonts w:eastAsia="黑体"/>
         <w:color w:themeColor="text1" w:val="000000"/>
       </w:rPr>
     </w:tblStylePr>
@@ -13519,6 +14074,7 @@
       <w:spacing w:after="0" w:line="240" w:lineRule="auto"/>
     </w:pPr>
     <w:rPr>
+      <w:rFonts w:eastAsia="黑体"/>
       <w:color w:themeColor="text1" w:val="000000"/>
     </w:rPr>
     <w:tblPr>
@@ -13545,6 +14101,7 @@
     </w:tcPr>
     <w:tblStylePr w:type="firstRow">
       <w:rPr>
+        <w:rFonts w:eastAsia="黑体"/>
         <w:b/>
         <w:bCs/>
       </w:rPr>
@@ -13563,6 +14120,7 @@
     </w:tblStylePr>
     <w:tblStylePr w:type="lastRow">
       <w:rPr>
+        <w:rFonts w:eastAsia="黑体"/>
         <w:b/>
         <w:bCs/>
         <w:color w:themeColor="background1" w:val="FFFFFF"/>
@@ -13577,6 +14135,7 @@
     </w:tblStylePr>
     <w:tblStylePr w:type="firstCol">
       <w:rPr>
+        <w:rFonts w:eastAsia="黑体"/>
         <w:color w:themeColor="background1" w:val="FFFFFF"/>
       </w:rPr>
       <w:tblPr/>
@@ -13594,6 +14153,7 @@
     </w:tblStylePr>
     <w:tblStylePr w:type="lastCol">
       <w:rPr>
+        <w:rFonts w:eastAsia="黑体"/>
         <w:color w:themeColor="background1" w:val="FFFFFF"/>
       </w:rPr>
       <w:tblPr/>
@@ -13623,11 +14183,13 @@
     </w:tblStylePr>
     <w:tblStylePr w:type="neCell">
       <w:rPr>
+        <w:rFonts w:eastAsia="黑体"/>
         <w:color w:themeColor="text1" w:val="000000"/>
       </w:rPr>
     </w:tblStylePr>
     <w:tblStylePr w:type="nwCell">
       <w:rPr>
+        <w:rFonts w:eastAsia="黑体"/>
         <w:color w:themeColor="text1" w:val="000000"/>
       </w:rPr>
     </w:tblStylePr>
@@ -13641,6 +14203,7 @@
       <w:spacing w:after="0" w:line="240" w:lineRule="auto"/>
     </w:pPr>
     <w:rPr>
+      <w:rFonts w:eastAsia="黑体"/>
       <w:color w:themeColor="text1" w:val="000000"/>
     </w:rPr>
     <w:tblPr>
@@ -13667,6 +14230,7 @@
     </w:tcPr>
     <w:tblStylePr w:type="firstRow">
       <w:rPr>
+        <w:rFonts w:eastAsia="黑体"/>
         <w:b/>
         <w:bCs/>
       </w:rPr>
@@ -13685,6 +14249,7 @@
     </w:tblStylePr>
     <w:tblStylePr w:type="lastRow">
       <w:rPr>
+        <w:rFonts w:eastAsia="黑体"/>
         <w:b/>
         <w:bCs/>
         <w:color w:themeColor="background1" w:val="FFFFFF"/>
@@ -13699,6 +14264,7 @@
     </w:tblStylePr>
     <w:tblStylePr w:type="firstCol">
       <w:rPr>
+        <w:rFonts w:eastAsia="黑体"/>
         <w:color w:themeColor="background1" w:val="FFFFFF"/>
       </w:rPr>
       <w:tblPr/>
@@ -13716,6 +14282,7 @@
     </w:tblStylePr>
     <w:tblStylePr w:type="lastCol">
       <w:rPr>
+        <w:rFonts w:eastAsia="黑体"/>
         <w:color w:themeColor="background1" w:val="FFFFFF"/>
       </w:rPr>
       <w:tblPr/>
@@ -13753,6 +14320,7 @@
       <w:spacing w:after="0" w:line="240" w:lineRule="auto"/>
     </w:pPr>
     <w:rPr>
+      <w:rFonts w:eastAsia="黑体"/>
       <w:color w:themeColor="text1" w:val="000000"/>
     </w:rPr>
     <w:tblPr>
@@ -13779,6 +14347,7 @@
     </w:tcPr>
     <w:tblStylePr w:type="firstRow">
       <w:rPr>
+        <w:rFonts w:eastAsia="黑体"/>
         <w:b/>
         <w:bCs/>
       </w:rPr>
@@ -13797,6 +14366,7 @@
     </w:tblStylePr>
     <w:tblStylePr w:type="lastRow">
       <w:rPr>
+        <w:rFonts w:eastAsia="黑体"/>
         <w:b/>
         <w:bCs/>
         <w:color w:themeColor="background1" w:val="FFFFFF"/>
@@ -13811,6 +14381,7 @@
     </w:tblStylePr>
     <w:tblStylePr w:type="firstCol">
       <w:rPr>
+        <w:rFonts w:eastAsia="黑体"/>
         <w:color w:themeColor="background1" w:val="FFFFFF"/>
       </w:rPr>
       <w:tblPr/>
@@ -13828,6 +14399,7 @@
     </w:tblStylePr>
     <w:tblStylePr w:type="lastCol">
       <w:rPr>
+        <w:rFonts w:eastAsia="黑体"/>
         <w:color w:themeColor="background1" w:val="FFFFFF"/>
       </w:rPr>
       <w:tblPr/>
@@ -13857,11 +14429,13 @@
     </w:tblStylePr>
     <w:tblStylePr w:type="neCell">
       <w:rPr>
+        <w:rFonts w:eastAsia="黑体"/>
         <w:color w:themeColor="text1" w:val="000000"/>
       </w:rPr>
     </w:tblStylePr>
     <w:tblStylePr w:type="nwCell">
       <w:rPr>
+        <w:rFonts w:eastAsia="黑体"/>
         <w:color w:themeColor="text1" w:val="000000"/>
       </w:rPr>
     </w:tblStylePr>
@@ -13875,6 +14449,7 @@
       <w:spacing w:after="0" w:line="240" w:lineRule="auto"/>
     </w:pPr>
     <w:rPr>
+      <w:rFonts w:eastAsia="黑体"/>
       <w:color w:themeColor="text1" w:val="000000"/>
     </w:rPr>
     <w:tblPr>
@@ -13901,6 +14476,7 @@
     </w:tcPr>
     <w:tblStylePr w:type="firstRow">
       <w:rPr>
+        <w:rFonts w:eastAsia="黑体"/>
         <w:b/>
         <w:bCs/>
       </w:rPr>
@@ -13919,6 +14495,7 @@
     </w:tblStylePr>
     <w:tblStylePr w:type="lastRow">
       <w:rPr>
+        <w:rFonts w:eastAsia="黑体"/>
         <w:b/>
         <w:bCs/>
         <w:color w:themeColor="background1" w:val="FFFFFF"/>
@@ -13933,6 +14510,7 @@
     </w:tblStylePr>
     <w:tblStylePr w:type="firstCol">
       <w:rPr>
+        <w:rFonts w:eastAsia="黑体"/>
         <w:color w:themeColor="background1" w:val="FFFFFF"/>
       </w:rPr>
       <w:tblPr/>
@@ -13950,6 +14528,7 @@
     </w:tblStylePr>
     <w:tblStylePr w:type="lastCol">
       <w:rPr>
+        <w:rFonts w:eastAsia="黑体"/>
         <w:color w:themeColor="background1" w:val="FFFFFF"/>
       </w:rPr>
       <w:tblPr/>
@@ -13979,11 +14558,13 @@
     </w:tblStylePr>
     <w:tblStylePr w:type="neCell">
       <w:rPr>
+        <w:rFonts w:eastAsia="黑体"/>
         <w:color w:themeColor="text1" w:val="000000"/>
       </w:rPr>
     </w:tblStylePr>
     <w:tblStylePr w:type="nwCell">
       <w:rPr>
+        <w:rFonts w:eastAsia="黑体"/>
         <w:color w:themeColor="text1" w:val="000000"/>
       </w:rPr>
     </w:tblStylePr>
@@ -13997,6 +14578,7 @@
       <w:spacing w:after="0" w:line="240" w:lineRule="auto"/>
     </w:pPr>
     <w:rPr>
+      <w:rFonts w:eastAsia="黑体"/>
       <w:color w:themeColor="text1" w:val="000000"/>
     </w:rPr>
     <w:tblPr>
@@ -14023,6 +14605,7 @@
     </w:tcPr>
     <w:tblStylePr w:type="firstRow">
       <w:rPr>
+        <w:rFonts w:eastAsia="黑体"/>
         <w:b/>
         <w:bCs/>
       </w:rPr>
@@ -14041,6 +14624,7 @@
     </w:tblStylePr>
     <w:tblStylePr w:type="lastRow">
       <w:rPr>
+        <w:rFonts w:eastAsia="黑体"/>
         <w:b/>
         <w:bCs/>
         <w:color w:themeColor="background1" w:val="FFFFFF"/>
@@ -14055,6 +14639,7 @@
     </w:tblStylePr>
     <w:tblStylePr w:type="firstCol">
       <w:rPr>
+        <w:rFonts w:eastAsia="黑体"/>
         <w:color w:themeColor="background1" w:val="FFFFFF"/>
       </w:rPr>
       <w:tblPr/>
@@ -14072,6 +14657,7 @@
     </w:tblStylePr>
     <w:tblStylePr w:type="lastCol">
       <w:rPr>
+        <w:rFonts w:eastAsia="黑体"/>
         <w:color w:themeColor="background1" w:val="FFFFFF"/>
       </w:rPr>
       <w:tblPr/>
@@ -14101,11 +14687,13 @@
     </w:tblStylePr>
     <w:tblStylePr w:type="neCell">
       <w:rPr>
+        <w:rFonts w:eastAsia="黑体"/>
         <w:color w:themeColor="text1" w:val="000000"/>
       </w:rPr>
     </w:tblStylePr>
     <w:tblStylePr w:type="nwCell">
       <w:rPr>
+        <w:rFonts w:eastAsia="黑体"/>
         <w:color w:themeColor="text1" w:val="000000"/>
       </w:rPr>
     </w:tblStylePr>
@@ -14119,6 +14707,7 @@
       <w:spacing w:after="0" w:line="240" w:lineRule="auto"/>
     </w:pPr>
     <w:rPr>
+      <w:rFonts w:eastAsia="黑体"/>
       <w:color w:themeColor="text1" w:val="000000"/>
     </w:rPr>
     <w:tblPr>
@@ -14137,6 +14726,7 @@
     </w:tcPr>
     <w:tblStylePr w:type="firstRow">
       <w:rPr>
+        <w:rFonts w:eastAsia="黑体"/>
         <w:b/>
         <w:bCs/>
         <w:color w:themeColor="background1" w:val="FFFFFF"/>
@@ -14151,6 +14741,7 @@
     </w:tblStylePr>
     <w:tblStylePr w:type="lastRow">
       <w:rPr>
+        <w:rFonts w:eastAsia="黑体"/>
         <w:b/>
         <w:bCs/>
         <w:color w:themeColor="accent2" w:themeShade="CC" w:val="9E3A38"/>
@@ -14165,12 +14756,14 @@
     </w:tblStylePr>
     <w:tblStylePr w:type="firstCol">
       <w:rPr>
+        <w:rFonts w:eastAsia="黑体"/>
         <w:b/>
         <w:bCs/>
       </w:rPr>
     </w:tblStylePr>
     <w:tblStylePr w:type="lastCol">
       <w:rPr>
+        <w:rFonts w:eastAsia="黑体"/>
         <w:b/>
         <w:bCs/>
       </w:rPr>
@@ -14205,6 +14798,7 @@
       <w:spacing w:after="0" w:line="240" w:lineRule="auto"/>
     </w:pPr>
     <w:rPr>
+      <w:rFonts w:eastAsia="黑体"/>
       <w:color w:themeColor="text1" w:val="000000"/>
     </w:rPr>
     <w:tblPr>
@@ -14223,6 +14817,7 @@
     </w:tcPr>
     <w:tblStylePr w:type="firstRow">
       <w:rPr>
+        <w:rFonts w:eastAsia="黑体"/>
         <w:b/>
         <w:bCs/>
         <w:color w:themeColor="background1" w:val="FFFFFF"/>
@@ -14237,6 +14832,7 @@
     </w:tblStylePr>
     <w:tblStylePr w:type="lastRow">
       <w:rPr>
+        <w:rFonts w:eastAsia="黑体"/>
         <w:b/>
         <w:bCs/>
         <w:color w:themeColor="accent2" w:themeShade="CC" w:val="9E3A38"/>
@@ -14251,12 +14847,14 @@
     </w:tblStylePr>
     <w:tblStylePr w:type="firstCol">
       <w:rPr>
+        <w:rFonts w:eastAsia="黑体"/>
         <w:b/>
         <w:bCs/>
       </w:rPr>
     </w:tblStylePr>
     <w:tblStylePr w:type="lastCol">
       <w:rPr>
+        <w:rFonts w:eastAsia="黑体"/>
         <w:b/>
         <w:bCs/>
       </w:rPr>
@@ -14291,6 +14889,7 @@
       <w:spacing w:after="0" w:line="240" w:lineRule="auto"/>
     </w:pPr>
     <w:rPr>
+      <w:rFonts w:eastAsia="黑体"/>
       <w:color w:themeColor="text1" w:val="000000"/>
     </w:rPr>
     <w:tblPr>
@@ -14309,6 +14908,7 @@
     </w:tcPr>
     <w:tblStylePr w:type="firstRow">
       <w:rPr>
+        <w:rFonts w:eastAsia="黑体"/>
         <w:b/>
         <w:bCs/>
         <w:color w:themeColor="background1" w:val="FFFFFF"/>
@@ -14323,6 +14923,7 @@
     </w:tblStylePr>
     <w:tblStylePr w:type="lastRow">
       <w:rPr>
+        <w:rFonts w:eastAsia="黑体"/>
         <w:b/>
         <w:bCs/>
         <w:color w:themeColor="accent2" w:themeShade="CC" w:val="9E3A38"/>
@@ -14337,12 +14938,14 @@
     </w:tblStylePr>
     <w:tblStylePr w:type="firstCol">
       <w:rPr>
+        <w:rFonts w:eastAsia="黑体"/>
         <w:b/>
         <w:bCs/>
       </w:rPr>
     </w:tblStylePr>
     <w:tblStylePr w:type="lastCol">
       <w:rPr>
+        <w:rFonts w:eastAsia="黑体"/>
         <w:b/>
         <w:bCs/>
       </w:rPr>
@@ -14377,6 +14980,7 @@
       <w:spacing w:after="0" w:line="240" w:lineRule="auto"/>
     </w:pPr>
     <w:rPr>
+      <w:rFonts w:eastAsia="黑体"/>
       <w:color w:themeColor="text1" w:val="000000"/>
     </w:rPr>
     <w:tblPr>
@@ -14395,6 +14999,7 @@
     </w:tcPr>
     <w:tblStylePr w:type="firstRow">
       <w:rPr>
+        <w:rFonts w:eastAsia="黑体"/>
         <w:b/>
         <w:bCs/>
         <w:color w:themeColor="background1" w:val="FFFFFF"/>
@@ -14409,6 +15014,7 @@
     </w:tblStylePr>
     <w:tblStylePr w:type="lastRow">
       <w:rPr>
+        <w:rFonts w:eastAsia="黑体"/>
         <w:b/>
         <w:bCs/>
         <w:color w:themeColor="accent4" w:themeShade="CC" w:val="664E82"/>
@@ -14423,12 +15029,14 @@
     </w:tblStylePr>
     <w:tblStylePr w:type="firstCol">
       <w:rPr>
+        <w:rFonts w:eastAsia="黑体"/>
         <w:b/>
         <w:bCs/>
       </w:rPr>
     </w:tblStylePr>
     <w:tblStylePr w:type="lastCol">
       <w:rPr>
+        <w:rFonts w:eastAsia="黑体"/>
         <w:b/>
         <w:bCs/>
       </w:rPr>
@@ -14463,6 +15071,7 @@
       <w:spacing w:after="0" w:line="240" w:lineRule="auto"/>
     </w:pPr>
     <w:rPr>
+      <w:rFonts w:eastAsia="黑体"/>
       <w:color w:themeColor="text1" w:val="000000"/>
     </w:rPr>
     <w:tblPr>
@@ -14481,6 +15090,7 @@
     </w:tcPr>
     <w:tblStylePr w:type="firstRow">
       <w:rPr>
+        <w:rFonts w:eastAsia="黑体"/>
         <w:b/>
         <w:bCs/>
         <w:color w:themeColor="background1" w:val="FFFFFF"/>
@@ -14495,6 +15105,7 @@
     </w:tblStylePr>
     <w:tblStylePr w:type="lastRow">
       <w:rPr>
+        <w:rFonts w:eastAsia="黑体"/>
         <w:b/>
         <w:bCs/>
         <w:color w:themeColor="accent3" w:themeShade="CC" w:val="7E9C40"/>
@@ -14509,12 +15120,14 @@
     </w:tblStylePr>
     <w:tblStylePr w:type="firstCol">
       <w:rPr>
+        <w:rFonts w:eastAsia="黑体"/>
         <w:b/>
         <w:bCs/>
       </w:rPr>
     </w:tblStylePr>
     <w:tblStylePr w:type="lastCol">
       <w:rPr>
+        <w:rFonts w:eastAsia="黑体"/>
         <w:b/>
         <w:bCs/>
       </w:rPr>
@@ -14549,6 +15162,7 @@
       <w:spacing w:after="0" w:line="240" w:lineRule="auto"/>
     </w:pPr>
     <w:rPr>
+      <w:rFonts w:eastAsia="黑体"/>
       <w:color w:themeColor="text1" w:val="000000"/>
     </w:rPr>
     <w:tblPr>
@@ -14567,6 +15181,7 @@
     </w:tcPr>
     <w:tblStylePr w:type="firstRow">
       <w:rPr>
+        <w:rFonts w:eastAsia="黑体"/>
         <w:b/>
         <w:bCs/>
         <w:color w:themeColor="background1" w:val="FFFFFF"/>
@@ -14581,6 +15196,7 @@
     </w:tblStylePr>
     <w:tblStylePr w:type="lastRow">
       <w:rPr>
+        <w:rFonts w:eastAsia="黑体"/>
         <w:b/>
         <w:bCs/>
         <w:color w:themeColor="accent6" w:themeShade="CC" w:val="F2730A"/>
@@ -14595,12 +15211,14 @@
     </w:tblStylePr>
     <w:tblStylePr w:type="firstCol">
       <w:rPr>
+        <w:rFonts w:eastAsia="黑体"/>
         <w:b/>
         <w:bCs/>
       </w:rPr>
     </w:tblStylePr>
     <w:tblStylePr w:type="lastCol">
       <w:rPr>
+        <w:rFonts w:eastAsia="黑体"/>
         <w:b/>
         <w:bCs/>
       </w:rPr>
@@ -14635,6 +15253,7 @@
       <w:spacing w:after="0" w:line="240" w:lineRule="auto"/>
     </w:pPr>
     <w:rPr>
+      <w:rFonts w:eastAsia="黑体"/>
       <w:color w:themeColor="text1" w:val="000000"/>
     </w:rPr>
     <w:tblPr>
@@ -14653,6 +15272,7 @@
     </w:tcPr>
     <w:tblStylePr w:type="firstRow">
       <w:rPr>
+        <w:rFonts w:eastAsia="黑体"/>
         <w:b/>
         <w:bCs/>
         <w:color w:themeColor="background1" w:val="FFFFFF"/>
@@ -14667,6 +15287,7 @@
     </w:tblStylePr>
     <w:tblStylePr w:type="lastRow">
       <w:rPr>
+        <w:rFonts w:eastAsia="黑体"/>
         <w:b/>
         <w:bCs/>
         <w:color w:themeColor="accent5" w:themeShade="CC" w:val="348DA5"/>
@@ -14681,12 +15302,14 @@
     </w:tblStylePr>
     <w:tblStylePr w:type="firstCol">
       <w:rPr>
+        <w:rFonts w:eastAsia="黑体"/>
         <w:b/>
         <w:bCs/>
       </w:rPr>
     </w:tblStylePr>
     <w:tblStylePr w:type="lastCol">
       <w:rPr>
+        <w:rFonts w:eastAsia="黑体"/>
         <w:b/>
         <w:bCs/>
       </w:rPr>
@@ -14721,6 +15344,7 @@
       <w:spacing w:after="0" w:line="240" w:lineRule="auto"/>
     </w:pPr>
     <w:rPr>
+      <w:rFonts w:eastAsia="黑体"/>
       <w:color w:themeColor="text1" w:val="000000"/>
     </w:rPr>
     <w:tblPr>
@@ -14742,6 +15366,7 @@
     </w:tcPr>
     <w:tblStylePr w:type="firstRow">
       <w:rPr>
+        <w:rFonts w:eastAsia="黑体"/>
         <w:b/>
         <w:bCs/>
       </w:rPr>
@@ -14752,6 +15377,7 @@
     </w:tblStylePr>
     <w:tblStylePr w:type="lastRow">
       <w:rPr>
+        <w:rFonts w:eastAsia="黑体"/>
         <w:b/>
         <w:bCs/>
         <w:color w:themeColor="text1" w:val="000000"/>
@@ -14763,6 +15389,7 @@
     </w:tblStylePr>
     <w:tblStylePr w:type="firstCol">
       <w:rPr>
+        <w:rFonts w:eastAsia="黑体"/>
         <w:color w:themeColor="background1" w:val="FFFFFF"/>
       </w:rPr>
       <w:tblPr/>
@@ -14772,6 +15399,7 @@
     </w:tblStylePr>
     <w:tblStylePr w:type="lastCol">
       <w:rPr>
+        <w:rFonts w:eastAsia="黑体"/>
         <w:color w:themeColor="background1" w:val="FFFFFF"/>
       </w:rPr>
       <w:tblPr/>
@@ -14801,6 +15429,7 @@
       <w:spacing w:after="0" w:line="240" w:lineRule="auto"/>
     </w:pPr>
     <w:rPr>
+      <w:rFonts w:eastAsia="黑体"/>
       <w:color w:themeColor="text1" w:val="000000"/>
     </w:rPr>
     <w:tblPr>
@@ -14822,6 +15451,7 @@
     </w:tcPr>
     <w:tblStylePr w:type="firstRow">
       <w:rPr>
+        <w:rFonts w:eastAsia="黑体"/>
         <w:b/>
         <w:bCs/>
       </w:rPr>
@@ -14832,6 +15462,7 @@
     </w:tblStylePr>
     <w:tblStylePr w:type="lastRow">
       <w:rPr>
+        <w:rFonts w:eastAsia="黑体"/>
         <w:b/>
         <w:bCs/>
         <w:color w:themeColor="text1" w:val="000000"/>
@@ -14843,6 +15474,7 @@
     </w:tblStylePr>
     <w:tblStylePr w:type="firstCol">
       <w:rPr>
+        <w:rFonts w:eastAsia="黑体"/>
         <w:color w:themeColor="background1" w:val="FFFFFF"/>
       </w:rPr>
       <w:tblPr/>
@@ -14852,6 +15484,7 @@
     </w:tblStylePr>
     <w:tblStylePr w:type="lastCol">
       <w:rPr>
+        <w:rFonts w:eastAsia="黑体"/>
         <w:color w:themeColor="background1" w:val="FFFFFF"/>
       </w:rPr>
       <w:tblPr/>
@@ -14881,6 +15514,7 @@
       <w:spacing w:after="0" w:line="240" w:lineRule="auto"/>
     </w:pPr>
     <w:rPr>
+      <w:rFonts w:eastAsia="黑体"/>
       <w:color w:themeColor="text1" w:val="000000"/>
     </w:rPr>
     <w:tblPr>
@@ -14902,6 +15536,7 @@
     </w:tcPr>
     <w:tblStylePr w:type="firstRow">
       <w:rPr>
+        <w:rFonts w:eastAsia="黑体"/>
         <w:b/>
         <w:bCs/>
       </w:rPr>
@@ -14912,6 +15547,7 @@
     </w:tblStylePr>
     <w:tblStylePr w:type="lastRow">
       <w:rPr>
+        <w:rFonts w:eastAsia="黑体"/>
         <w:b/>
         <w:bCs/>
         <w:color w:themeColor="text1" w:val="000000"/>
@@ -14923,6 +15559,7 @@
     </w:tblStylePr>
     <w:tblStylePr w:type="firstCol">
       <w:rPr>
+        <w:rFonts w:eastAsia="黑体"/>
         <w:color w:themeColor="background1" w:val="FFFFFF"/>
       </w:rPr>
       <w:tblPr/>
@@ -14932,6 +15569,7 @@
     </w:tblStylePr>
     <w:tblStylePr w:type="lastCol">
       <w:rPr>
+        <w:rFonts w:eastAsia="黑体"/>
         <w:color w:themeColor="background1" w:val="FFFFFF"/>
       </w:rPr>
       <w:tblPr/>
@@ -14961,6 +15599,7 @@
       <w:spacing w:after="0" w:line="240" w:lineRule="auto"/>
     </w:pPr>
     <w:rPr>
+      <w:rFonts w:eastAsia="黑体"/>
       <w:color w:themeColor="text1" w:val="000000"/>
     </w:rPr>
     <w:tblPr>
@@ -14982,6 +15621,7 @@
     </w:tcPr>
     <w:tblStylePr w:type="firstRow">
       <w:rPr>
+        <w:rFonts w:eastAsia="黑体"/>
         <w:b/>
         <w:bCs/>
       </w:rPr>
@@ -14992,6 +15632,7 @@
     </w:tblStylePr>
     <w:tblStylePr w:type="lastRow">
       <w:rPr>
+        <w:rFonts w:eastAsia="黑体"/>
         <w:b/>
         <w:bCs/>
         <w:color w:themeColor="text1" w:val="000000"/>
@@ -15003,6 +15644,7 @@
     </w:tblStylePr>
     <w:tblStylePr w:type="firstCol">
       <w:rPr>
+        <w:rFonts w:eastAsia="黑体"/>
         <w:color w:themeColor="background1" w:val="FFFFFF"/>
       </w:rPr>
       <w:tblPr/>
@@ -15012,6 +15654,7 @@
     </w:tblStylePr>
     <w:tblStylePr w:type="lastCol">
       <w:rPr>
+        <w:rFonts w:eastAsia="黑体"/>
         <w:color w:themeColor="background1" w:val="FFFFFF"/>
       </w:rPr>
       <w:tblPr/>
@@ -15041,6 +15684,7 @@
       <w:spacing w:after="0" w:line="240" w:lineRule="auto"/>
     </w:pPr>
     <w:rPr>
+      <w:rFonts w:eastAsia="黑体"/>
       <w:color w:themeColor="text1" w:val="000000"/>
     </w:rPr>
     <w:tblPr>
@@ -15062,6 +15706,7 @@
     </w:tcPr>
     <w:tblStylePr w:type="firstRow">
       <w:rPr>
+        <w:rFonts w:eastAsia="黑体"/>
         <w:b/>
         <w:bCs/>
       </w:rPr>
@@ -15072,6 +15717,7 @@
     </w:tblStylePr>
     <w:tblStylePr w:type="lastRow">
       <w:rPr>
+        <w:rFonts w:eastAsia="黑体"/>
         <w:b/>
         <w:bCs/>
         <w:color w:themeColor="text1" w:val="000000"/>
@@ -15083,6 +15729,7 @@
     </w:tblStylePr>
     <w:tblStylePr w:type="firstCol">
       <w:rPr>
+        <w:rFonts w:eastAsia="黑体"/>
         <w:color w:themeColor="background1" w:val="FFFFFF"/>
       </w:rPr>
       <w:tblPr/>
@@ -15092,6 +15739,7 @@
     </w:tblStylePr>
     <w:tblStylePr w:type="lastCol">
       <w:rPr>
+        <w:rFonts w:eastAsia="黑体"/>
         <w:color w:themeColor="background1" w:val="FFFFFF"/>
       </w:rPr>
       <w:tblPr/>
@@ -15121,6 +15769,7 @@
       <w:spacing w:after="0" w:line="240" w:lineRule="auto"/>
     </w:pPr>
     <w:rPr>
+      <w:rFonts w:eastAsia="黑体"/>
       <w:color w:themeColor="text1" w:val="000000"/>
     </w:rPr>
     <w:tblPr>
@@ -15142,6 +15791,7 @@
     </w:tcPr>
     <w:tblStylePr w:type="firstRow">
       <w:rPr>
+        <w:rFonts w:eastAsia="黑体"/>
         <w:b/>
         <w:bCs/>
       </w:rPr>
@@ -15152,6 +15802,7 @@
     </w:tblStylePr>
     <w:tblStylePr w:type="lastRow">
       <w:rPr>
+        <w:rFonts w:eastAsia="黑体"/>
         <w:b/>
         <w:bCs/>
         <w:color w:themeColor="text1" w:val="000000"/>
@@ -15163,6 +15814,7 @@
     </w:tblStylePr>
     <w:tblStylePr w:type="firstCol">
       <w:rPr>
+        <w:rFonts w:eastAsia="黑体"/>
         <w:color w:themeColor="background1" w:val="FFFFFF"/>
       </w:rPr>
       <w:tblPr/>
@@ -15172,6 +15824,7 @@
     </w:tblStylePr>
     <w:tblStylePr w:type="lastCol">
       <w:rPr>
+        <w:rFonts w:eastAsia="黑体"/>
         <w:color w:themeColor="background1" w:val="FFFFFF"/>
       </w:rPr>
       <w:tblPr/>
@@ -15201,6 +15854,7 @@
       <w:spacing w:after="0" w:line="240" w:lineRule="auto"/>
     </w:pPr>
     <w:rPr>
+      <w:rFonts w:eastAsia="黑体"/>
       <w:color w:themeColor="text1" w:val="000000"/>
     </w:rPr>
     <w:tblPr>
@@ -15222,6 +15876,7 @@
     </w:tcPr>
     <w:tblStylePr w:type="firstRow">
       <w:rPr>
+        <w:rFonts w:eastAsia="黑体"/>
         <w:b/>
         <w:bCs/>
       </w:rPr>
@@ -15232,6 +15887,7 @@
     </w:tblStylePr>
     <w:tblStylePr w:type="lastRow">
       <w:rPr>
+        <w:rFonts w:eastAsia="黑体"/>
         <w:b/>
         <w:bCs/>
         <w:color w:themeColor="text1" w:val="000000"/>
@@ -15243,6 +15899,7 @@
     </w:tblStylePr>
     <w:tblStylePr w:type="firstCol">
       <w:rPr>
+        <w:rFonts w:eastAsia="黑体"/>
         <w:color w:themeColor="background1" w:val="FFFFFF"/>
       </w:rPr>
       <w:tblPr/>
@@ -15252,6 +15909,7 @@
     </w:tblStylePr>
     <w:tblStylePr w:type="lastCol">
       <w:rPr>
+        <w:rFonts w:eastAsia="黑体"/>
         <w:color w:themeColor="background1" w:val="FFFFFF"/>
       </w:rPr>
       <w:tblPr/>
@@ -15284,6 +15942,7 @@
     <w:name w:val="KeywordTok"/>
     <w:basedOn w:val="VerbatimChar"/>
     <w:rPr>
+      <w:rFonts w:eastAsia="黑体"/>
       <w:b/>
       <w:color w:val="007020"/>
     </w:rPr>
@@ -15292,6 +15951,7 @@
     <w:name w:val="DataTypeTok"/>
     <w:basedOn w:val="VerbatimChar"/>
     <w:rPr>
+      <w:rFonts w:eastAsia="黑体"/>
       <w:color w:val="902000"/>
     </w:rPr>
   </w:style>
@@ -15299,6 +15959,7 @@
     <w:name w:val="DecValTok"/>
     <w:basedOn w:val="VerbatimChar"/>
     <w:rPr>
+      <w:rFonts w:eastAsia="黑体"/>
       <w:color w:val="40a070"/>
     </w:rPr>
   </w:style>
@@ -15306,6 +15967,7 @@
     <w:name w:val="BaseNTok"/>
     <w:basedOn w:val="VerbatimChar"/>
     <w:rPr>
+      <w:rFonts w:eastAsia="黑体"/>
       <w:color w:val="40a070"/>
     </w:rPr>
   </w:style>
@@ -15313,6 +15975,7 @@
     <w:name w:val="FloatTok"/>
     <w:basedOn w:val="VerbatimChar"/>
     <w:rPr>
+      <w:rFonts w:eastAsia="黑体"/>
       <w:color w:val="40a070"/>
     </w:rPr>
   </w:style>
@@ -15320,6 +15983,7 @@
     <w:name w:val="ConstantTok"/>
     <w:basedOn w:val="VerbatimChar"/>
     <w:rPr>
+      <w:rFonts w:eastAsia="黑体"/>
       <w:color w:val="880000"/>
     </w:rPr>
   </w:style>
@@ -15327,6 +15991,7 @@
     <w:name w:val="CharTok"/>
     <w:basedOn w:val="VerbatimChar"/>
     <w:rPr>
+      <w:rFonts w:eastAsia="黑体"/>
       <w:color w:val="4070a0"/>
     </w:rPr>
   </w:style>
@@ -15334,6 +15999,7 @@
     <w:name w:val="SpecialCharTok"/>
     <w:basedOn w:val="VerbatimChar"/>
     <w:rPr>
+      <w:rFonts w:eastAsia="黑体"/>
       <w:color w:val="4070a0"/>
     </w:rPr>
   </w:style>
@@ -15341,6 +16007,7 @@
     <w:name w:val="StringTok"/>
     <w:basedOn w:val="VerbatimChar"/>
     <w:rPr>
+      <w:rFonts w:eastAsia="黑体"/>
       <w:color w:val="4070a0"/>
     </w:rPr>
   </w:style>
@@ -15348,6 +16015,7 @@
     <w:name w:val="VerbatimStringTok"/>
     <w:basedOn w:val="VerbatimChar"/>
     <w:rPr>
+      <w:rFonts w:eastAsia="黑体"/>
       <w:color w:val="4070a0"/>
     </w:rPr>
   </w:style>
@@ -15355,6 +16023,7 @@
     <w:name w:val="SpecialStringTok"/>
     <w:basedOn w:val="VerbatimChar"/>
     <w:rPr>
+      <w:rFonts w:eastAsia="黑体"/>
       <w:color w:val="bb6688"/>
     </w:rPr>
   </w:style>
@@ -15362,6 +16031,7 @@
     <w:name w:val="ImportTok"/>
     <w:basedOn w:val="VerbatimChar"/>
     <w:rPr>
+      <w:rFonts w:eastAsia="黑体"/>
       <w:b/>
       <w:color w:val="008000"/>
     </w:rPr>
@@ -15370,6 +16040,7 @@
     <w:name w:val="CommentTok"/>
     <w:basedOn w:val="VerbatimChar"/>
     <w:rPr>
+      <w:rFonts w:eastAsia="黑体"/>
       <w:i/>
       <w:color w:val="60a0b0"/>
     </w:rPr>
@@ -15378,6 +16049,7 @@
     <w:name w:val="DocumentationTok"/>
     <w:basedOn w:val="VerbatimChar"/>
     <w:rPr>
+      <w:rFonts w:eastAsia="黑体"/>
       <w:i/>
       <w:color w:val="ba2121"/>
     </w:rPr>
@@ -15386,6 +16058,7 @@
     <w:name w:val="AnnotationTok"/>
     <w:basedOn w:val="VerbatimChar"/>
     <w:rPr>
+      <w:rFonts w:eastAsia="黑体"/>
       <w:b/>
       <w:i/>
       <w:color w:val="60a0b0"/>
@@ -15395,6 +16068,7 @@
     <w:name w:val="CommentVarTok"/>
     <w:basedOn w:val="VerbatimChar"/>
     <w:rPr>
+      <w:rFonts w:eastAsia="黑体"/>
       <w:b/>
       <w:i/>
       <w:color w:val="60a0b0"/>
@@ -15404,6 +16078,7 @@
     <w:name w:val="OtherTok"/>
     <w:basedOn w:val="VerbatimChar"/>
     <w:rPr>
+      <w:rFonts w:eastAsia="黑体"/>
       <w:color w:val="007020"/>
     </w:rPr>
   </w:style>
@@ -15411,6 +16086,7 @@
     <w:name w:val="FunctionTok"/>
     <w:basedOn w:val="VerbatimChar"/>
     <w:rPr>
+      <w:rFonts w:eastAsia="黑体"/>
       <w:color w:val="06287e"/>
     </w:rPr>
   </w:style>
@@ -15418,6 +16094,7 @@
     <w:name w:val="VariableTok"/>
     <w:basedOn w:val="VerbatimChar"/>
     <w:rPr>
+      <w:rFonts w:eastAsia="黑体"/>
       <w:color w:val="19177c"/>
     </w:rPr>
   </w:style>
@@ -15425,6 +16102,7 @@
     <w:name w:val="ControlFlowTok"/>
     <w:basedOn w:val="VerbatimChar"/>
     <w:rPr>
+      <w:rFonts w:eastAsia="黑体"/>
       <w:b/>
       <w:color w:val="007020"/>
     </w:rPr>
@@ -15433,6 +16111,7 @@
     <w:name w:val="OperatorTok"/>
     <w:basedOn w:val="VerbatimChar"/>
     <w:rPr>
+      <w:rFonts w:eastAsia="黑体"/>
       <w:color w:val="666666"/>
     </w:rPr>
   </w:style>
@@ -15440,18 +16119,22 @@
     <w:name w:val="BuiltInTok"/>
     <w:basedOn w:val="VerbatimChar"/>
     <w:rPr>
+      <w:rFonts w:eastAsia="黑体"/>
       <w:color w:val="008000"/>
     </w:rPr>
   </w:style>
   <w:style w:type="character" w:customStyle="1" w:styleId="ExtensionTok">
     <w:name w:val="ExtensionTok"/>
     <w:basedOn w:val="VerbatimChar"/>
-    <w:rPr/>
+    <w:rPr>
+      <w:rFonts w:eastAsia="黑体"/>
+    </w:rPr>
   </w:style>
   <w:style w:type="character" w:customStyle="1" w:styleId="PreprocessorTok">
     <w:name w:val="PreprocessorTok"/>
     <w:basedOn w:val="VerbatimChar"/>
     <w:rPr>
+      <w:rFonts w:eastAsia="黑体"/>
       <w:color w:val="bc7a00"/>
     </w:rPr>
   </w:style>
@@ -15459,18 +16142,22 @@
     <w:name w:val="AttributeTok"/>
     <w:basedOn w:val="VerbatimChar"/>
     <w:rPr>
+      <w:rFonts w:eastAsia="黑体"/>
       <w:color w:val="7d9029"/>
     </w:rPr>
   </w:style>
   <w:style w:type="character" w:customStyle="1" w:styleId="RegionMarkerTok">
     <w:name w:val="RegionMarkerTok"/>
     <w:basedOn w:val="VerbatimChar"/>
-    <w:rPr/>
+    <w:rPr>
+      <w:rFonts w:eastAsia="黑体"/>
+    </w:rPr>
   </w:style>
   <w:style w:type="character" w:customStyle="1" w:styleId="InformationTok">
     <w:name w:val="InformationTok"/>
     <w:basedOn w:val="VerbatimChar"/>
     <w:rPr>
+      <w:rFonts w:eastAsia="黑体"/>
       <w:b/>
       <w:i/>
       <w:color w:val="60a0b0"/>
@@ -15480,6 +16167,7 @@
     <w:name w:val="WarningTok"/>
     <w:basedOn w:val="VerbatimChar"/>
     <w:rPr>
+      <w:rFonts w:eastAsia="黑体"/>
       <w:b/>
       <w:i/>
       <w:color w:val="60a0b0"/>
@@ -15489,6 +16177,7 @@
     <w:name w:val="AlertTok"/>
     <w:basedOn w:val="VerbatimChar"/>
     <w:rPr>
+      <w:rFonts w:eastAsia="黑体"/>
       <w:b/>
       <w:color w:val="ff0000"/>
     </w:rPr>
@@ -15497,6 +16186,7 @@
     <w:name w:val="ErrorTok"/>
     <w:basedOn w:val="VerbatimChar"/>
     <w:rPr>
+      <w:rFonts w:eastAsia="黑体"/>
       <w:b/>
       <w:color w:val="ff0000"/>
     </w:rPr>
@@ -15504,7 +16194,9 @@
   <w:style w:type="character" w:customStyle="1" w:styleId="NormalTok">
     <w:name w:val="NormalTok"/>
     <w:basedOn w:val="VerbatimChar"/>
-    <w:rPr/>
+    <w:rPr>
+      <w:rFonts w:eastAsia="黑体"/>
+    </w:rPr>
   </w:style>
 </w:styles>
 </file>
@@ -15553,12 +16245,12 @@
     <a:fontScheme name="Office">
       <a:majorFont>
         <a:latin typeface="Calibri"/>
-        <a:ea typeface=""/>
+        <a:ea typeface="黑体"/>
         <a:cs typeface=""/>
         <a:font script="Jpan" typeface="ＭＳ ゴシック"/>
         <a:font script="Hang" typeface="맑은 고딕"/>
-        <a:font script="Hans" typeface="宋体"/>
-        <a:font script="Hant" typeface="新細明體"/>
+        <a:font script="Hans" typeface="黑体"/>
+        <a:font script="Hant" typeface="黑体"/>
         <a:font script="Arab" typeface="Times New Roman"/>
         <a:font script="Hebr" typeface="Times New Roman"/>
         <a:font script="Thai" typeface="Angsana New"/>
@@ -15588,12 +16280,12 @@
       </a:majorFont>
       <a:minorFont>
         <a:latin typeface="Cambria"/>
-        <a:ea typeface=""/>
+        <a:ea typeface="黑体"/>
         <a:cs typeface=""/>
         <a:font script="Jpan" typeface="ＭＳ 明朝"/>
         <a:font script="Hang" typeface="맑은 고딕"/>
-        <a:font script="Hans" typeface="宋体"/>
-        <a:font script="Hant" typeface="新細明體"/>
+        <a:font script="Hans" typeface="黑体"/>
+        <a:font script="Hant" typeface="黑体"/>
         <a:font script="Arab" typeface="Arial"/>
         <a:font script="Hebr" typeface="Arial"/>
         <a:font script="Thai" typeface="Cordia New"/>

--- a/07-驱动电路/03-功率器件栅极驱动/IGBT栅极驱动电路/IGBT栅极驱动电路.docx
+++ b/07-驱动电路/03-功率器件栅极驱动/IGBT栅极驱动电路/IGBT栅极驱动电路.docx
@@ -3174,7 +3174,7 @@
           <w:color w:val="555555"/>
           <w:sz w:val="21"/>
         </w:rPr>
-        <w:t>材料收集者：杜文杰，WX手机：19519196569，QQ:3478827729</w:t>
+        <w:t>材料收集者：杜文杰，微信/手机：19519196569，QQ:3478827729</w:t>
       </w:r>
     </w:p>
     <w:sectPr>
